--- a/SGB_Functionality_Audit_2026/01_SGB_Constitution/07_Proof_of_Submission_to_District_HOD_2026-02-16.docx
+++ b/SGB_Functionality_Audit_2026/01_SGB_Constitution/07_Proof_of_Submission_to_District_HOD_2026-02-16.docx
@@ -2,6 +2,288 @@
 <file path=word/document.xml><?xml version="1.0" encoding="utf-8"?>
 <w:document xmlns:wpc="http://schemas.microsoft.com/office/word/2010/wordprocessingCanvas" xmlns:mc="http://schemas.openxmlformats.org/markup-compatibility/2006" xmlns:o="urn:schemas-microsoft-com:office:office" xmlns:r="http://schemas.openxmlformats.org/officeDocument/2006/relationships" xmlns:m="http://schemas.openxmlformats.org/officeDocument/2006/math" xmlns:v="urn:schemas-microsoft-com:vml" xmlns:wp14="http://schemas.microsoft.com/office/word/2010/wordprocessingDrawing" xmlns:wp="http://schemas.openxmlformats.org/drawingml/2006/wordprocessingDrawing" xmlns:w10="urn:schemas-microsoft-com:office:word" xmlns:w="http://schemas.openxmlformats.org/wordprocessingml/2006/main" xmlns:w14="http://schemas.microsoft.com/office/word/2010/wordml" xmlns:w15="http://schemas.microsoft.com/office/word/2012/wordml" xmlns:wpg="http://schemas.microsoft.com/office/word/2010/wordprocessingGroup" xmlns:wpi="http://schemas.microsoft.com/office/word/2010/wordprocessingInk" xmlns:wne="http://schemas.microsoft.com/office/word/2006/wordml" xmlns:wps="http://schemas.microsoft.com/office/word/2010/wordprocessingShape" xmlns:cx="http://schemas.microsoft.com/office/drawing/2014/chartex" xmlns:cx1="http://schemas.microsoft.com/office/drawing/2015/9/8/chartex" xmlns:cx2="http://schemas.microsoft.com/office/drawing/2015/10/21/chartex" xmlns:cx3="http://schemas.microsoft.com/office/drawing/2016/5/9/chartex" xmlns:cx4="http://schemas.microsoft.com/office/drawing/2016/5/10/chartex" xmlns:cx5="http://schemas.microsoft.com/office/drawing/2016/5/11/chartex" xmlns:cx6="http://schemas.microsoft.com/office/drawing/2016/5/12/chartex" xmlns:cx7="http://schemas.microsoft.com/office/drawing/2016/5/13/chartex" xmlns:cx8="http://schemas.microsoft.com/office/drawing/2016/5/14/chartex" xmlns:aink="http://schemas.microsoft.com/office/drawing/2016/ink" xmlns:am3d="http://schemas.microsoft.com/office/drawing/2017/model3d" xmlns:w16cex="http://schemas.microsoft.com/office/word/2018/wordml/cex" xmlns:w16cid="http://schemas.microsoft.com/office/word/2016/wordml/cid" xmlns:w16="http://schemas.microsoft.com/office/word/2018/wordml" xmlns:w16sdtdh="http://schemas.microsoft.com/office/word/2020/wordml/sdtdatahash" xmlns:w16se="http://schemas.microsoft.com/office/word/2015/wordml/symex" mc:Ignorable="w14 w15 wp14">
   <w:body>
+    <w:tbl>
+      <w:tblPr>
+        <w:tblW w:type="dxa" w:w="10771"/>
+        <w:tblBorders>
+          <w:top w:val="none"/>
+          <w:left w:val="none"/>
+          <w:bottom w:val="none"/>
+          <w:right w:val="none"/>
+          <w:insideH w:val="none"/>
+          <w:insideV w:val="none"/>
+        </w:tblBorders>
+      </w:tblPr>
+      <w:tblGrid>
+        <w:gridCol w:w="100"/>
+        <w:gridCol w:w="100"/>
+      </w:tblGrid>
+      <w:tr>
+        <w:trPr>
+          <w:trHeight w:val="198" w:hRule="exact"/>
+        </w:trPr>
+        <w:tc>
+          <w:tcPr>
+            <w:tcW w:type="dxa" w:w="7324"/>
+            <w:shd w:fill="A6192E"/>
+            <w:tcMar>
+              <w:top w:type="dxa" w:w="0"/>
+              <w:left w:type="dxa" w:w="0"/>
+              <w:bottom w:type="dxa" w:w="0"/>
+              <w:right w:type="dxa" w:w="0"/>
+            </w:tcMar>
+          </w:tcPr>
+          <w:p>
+            <w:pPr>
+              <w:spacing w:after="0" w:before="0" w:line="20"/>
+            </w:pPr>
+            <w:r>
+              <w:rPr>
+                <w:sz w:val="2"/>
+                <w:szCs w:val="2"/>
+              </w:rPr>
+              <w:t xml:space="preserve"> </w:t>
+            </w:r>
+          </w:p>
+        </w:tc>
+        <w:tc>
+          <w:tcPr>
+            <w:tcW w:type="dxa" w:w="3446"/>
+            <w:shd w:fill="0C2340"/>
+            <w:tcMar>
+              <w:top w:type="dxa" w:w="0"/>
+              <w:left w:type="dxa" w:w="0"/>
+              <w:bottom w:type="dxa" w:w="0"/>
+              <w:right w:type="dxa" w:w="0"/>
+            </w:tcMar>
+          </w:tcPr>
+          <w:p>
+            <w:pPr>
+              <w:spacing w:after="0" w:before="0" w:line="20"/>
+            </w:pPr>
+            <w:r>
+              <w:rPr>
+                <w:sz w:val="2"/>
+                <w:szCs w:val="2"/>
+              </w:rPr>
+              <w:t xml:space="preserve"> </w:t>
+            </w:r>
+          </w:p>
+        </w:tc>
+      </w:tr>
+    </w:tbl>
+    <w:p>
+      <w:pPr>
+        <w:spacing w:after="60" w:before="0"/>
+      </w:pPr>
+    </w:p>
+    <w:tbl>
+      <w:tblPr>
+        <w:tblW w:type="dxa" w:w="10771"/>
+        <w:tblBorders>
+          <w:top w:val="none"/>
+          <w:left w:val="none"/>
+          <w:bottom w:val="none"/>
+          <w:right w:val="none"/>
+          <w:insideH w:val="none"/>
+          <w:insideV w:val="none"/>
+        </w:tblBorders>
+      </w:tblPr>
+      <w:tblGrid>
+        <w:gridCol w:w="100"/>
+        <w:gridCol w:w="100"/>
+        <w:gridCol w:w="100"/>
+      </w:tblGrid>
+      <w:tr>
+        <w:tc>
+          <w:tcPr>
+            <w:tcW w:type="dxa" w:w="907"/>
+            <w:tcMar>
+              <w:top w:type="dxa" w:w="10"/>
+              <w:left w:type="dxa" w:w="0"/>
+              <w:bottom w:type="dxa" w:w="10"/>
+              <w:right w:type="dxa" w:w="40"/>
+            </w:tcMar>
+            <w:vAlign w:val="center"/>
+          </w:tcPr>
+          <w:p>
+            <w:pPr>
+              <w:spacing w:after="0" w:before="0"/>
+            </w:pPr>
+            <w:r>
+              <w:drawing>
+                <wp:inline distT="0" distB="0" distL="0" distR="0">
+                  <wp:extent cx="438150" cy="438150"/>
+                  <wp:effectExtent t="0" r="0" b="0" l="0"/>
+                  <wp:docPr id="1" name="" descr="" title=""/>
+                  <wp:cNvGraphicFramePr>
+                    <a:graphicFrameLocks xmlns:a="http://schemas.openxmlformats.org/drawingml/2006/main" noChangeAspect="1"/>
+                  </wp:cNvGraphicFramePr>
+                  <a:graphic xmlns:a="http://schemas.openxmlformats.org/drawingml/2006/main">
+                    <a:graphicData uri="http://schemas.openxmlformats.org/drawingml/2006/picture">
+                      <pic:pic xmlns:pic="http://schemas.openxmlformats.org/drawingml/2006/picture">
+                        <pic:nvPicPr>
+                          <pic:cNvPr id="0" name="" descr=""/>
+                          <pic:cNvPicPr>
+                            <a:picLocks noChangeAspect="1" noChangeArrowheads="1"/>
+                          </pic:cNvPicPr>
+                        </pic:nvPicPr>
+                        <pic:blipFill>
+                          <a:blip r:embed="rId8" cstate="none"/>
+                          <a:srcRect/>
+                          <a:stretch>
+                            <a:fillRect/>
+                          </a:stretch>
+                        </pic:blipFill>
+                        <pic:spPr bwMode="auto">
+                          <a:xfrm>
+                            <a:off x="0" y="0"/>
+                            <a:ext cx="438150" cy="438150"/>
+                          </a:xfrm>
+                          <a:prstGeom prst="rect">
+                            <a:avLst/>
+                          </a:prstGeom>
+                        </pic:spPr>
+                      </pic:pic>
+                    </a:graphicData>
+                  </a:graphic>
+                </wp:inline>
+              </w:drawing>
+            </w:r>
+          </w:p>
+        </w:tc>
+        <w:tc>
+          <w:tcPr>
+            <w:tcW w:type="dxa" w:w="7823"/>
+            <w:tcMar>
+              <w:top w:type="dxa" w:w="10"/>
+              <w:left w:type="dxa" w:w="30"/>
+              <w:bottom w:type="dxa" w:w="10"/>
+              <w:right w:type="dxa" w:w="30"/>
+            </w:tcMar>
+            <w:vAlign w:val="center"/>
+          </w:tcPr>
+          <w:p>
+            <w:pPr>
+              <w:spacing w:after="8" w:before="0" w:line="220"/>
+            </w:pPr>
+            <w:r>
+              <w:rPr>
+                <w:rFonts w:ascii="Arial" w:cs="Arial" w:eastAsia="Arial" w:hAnsi="Arial"/>
+                <w:b/>
+                <w:bCs/>
+                <w:color w:val="0C2340"/>
+                <w:sz w:val="20"/>
+                <w:szCs w:val="20"/>
+              </w:rPr>
+              <w:t xml:space="preserve">LADY GREY ARTS ACADEMY</w:t>
+            </w:r>
+          </w:p>
+          <w:p>
+            <w:pPr>
+              <w:spacing w:after="8" w:before="0" w:line="220"/>
+            </w:pPr>
+            <w:r>
+              <w:rPr>
+                <w:rFonts w:ascii="Arial" w:cs="Arial" w:eastAsia="Arial" w:hAnsi="Arial"/>
+                <w:b/>
+                <w:bCs/>
+                <w:i/>
+                <w:iCs/>
+                <w:color w:val="A6192E"/>
+                <w:sz w:val="15"/>
+                <w:szCs w:val="15"/>
+              </w:rPr>
+              <w:t xml:space="preserve">Where Learning is an Art</w:t>
+            </w:r>
+          </w:p>
+          <w:p>
+            <w:pPr>
+              <w:spacing w:after="6" w:before="0" w:line="200"/>
+            </w:pPr>
+            <w:r>
+              <w:rPr>
+                <w:rFonts w:ascii="Arial" w:cs="Arial" w:eastAsia="Arial" w:hAnsi="Arial"/>
+                <w:color w:val="475569"/>
+                <w:sz w:val="14"/>
+                <w:szCs w:val="14"/>
+              </w:rPr>
+              <w:t xml:space="preserve">18 Brummer Street, Lady Grey, 9755 | Tel: 051 603 0046 | admin@lgaa.co.za</w:t>
+            </w:r>
+          </w:p>
+          <w:p>
+            <w:pPr>
+              <w:spacing w:after="0" w:before="0" w:line="200"/>
+            </w:pPr>
+            <w:r>
+              <w:rPr>
+                <w:rFonts w:ascii="Arial" w:cs="Arial" w:eastAsia="Arial" w:hAnsi="Arial"/>
+                <w:color w:val="475569"/>
+                <w:sz w:val="14"/>
+                <w:szCs w:val="14"/>
+              </w:rPr>
+              <w:t xml:space="preserve">EMIS: 200600985 | District: Joe Gqabi | Circuit: Ekhephini | CMC: Maletswai</w:t>
+            </w:r>
+          </w:p>
+        </w:tc>
+        <w:tc>
+          <w:tcPr>
+            <w:tcW w:type="dxa" w:w="2040"/>
+            <w:tcBorders>
+              <w:top w:val="none"/>
+              <w:left w:val="single" w:color="0C2340" w:sz="20"/>
+              <w:bottom w:val="none"/>
+              <w:right w:val="none"/>
+            </w:tcBorders>
+            <w:tcMar>
+              <w:top w:type="dxa" w:w="10"/>
+              <w:left w:type="dxa" w:w="60"/>
+              <w:bottom w:type="dxa" w:w="10"/>
+              <w:right w:type="dxa" w:w="0"/>
+            </w:tcMar>
+            <w:vAlign w:val="center"/>
+          </w:tcPr>
+          <w:p>
+            <w:pPr>
+              <w:spacing w:after="2" w:before="0" w:line="200"/>
+            </w:pPr>
+            <w:r>
+              <w:rPr>
+                <w:rFonts w:ascii="Arial" w:cs="Arial" w:eastAsia="Arial" w:hAnsi="Arial"/>
+                <w:b/>
+                <w:bCs/>
+                <w:color w:val="0C2340"/>
+                <w:sz w:val="19"/>
+                <w:szCs w:val="19"/>
+              </w:rPr>
+              <w:t xml:space="preserve">SGB</w:t>
+            </w:r>
+          </w:p>
+          <w:p>
+            <w:pPr>
+              <w:spacing w:after="0" w:before="0" w:line="180"/>
+            </w:pPr>
+            <w:r>
+              <w:rPr>
+                <w:rFonts w:ascii="Arial" w:cs="Arial" w:eastAsia="Arial" w:hAnsi="Arial"/>
+                <w:color w:val="64748B"/>
+                <w:sz w:val="14"/>
+                <w:szCs w:val="14"/>
+              </w:rPr>
+              <w:t xml:space="preserve">SUBMISSION</w:t>
+            </w:r>
+          </w:p>
+        </w:tc>
+      </w:tr>
+    </w:tbl>
+    <w:p>
+      <w:pPr>
+        <w:pBdr>
+          <w:bottom w:val="single" w:color="CBD5E1" w:sz="6"/>
+        </w:pBdr>
+        <w:spacing w:after="120" w:before="40"/>
+      </w:pPr>
+    </w:p>
     <w:p>
       <w:pPr>
         <w:spacing w:after="40" w:before="120"/>
@@ -1385,14 +1667,10 @@
       </w:tr>
     </w:tbl>
     <w:sectPr>
-      <w:headerReference w:type="default" r:id="rId7"/>
-      <w:headerReference w:type="first" r:id="rId8"/>
-      <w:footerReference w:type="default" r:id="rId9"/>
-      <w:footerReference w:type="first" r:id="rId10"/>
+      <w:footerReference w:type="default" r:id="rId7"/>
       <w:pgSz w:w="11905" w:h="16837" w:orient="portrait"/>
       <w:pgMar w:top="566" w:right="566" w:bottom="566" w:left="566" w:header="453" w:footer="453" w:gutter="0"/>
       <w:pgNumType/>
-      <w:titlePg/>
       <w:docGrid w:linePitch="360"/>
     </w:sectPr>
   </w:body>
@@ -1505,71 +1783,6 @@
 </w:ftr>
 </file>
 
-<file path=word/footer2.xml><?xml version="1.0" encoding="utf-8"?>
-<w:ftr xmlns:wpc="http://schemas.microsoft.com/office/word/2010/wordprocessingCanvas" xmlns:mc="http://schemas.openxmlformats.org/markup-compatibility/2006" xmlns:o="urn:schemas-microsoft-com:office:office" xmlns:r="http://schemas.openxmlformats.org/officeDocument/2006/relationships" xmlns:m="http://schemas.openxmlformats.org/officeDocument/2006/math" xmlns:v="urn:schemas-microsoft-com:vml" xmlns:wp14="http://schemas.microsoft.com/office/word/2010/wordprocessingDrawing" xmlns:wp="http://schemas.openxmlformats.org/drawingml/2006/wordprocessingDrawing" xmlns:w10="urn:schemas-microsoft-com:office:word" xmlns:w="http://schemas.openxmlformats.org/wordprocessingml/2006/main" xmlns:w14="http://schemas.microsoft.com/office/word/2010/wordml" xmlns:w15="http://schemas.microsoft.com/office/word/2012/wordml" xmlns:wpg="http://schemas.microsoft.com/office/word/2010/wordprocessingGroup" xmlns:wpi="http://schemas.microsoft.com/office/word/2010/wordprocessingInk" xmlns:wne="http://schemas.microsoft.com/office/word/2006/wordml" xmlns:wps="http://schemas.microsoft.com/office/word/2010/wordprocessingShape">
-  <w:p>
-    <w:pPr>
-      <w:pBdr>
-        <w:top w:val="single" w:color="E2E8F0" w:sz="4"/>
-      </w:pBdr>
-      <w:spacing w:after="0" w:before="60"/>
-      <w:jc w:val="center"/>
-    </w:pPr>
-    <w:r>
-      <w:rPr>
-        <w:rFonts w:ascii="Arial" w:cs="Arial" w:eastAsia="Arial" w:hAnsi="Arial"/>
-        <w:color w:val="64748B"/>
-        <w:sz w:val="17"/>
-        <w:szCs w:val="17"/>
-      </w:rPr>
-      <w:t xml:space="preserve">LGAA SGB STATUTORY SUBMISSION • 16 FEB 2026   </w:t>
-    </w:r>
-    <w:r>
-      <w:rPr>
-        <w:rFonts w:ascii="Arial" w:cs="Arial" w:eastAsia="Arial" w:hAnsi="Arial"/>
-        <w:color w:val="64748B"/>
-        <w:sz w:val="17"/>
-        <w:szCs w:val="17"/>
-      </w:rPr>
-      <w:t xml:space="preserve">Page </w:t>
-    </w:r>
-    <w:r>
-      <w:rPr>
-        <w:rFonts w:ascii="Arial" w:cs="Arial" w:eastAsia="Arial" w:hAnsi="Arial"/>
-        <w:color w:val="64748B"/>
-        <w:sz w:val="17"/>
-        <w:szCs w:val="17"/>
-      </w:rPr>
-      <w:fldChar w:fldCharType="begin"/>
-      <w:instrText xml:space="preserve">PAGE</w:instrText>
-      <w:fldChar w:fldCharType="separate"/>
-      <w:fldChar w:fldCharType="end"/>
-    </w:r>
-    <w:r>
-      <w:rPr>
-        <w:rFonts w:ascii="Arial" w:cs="Arial" w:eastAsia="Arial" w:hAnsi="Arial"/>
-        <w:color w:val="64748B"/>
-        <w:sz w:val="17"/>
-        <w:szCs w:val="17"/>
-      </w:rPr>
-      <w:t xml:space="preserve"> of </w:t>
-    </w:r>
-    <w:r>
-      <w:rPr>
-        <w:rFonts w:ascii="Arial" w:cs="Arial" w:eastAsia="Arial" w:hAnsi="Arial"/>
-        <w:color w:val="64748B"/>
-        <w:sz w:val="17"/>
-        <w:szCs w:val="17"/>
-      </w:rPr>
-      <w:fldChar w:fldCharType="begin"/>
-      <w:instrText xml:space="preserve">NUMPAGES</w:instrText>
-      <w:fldChar w:fldCharType="separate"/>
-      <w:fldChar w:fldCharType="end"/>
-    </w:r>
-  </w:p>
-</w:ftr>
-</file>
-
 <file path=word/footnotes.xml><?xml version="1.0" encoding="utf-8"?>
 <w:footnotes xmlns:wpc="http://schemas.microsoft.com/office/word/2010/wordprocessingCanvas" xmlns:mc="http://schemas.openxmlformats.org/markup-compatibility/2006" xmlns:o="urn:schemas-microsoft-com:office:office" xmlns:r="http://schemas.openxmlformats.org/officeDocument/2006/relationships" xmlns:m="http://schemas.openxmlformats.org/officeDocument/2006/math" xmlns:v="urn:schemas-microsoft-com:vml" xmlns:wp14="http://schemas.microsoft.com/office/word/2010/wordprocessingDrawing" xmlns:wp="http://schemas.openxmlformats.org/drawingml/2006/wordprocessingDrawing" xmlns:w10="urn:schemas-microsoft-com:office:word" xmlns:w="http://schemas.openxmlformats.org/wordprocessingml/2006/main" xmlns:w14="http://schemas.microsoft.com/office/word/2010/wordml" xmlns:w15="http://schemas.microsoft.com/office/word/2012/wordml" xmlns:wpg="http://schemas.microsoft.com/office/word/2010/wordprocessingGroup" xmlns:wpi="http://schemas.microsoft.com/office/word/2010/wordprocessingInk" xmlns:wne="http://schemas.microsoft.com/office/word/2006/wordml" xmlns:wps="http://schemas.microsoft.com/office/word/2010/wordprocessingShape" mc:Ignorable="w14 w15 wp14">
   <w:footnote w:type="separator" w:id="-1">
@@ -1605,282 +1818,6 @@
     </w:p>
   </w:footnote>
 </w:footnotes>
-</file>
-
-<file path=word/header1.xml><?xml version="1.0" encoding="utf-8"?>
-<w:hdr xmlns:wpc="http://schemas.microsoft.com/office/word/2010/wordprocessingCanvas" xmlns:mc="http://schemas.openxmlformats.org/markup-compatibility/2006" xmlns:o="urn:schemas-microsoft-com:office:office" xmlns:r="http://schemas.openxmlformats.org/officeDocument/2006/relationships" xmlns:m="http://schemas.openxmlformats.org/officeDocument/2006/math" xmlns:v="urn:schemas-microsoft-com:vml" xmlns:wp14="http://schemas.microsoft.com/office/word/2010/wordprocessingDrawing" xmlns:wp="http://schemas.openxmlformats.org/drawingml/2006/wordprocessingDrawing" xmlns:w10="urn:schemas-microsoft-com:office:word" xmlns:w="http://schemas.openxmlformats.org/wordprocessingml/2006/main" xmlns:w14="http://schemas.microsoft.com/office/word/2010/wordml" xmlns:w15="http://schemas.microsoft.com/office/word/2012/wordml" xmlns:wpg="http://schemas.microsoft.com/office/word/2010/wordprocessingGroup" xmlns:wpi="http://schemas.microsoft.com/office/word/2010/wordprocessingInk" xmlns:wne="http://schemas.microsoft.com/office/word/2006/wordml" xmlns:wps="http://schemas.microsoft.com/office/word/2010/wordprocessingShape" xmlns:cx="http://schemas.microsoft.com/office/drawing/2014/chartex" xmlns:cx1="http://schemas.microsoft.com/office/drawing/2015/9/8/chartex" xmlns:cx2="http://schemas.microsoft.com/office/drawing/2015/10/21/chartex" xmlns:cx3="http://schemas.microsoft.com/office/drawing/2016/5/9/chartex" xmlns:cx4="http://schemas.microsoft.com/office/drawing/2016/5/10/chartex" xmlns:cx5="http://schemas.microsoft.com/office/drawing/2016/5/11/chartex" xmlns:cx6="http://schemas.microsoft.com/office/drawing/2016/5/12/chartex" xmlns:cx7="http://schemas.microsoft.com/office/drawing/2016/5/13/chartex" xmlns:cx8="http://schemas.microsoft.com/office/drawing/2016/5/14/chartex" xmlns:w16cid="http://schemas.microsoft.com/office/word/2016/wordml/cid" xmlns:w16se="http://schemas.microsoft.com/office/word/2015/wordml/symex"/>
-</file>
-
-<file path=word/header2.xml><?xml version="1.0" encoding="utf-8"?>
-<w:hdr xmlns:wpc="http://schemas.microsoft.com/office/word/2010/wordprocessingCanvas" xmlns:mc="http://schemas.openxmlformats.org/markup-compatibility/2006" xmlns:o="urn:schemas-microsoft-com:office:office" xmlns:r="http://schemas.openxmlformats.org/officeDocument/2006/relationships" xmlns:m="http://schemas.openxmlformats.org/officeDocument/2006/math" xmlns:v="urn:schemas-microsoft-com:vml" xmlns:wp14="http://schemas.microsoft.com/office/word/2010/wordprocessingDrawing" xmlns:wp="http://schemas.openxmlformats.org/drawingml/2006/wordprocessingDrawing" xmlns:w10="urn:schemas-microsoft-com:office:word" xmlns:w="http://schemas.openxmlformats.org/wordprocessingml/2006/main" xmlns:w14="http://schemas.microsoft.com/office/word/2010/wordml" xmlns:w15="http://schemas.microsoft.com/office/word/2012/wordml" xmlns:wpg="http://schemas.microsoft.com/office/word/2010/wordprocessingGroup" xmlns:wpi="http://schemas.microsoft.com/office/word/2010/wordprocessingInk" xmlns:wne="http://schemas.microsoft.com/office/word/2006/wordml" xmlns:wps="http://schemas.microsoft.com/office/word/2010/wordprocessingShape" xmlns:cx="http://schemas.microsoft.com/office/drawing/2014/chartex" xmlns:cx1="http://schemas.microsoft.com/office/drawing/2015/9/8/chartex" xmlns:cx2="http://schemas.microsoft.com/office/drawing/2015/10/21/chartex" xmlns:cx3="http://schemas.microsoft.com/office/drawing/2016/5/9/chartex" xmlns:cx4="http://schemas.microsoft.com/office/drawing/2016/5/10/chartex" xmlns:cx5="http://schemas.microsoft.com/office/drawing/2016/5/11/chartex" xmlns:cx6="http://schemas.microsoft.com/office/drawing/2016/5/12/chartex" xmlns:cx7="http://schemas.microsoft.com/office/drawing/2016/5/13/chartex" xmlns:cx8="http://schemas.microsoft.com/office/drawing/2016/5/14/chartex" xmlns:w16cid="http://schemas.microsoft.com/office/word/2016/wordml/cid" xmlns:w16se="http://schemas.microsoft.com/office/word/2015/wordml/symex">
-  <w:tbl>
-    <w:tblPr>
-      <w:tblW w:type="dxa" w:w="10771"/>
-      <w:tblBorders>
-        <w:top w:val="none"/>
-        <w:left w:val="none"/>
-        <w:bottom w:val="none"/>
-        <w:right w:val="none"/>
-        <w:insideH w:val="none"/>
-        <w:insideV w:val="none"/>
-      </w:tblBorders>
-    </w:tblPr>
-    <w:tblGrid>
-      <w:gridCol w:w="100"/>
-      <w:gridCol w:w="100"/>
-    </w:tblGrid>
-    <w:tr>
-      <w:trPr>
-        <w:trHeight w:val="124" w:hRule="exact"/>
-      </w:trPr>
-      <w:tc>
-        <w:tcPr>
-          <w:tcW w:type="dxa" w:w="7001"/>
-          <w:shd w:fill="A6192E"/>
-          <w:tcMar>
-            <w:top w:type="dxa" w:w="0"/>
-            <w:left w:type="dxa" w:w="0"/>
-            <w:bottom w:type="dxa" w:w="0"/>
-            <w:right w:type="dxa" w:w="0"/>
-          </w:tcMar>
-        </w:tcPr>
-        <w:p>
-          <w:pPr>
-            <w:spacing w:after="0" w:before="0" w:line="20"/>
-          </w:pPr>
-          <w:r>
-            <w:rPr>
-              <w:sz w:val="2"/>
-              <w:szCs w:val="2"/>
-            </w:rPr>
-            <w:t xml:space="preserve"> </w:t>
-          </w:r>
-        </w:p>
-      </w:tc>
-      <w:tc>
-        <w:tcPr>
-          <w:tcW w:type="dxa" w:w="3770"/>
-          <w:shd w:fill="0C2340"/>
-          <w:tcMar>
-            <w:top w:type="dxa" w:w="0"/>
-            <w:left w:type="dxa" w:w="0"/>
-            <w:bottom w:type="dxa" w:w="0"/>
-            <w:right w:type="dxa" w:w="0"/>
-          </w:tcMar>
-        </w:tcPr>
-        <w:p>
-          <w:pPr>
-            <w:spacing w:after="0" w:before="0" w:line="20"/>
-          </w:pPr>
-          <w:r>
-            <w:rPr>
-              <w:sz w:val="2"/>
-              <w:szCs w:val="2"/>
-            </w:rPr>
-            <w:t xml:space="preserve"> </w:t>
-          </w:r>
-        </w:p>
-      </w:tc>
-    </w:tr>
-  </w:tbl>
-  <w:tbl>
-    <w:tblPr>
-      <w:tblW w:type="dxa" w:w="10771"/>
-      <w:tblBorders>
-        <w:top w:val="none"/>
-        <w:left w:val="none"/>
-        <w:bottom w:val="single" w:color="CBD5E1" w:sz="8"/>
-        <w:right w:val="none"/>
-        <w:insideH w:val="none"/>
-        <w:insideV w:val="none"/>
-      </w:tblBorders>
-    </w:tblPr>
-    <w:tblGrid>
-      <w:gridCol w:w="100"/>
-      <w:gridCol w:w="100"/>
-      <w:gridCol w:w="100"/>
-    </w:tblGrid>
-    <w:tr>
-      <w:tc>
-        <w:tcPr>
-          <w:tcW w:type="dxa" w:w="1020"/>
-          <w:tcMar>
-            <w:top w:type="dxa" w:w="20"/>
-            <w:left w:type="dxa" w:w="0"/>
-            <w:bottom w:type="dxa" w:w="20"/>
-            <w:right w:type="dxa" w:w="30"/>
-          </w:tcMar>
-          <w:vAlign w:val="center"/>
-        </w:tcPr>
-        <w:p>
-          <w:pPr>
-            <w:spacing w:after="0" w:before="0"/>
-          </w:pPr>
-          <w:r>
-            <w:drawing>
-              <wp:inline distT="0" distB="0" distL="0" distR="0">
-                <wp:extent cx="438150" cy="438150"/>
-                <wp:effectExtent t="0" r="0" b="0" l="0"/>
-                <wp:docPr id="1" name="" descr="" title=""/>
-                <wp:cNvGraphicFramePr>
-                  <a:graphicFrameLocks xmlns:a="http://schemas.openxmlformats.org/drawingml/2006/main" noChangeAspect="1"/>
-                </wp:cNvGraphicFramePr>
-                <a:graphic xmlns:a="http://schemas.openxmlformats.org/drawingml/2006/main">
-                  <a:graphicData uri="http://schemas.openxmlformats.org/drawingml/2006/picture">
-                    <pic:pic xmlns:pic="http://schemas.openxmlformats.org/drawingml/2006/picture">
-                      <pic:nvPicPr>
-                        <pic:cNvPr id="0" name="" descr=""/>
-                        <pic:cNvPicPr>
-                          <a:picLocks noChangeAspect="1" noChangeArrowheads="1"/>
-                        </pic:cNvPicPr>
-                      </pic:nvPicPr>
-                      <pic:blipFill>
-                        <a:blip r:embed="rId0" cstate="none"/>
-                        <a:srcRect/>
-                        <a:stretch>
-                          <a:fillRect/>
-                        </a:stretch>
-                      </pic:blipFill>
-                      <pic:spPr bwMode="auto">
-                        <a:xfrm>
-                          <a:off x="0" y="0"/>
-                          <a:ext cx="438150" cy="438150"/>
-                        </a:xfrm>
-                        <a:prstGeom prst="rect">
-                          <a:avLst/>
-                        </a:prstGeom>
-                      </pic:spPr>
-                    </pic:pic>
-                  </a:graphicData>
-                </a:graphic>
-              </wp:inline>
-            </w:drawing>
-          </w:r>
-        </w:p>
-      </w:tc>
-      <w:tc>
-        <w:tcPr>
-          <w:tcW w:type="dxa" w:w="7483"/>
-          <w:tcMar>
-            <w:top w:type="dxa" w:w="15"/>
-            <w:left w:type="dxa" w:w="40"/>
-            <w:bottom w:type="dxa" w:w="15"/>
-            <w:right w:type="dxa" w:w="40"/>
-          </w:tcMar>
-          <w:vAlign w:val="center"/>
-        </w:tcPr>
-        <w:p>
-          <w:pPr>
-            <w:spacing w:after="15" w:before="0" w:line="240"/>
-          </w:pPr>
-          <w:r>
-            <w:rPr>
-              <w:rFonts w:ascii="Arial" w:cs="Arial" w:eastAsia="Arial" w:hAnsi="Arial"/>
-              <w:b/>
-              <w:bCs/>
-              <w:color w:val="0C2340"/>
-              <w:sz w:val="22"/>
-              <w:szCs w:val="22"/>
-            </w:rPr>
-            <w:t xml:space="preserve">LADY GREY ARTS ACADEMY</w:t>
-          </w:r>
-        </w:p>
-        <w:p>
-          <w:pPr>
-            <w:spacing w:after="15" w:before="0" w:line="240"/>
-          </w:pPr>
-          <w:r>
-            <w:rPr>
-              <w:rFonts w:ascii="Arial" w:cs="Arial" w:eastAsia="Arial" w:hAnsi="Arial"/>
-              <w:b/>
-              <w:bCs/>
-              <w:color w:val="A6192E"/>
-              <w:sz w:val="17"/>
-              <w:szCs w:val="17"/>
-            </w:rPr>
-            <w:t xml:space="preserve">Where Learning is an Art</w:t>
-          </w:r>
-        </w:p>
-        <w:p>
-          <w:pPr>
-            <w:spacing w:after="10" w:before="0" w:line="220"/>
-          </w:pPr>
-          <w:r>
-            <w:rPr>
-              <w:rFonts w:ascii="Arial" w:cs="Arial" w:eastAsia="Arial" w:hAnsi="Arial"/>
-              <w:color w:val="475569"/>
-              <w:sz w:val="15"/>
-              <w:szCs w:val="15"/>
-            </w:rPr>
-            <w:t xml:space="preserve">18 Brummer Street, Lady Grey, 9755 | Tel: 051 603 0046</w:t>
-          </w:r>
-        </w:p>
-        <w:p>
-          <w:pPr>
-            <w:spacing w:after="0" w:before="0" w:line="200"/>
-          </w:pPr>
-          <w:r>
-            <w:rPr>
-              <w:rFonts w:ascii="Arial" w:cs="Arial" w:eastAsia="Arial" w:hAnsi="Arial"/>
-              <w:color w:val="475569"/>
-              <w:sz w:val="14"/>
-              <w:szCs w:val="14"/>
-            </w:rPr>
-            <w:t xml:space="preserve">EMIS: 200600985</w:t>
-          </w:r>
-        </w:p>
-      </w:tc>
-      <w:tc>
-        <w:tcPr>
-          <w:tcW w:type="dxa" w:w="2267"/>
-          <w:tcBorders>
-            <w:top w:val="none"/>
-            <w:left w:val="single" w:color="0C2340" w:sz="18"/>
-            <w:bottom w:val="none"/>
-            <w:right w:val="none"/>
-          </w:tcBorders>
-          <w:tcMar>
-            <w:top w:type="dxa" w:w="15"/>
-            <w:left w:type="dxa" w:w="80"/>
-            <w:bottom w:type="dxa" w:w="15"/>
-            <w:right w:type="dxa" w:w="0"/>
-          </w:tcMar>
-          <w:vAlign w:val="center"/>
-        </w:tcPr>
-        <w:p>
-          <w:pPr>
-            <w:spacing w:after="4" w:before="0"/>
-          </w:pPr>
-          <w:r>
-            <w:rPr>
-              <w:rFonts w:ascii="Arial" w:cs="Arial" w:eastAsia="Arial" w:hAnsi="Arial"/>
-              <w:b/>
-              <w:bCs/>
-              <w:color w:val="0C2340"/>
-              <w:sz w:val="18"/>
-              <w:szCs w:val="18"/>
-            </w:rPr>
-            <w:t xml:space="preserve">SGB</w:t>
-          </w:r>
-        </w:p>
-        <w:p>
-          <w:pPr>
-            <w:spacing w:after="0" w:before="0"/>
-          </w:pPr>
-          <w:r>
-            <w:rPr>
-              <w:rFonts w:ascii="Arial" w:cs="Arial" w:eastAsia="Arial" w:hAnsi="Arial"/>
-              <w:color w:val="64748B"/>
-              <w:sz w:val="14"/>
-              <w:szCs w:val="14"/>
-            </w:rPr>
-            <w:t xml:space="preserve">STATUTORY SUBMISSION</w:t>
-          </w:r>
-        </w:p>
-      </w:tc>
-    </w:tr>
-  </w:tbl>
-</w:hdr>
 </file>
 
 <file path=word/numbering.xml><?xml version="1.0" encoding="utf-8"?>

--- a/SGB_Functionality_Audit_2026/01_SGB_Constitution/07_Proof_of_Submission_to_District_HOD_2026-02-16.docx
+++ b/SGB_Functionality_Audit_2026/01_SGB_Constitution/07_Proof_of_Submission_to_District_HOD_2026-02-16.docx
@@ -1350,7 +1350,7 @@
           <w:tcPr>
             <w:tcW w:type="dxa" w:w="3590"/>
             <w:tcMar>
-              <w:top w:type="dxa" w:w="160"/>
+              <w:top w:type="dxa" w:w="140"/>
               <w:left w:type="dxa" w:w="40"/>
               <w:bottom w:type="dxa" w:w="40"/>
               <w:right w:type="dxa" w:w="40"/>
@@ -1359,22 +1359,24 @@
           <w:p>
             <w:pPr>
               <w:keepLines/>
+              <w:pBdr>
+                <w:bottom w:val="single" w:color="64748B" w:sz="6"/>
+              </w:pBdr>
               <w:spacing w:after="20" w:before="0"/>
             </w:pPr>
             <w:r>
               <w:rPr>
                 <w:rFonts w:ascii="Arial" w:cs="Arial" w:eastAsia="Arial" w:hAnsi="Arial"/>
-                <w:color w:val="64748B"/>
-                <w:sz w:val="20"/>
-                <w:szCs w:val="20"/>
-              </w:rPr>
-              <w:t xml:space="preserve">__________________________________</w:t>
+                <w:sz w:val="2"/>
+                <w:szCs w:val="2"/>
+              </w:rPr>
+              <w:t xml:space="preserve"/>
             </w:r>
           </w:p>
           <w:p>
             <w:pPr>
               <w:keepLines/>
-              <w:spacing w:after="60" w:before="0"/>
+              <w:spacing w:after="50" w:before="0"/>
             </w:pPr>
             <w:r>
               <w:rPr>
@@ -1391,30 +1393,24 @@
           <w:p>
             <w:pPr>
               <w:keepLines/>
+              <w:spacing w:after="20" w:before="0"/>
+            </w:pPr>
+            <w:r>
+              <w:rPr>
+                <w:rFonts w:ascii="Arial" w:cs="Arial" w:eastAsia="Arial" w:hAnsi="Arial"/>
+                <w:b/>
+                <w:bCs/>
+                <w:color w:val="1A1A1A"/>
+                <w:sz w:val="20"/>
+                <w:szCs w:val="20"/>
+              </w:rPr>
+              <w:t xml:space="preserve">Mr. K. Dyasi</w:t>
+            </w:r>
+          </w:p>
+          <w:p>
+            <w:pPr>
+              <w:keepLines/>
               <w:spacing w:after="30" w:before="0"/>
-            </w:pPr>
-            <w:r>
-              <w:rPr>
-                <w:rFonts w:ascii="Arial" w:cs="Arial" w:eastAsia="Arial" w:hAnsi="Arial"/>
-                <w:sz w:val="19"/>
-                <w:szCs w:val="19"/>
-              </w:rPr>
-              <w:t xml:space="preserve">Surname, Name: </w:t>
-            </w:r>
-            <w:r>
-              <w:rPr>
-                <w:rFonts w:ascii="Arial" w:cs="Arial" w:eastAsia="Arial" w:hAnsi="Arial"/>
-                <w:color w:val="1A1A1A"/>
-                <w:sz w:val="19"/>
-                <w:szCs w:val="19"/>
-              </w:rPr>
-              <w:t xml:space="preserve">Mr. K. Dyasi</w:t>
-            </w:r>
-          </w:p>
-          <w:p>
-            <w:pPr>
-              <w:keepLines/>
-              <w:spacing w:after="0" w:before="0"/>
             </w:pPr>
             <w:r>
               <w:rPr>
@@ -1431,24 +1427,16 @@
           <w:p>
             <w:pPr>
               <w:keepLines/>
-              <w:spacing w:after="0" w:before="140"/>
-            </w:pPr>
-            <w:r>
-              <w:rPr>
-                <w:rFonts w:ascii="Arial" w:cs="Arial" w:eastAsia="Arial" w:hAnsi="Arial"/>
+              <w:spacing w:after="0" w:before="40"/>
+            </w:pPr>
+            <w:r>
+              <w:rPr>
+                <w:rFonts w:ascii="Arial" w:cs="Arial" w:eastAsia="Arial" w:hAnsi="Arial"/>
+                <w:color w:val="64748B"/>
                 <w:sz w:val="18"/>
                 <w:szCs w:val="18"/>
               </w:rPr>
-              <w:t xml:space="preserve">Date: </w:t>
-            </w:r>
-            <w:r>
-              <w:rPr>
-                <w:rFonts w:ascii="Arial" w:cs="Arial" w:eastAsia="Arial" w:hAnsi="Arial"/>
-                <w:color w:val="1A1A1A"/>
-                <w:sz w:val="18"/>
-                <w:szCs w:val="18"/>
-              </w:rPr>
-              <w:t xml:space="preserve">16/02/2026</w:t>
+              <w:t xml:space="preserve">Date: 16/02/2026</w:t>
             </w:r>
           </w:p>
         </w:tc>
@@ -1456,7 +1444,7 @@
           <w:tcPr>
             <w:tcW w:type="dxa" w:w="3590"/>
             <w:tcMar>
-              <w:top w:type="dxa" w:w="160"/>
+              <w:top w:type="dxa" w:w="140"/>
               <w:left w:type="dxa" w:w="40"/>
               <w:bottom w:type="dxa" w:w="40"/>
               <w:right w:type="dxa" w:w="40"/>
@@ -1465,22 +1453,24 @@
           <w:p>
             <w:pPr>
               <w:keepLines/>
+              <w:pBdr>
+                <w:bottom w:val="single" w:color="64748B" w:sz="6"/>
+              </w:pBdr>
               <w:spacing w:after="20" w:before="0"/>
             </w:pPr>
             <w:r>
               <w:rPr>
                 <w:rFonts w:ascii="Arial" w:cs="Arial" w:eastAsia="Arial" w:hAnsi="Arial"/>
-                <w:color w:val="64748B"/>
-                <w:sz w:val="20"/>
-                <w:szCs w:val="20"/>
-              </w:rPr>
-              <w:t xml:space="preserve">__________________________________</w:t>
+                <w:sz w:val="2"/>
+                <w:szCs w:val="2"/>
+              </w:rPr>
+              <w:t xml:space="preserve"/>
             </w:r>
           </w:p>
           <w:p>
             <w:pPr>
               <w:keepLines/>
-              <w:spacing w:after="60" w:before="0"/>
+              <w:spacing w:after="50" w:before="0"/>
             </w:pPr>
             <w:r>
               <w:rPr>
@@ -1497,30 +1487,24 @@
           <w:p>
             <w:pPr>
               <w:keepLines/>
+              <w:spacing w:after="20" w:before="0"/>
+            </w:pPr>
+            <w:r>
+              <w:rPr>
+                <w:rFonts w:ascii="Arial" w:cs="Arial" w:eastAsia="Arial" w:hAnsi="Arial"/>
+                <w:b/>
+                <w:bCs/>
+                <w:color w:val="1A1A1A"/>
+                <w:sz w:val="20"/>
+                <w:szCs w:val="20"/>
+              </w:rPr>
+              <w:t xml:space="preserve">Ms. M. Botha</w:t>
+            </w:r>
+          </w:p>
+          <w:p>
+            <w:pPr>
+              <w:keepLines/>
               <w:spacing w:after="30" w:before="0"/>
-            </w:pPr>
-            <w:r>
-              <w:rPr>
-                <w:rFonts w:ascii="Arial" w:cs="Arial" w:eastAsia="Arial" w:hAnsi="Arial"/>
-                <w:sz w:val="19"/>
-                <w:szCs w:val="19"/>
-              </w:rPr>
-              <w:t xml:space="preserve">Surname, Name: </w:t>
-            </w:r>
-            <w:r>
-              <w:rPr>
-                <w:rFonts w:ascii="Arial" w:cs="Arial" w:eastAsia="Arial" w:hAnsi="Arial"/>
-                <w:color w:val="1A1A1A"/>
-                <w:sz w:val="19"/>
-                <w:szCs w:val="19"/>
-              </w:rPr>
-              <w:t xml:space="preserve">Ms. M. Botha</w:t>
-            </w:r>
-          </w:p>
-          <w:p>
-            <w:pPr>
-              <w:keepLines/>
-              <w:spacing w:after="0" w:before="0"/>
             </w:pPr>
             <w:r>
               <w:rPr>
@@ -1537,24 +1521,16 @@
           <w:p>
             <w:pPr>
               <w:keepLines/>
-              <w:spacing w:after="0" w:before="140"/>
-            </w:pPr>
-            <w:r>
-              <w:rPr>
-                <w:rFonts w:ascii="Arial" w:cs="Arial" w:eastAsia="Arial" w:hAnsi="Arial"/>
+              <w:spacing w:after="0" w:before="40"/>
+            </w:pPr>
+            <w:r>
+              <w:rPr>
+                <w:rFonts w:ascii="Arial" w:cs="Arial" w:eastAsia="Arial" w:hAnsi="Arial"/>
+                <w:color w:val="64748B"/>
                 <w:sz w:val="18"/>
                 <w:szCs w:val="18"/>
               </w:rPr>
-              <w:t xml:space="preserve">Date: </w:t>
-            </w:r>
-            <w:r>
-              <w:rPr>
-                <w:rFonts w:ascii="Arial" w:cs="Arial" w:eastAsia="Arial" w:hAnsi="Arial"/>
-                <w:color w:val="1A1A1A"/>
-                <w:sz w:val="18"/>
-                <w:szCs w:val="18"/>
-              </w:rPr>
-              <w:t xml:space="preserve">16/02/2026</w:t>
+              <w:t xml:space="preserve">Date: 16/02/2026</w:t>
             </w:r>
           </w:p>
         </w:tc>
@@ -1562,7 +1538,7 @@
           <w:tcPr>
             <w:tcW w:type="dxa" w:w="3590"/>
             <w:tcMar>
-              <w:top w:type="dxa" w:w="160"/>
+              <w:top w:type="dxa" w:w="140"/>
               <w:left w:type="dxa" w:w="40"/>
               <w:bottom w:type="dxa" w:w="40"/>
               <w:right w:type="dxa" w:w="40"/>
@@ -1571,22 +1547,24 @@
           <w:p>
             <w:pPr>
               <w:keepLines/>
+              <w:pBdr>
+                <w:bottom w:val="single" w:color="64748B" w:sz="6"/>
+              </w:pBdr>
               <w:spacing w:after="20" w:before="0"/>
             </w:pPr>
             <w:r>
               <w:rPr>
                 <w:rFonts w:ascii="Arial" w:cs="Arial" w:eastAsia="Arial" w:hAnsi="Arial"/>
-                <w:color w:val="64748B"/>
-                <w:sz w:val="20"/>
-                <w:szCs w:val="20"/>
-              </w:rPr>
-              <w:t xml:space="preserve">__________________________________</w:t>
+                <w:sz w:val="2"/>
+                <w:szCs w:val="2"/>
+              </w:rPr>
+              <w:t xml:space="preserve"/>
             </w:r>
           </w:p>
           <w:p>
             <w:pPr>
               <w:keepLines/>
-              <w:spacing w:after="60" w:before="0"/>
+              <w:spacing w:after="50" w:before="0"/>
             </w:pPr>
             <w:r>
               <w:rPr>
@@ -1603,30 +1581,24 @@
           <w:p>
             <w:pPr>
               <w:keepLines/>
+              <w:spacing w:after="20" w:before="0"/>
+            </w:pPr>
+            <w:r>
+              <w:rPr>
+                <w:rFonts w:ascii="Arial" w:cs="Arial" w:eastAsia="Arial" w:hAnsi="Arial"/>
+                <w:b/>
+                <w:bCs/>
+                <w:color w:val="1A1A1A"/>
+                <w:sz w:val="20"/>
+                <w:szCs w:val="20"/>
+              </w:rPr>
+              <w:t xml:space="preserve">District Director / Circuit Manager</w:t>
+            </w:r>
+          </w:p>
+          <w:p>
+            <w:pPr>
+              <w:keepLines/>
               <w:spacing w:after="30" w:before="0"/>
-            </w:pPr>
-            <w:r>
-              <w:rPr>
-                <w:rFonts w:ascii="Arial" w:cs="Arial" w:eastAsia="Arial" w:hAnsi="Arial"/>
-                <w:sz w:val="19"/>
-                <w:szCs w:val="19"/>
-              </w:rPr>
-              <w:t xml:space="preserve">Surname, Name: </w:t>
-            </w:r>
-            <w:r>
-              <w:rPr>
-                <w:rFonts w:ascii="Arial" w:cs="Arial" w:eastAsia="Arial" w:hAnsi="Arial"/>
-                <w:color w:val="1A1A1A"/>
-                <w:sz w:val="19"/>
-                <w:szCs w:val="19"/>
-              </w:rPr>
-              <w:t xml:space="preserve">District Director / Circuit Manager</w:t>
-            </w:r>
-          </w:p>
-          <w:p>
-            <w:pPr>
-              <w:keepLines/>
-              <w:spacing w:after="0" w:before="0"/>
             </w:pPr>
             <w:r>
               <w:rPr>
@@ -1643,24 +1615,16 @@
           <w:p>
             <w:pPr>
               <w:keepLines/>
-              <w:spacing w:after="0" w:before="140"/>
-            </w:pPr>
-            <w:r>
-              <w:rPr>
-                <w:rFonts w:ascii="Arial" w:cs="Arial" w:eastAsia="Arial" w:hAnsi="Arial"/>
+              <w:spacing w:after="0" w:before="40"/>
+            </w:pPr>
+            <w:r>
+              <w:rPr>
+                <w:rFonts w:ascii="Arial" w:cs="Arial" w:eastAsia="Arial" w:hAnsi="Arial"/>
+                <w:color w:val="64748B"/>
                 <w:sz w:val="18"/>
                 <w:szCs w:val="18"/>
               </w:rPr>
-              <w:t xml:space="preserve">Date: </w:t>
-            </w:r>
-            <w:r>
-              <w:rPr>
-                <w:rFonts w:ascii="Arial" w:cs="Arial" w:eastAsia="Arial" w:hAnsi="Arial"/>
-                <w:color w:val="1A1A1A"/>
-                <w:sz w:val="18"/>
-                <w:szCs w:val="18"/>
-              </w:rPr>
-              <w:t xml:space="preserve">___/___/2026</w:t>
+              <w:t xml:space="preserve">Date: ___/___/2026</w:t>
             </w:r>
           </w:p>
         </w:tc>

--- a/SGB_Functionality_Audit_2026/01_SGB_Constitution/07_Proof_of_Submission_to_District_HOD_2026-02-16.docx
+++ b/SGB_Functionality_Audit_2026/01_SGB_Constitution/07_Proof_of_Submission_to_District_HOD_2026-02-16.docx
@@ -129,7 +129,7 @@
                           </pic:cNvPicPr>
                         </pic:nvPicPr>
                         <pic:blipFill>
-                          <a:blip r:embed="rId8" cstate="none"/>
+                          <a:blip r:embed="rId9" cstate="none"/>
                           <a:srcRect/>
                           <a:stretch>
                             <a:fillRect/>
@@ -701,7 +701,7 @@
         <w:tabs>
           <w:tab w:val="left" w:pos="566"/>
         </w:tabs>
-        <w:spacing w:after="100" w:before="240"/>
+        <w:spacing w:after="80" w:before="0"/>
         <w:ind w:left="0"/>
       </w:pPr>
       <w:r>
@@ -740,7 +740,7 @@
         <w:tabs>
           <w:tab w:val="left" w:pos="566"/>
         </w:tabs>
-        <w:spacing w:after="90" w:before="70" w:line="276"/>
+        <w:spacing w:after="80" w:before="0" w:line="276"/>
         <w:ind w:left="566" w:hanging="566"/>
         <w:jc w:val="both"/>
       </w:pPr>
@@ -780,7 +780,7 @@
         <w:tabs>
           <w:tab w:val="left" w:pos="566"/>
         </w:tabs>
-        <w:spacing w:after="90" w:before="70" w:line="276"/>
+        <w:spacing w:after="80" w:before="0" w:line="276"/>
         <w:ind w:left="566" w:hanging="566"/>
         <w:jc w:val="both"/>
       </w:pPr>
@@ -820,7 +820,7 @@
         <w:tabs>
           <w:tab w:val="left" w:pos="566"/>
         </w:tabs>
-        <w:spacing w:after="90" w:before="70" w:line="276"/>
+        <w:spacing w:after="80" w:before="0" w:line="276"/>
         <w:ind w:left="566" w:hanging="566"/>
         <w:jc w:val="both"/>
       </w:pPr>
@@ -860,7 +860,7 @@
         <w:tabs>
           <w:tab w:val="left" w:pos="566"/>
         </w:tabs>
-        <w:spacing w:after="90" w:before="70" w:line="276"/>
+        <w:spacing w:after="80" w:before="0" w:line="276"/>
         <w:ind w:left="566" w:hanging="566"/>
         <w:jc w:val="both"/>
       </w:pPr>
@@ -900,7 +900,7 @@
         <w:tabs>
           <w:tab w:val="left" w:pos="566"/>
         </w:tabs>
-        <w:spacing w:after="100" w:before="240"/>
+        <w:spacing w:after="80" w:before="0"/>
         <w:ind w:left="0"/>
       </w:pPr>
       <w:r>
@@ -939,7 +939,7 @@
         <w:tabs>
           <w:tab w:val="left" w:pos="566"/>
         </w:tabs>
-        <w:spacing w:after="90" w:before="70" w:line="276"/>
+        <w:spacing w:after="80" w:before="0" w:line="276"/>
         <w:ind w:left="566" w:hanging="566"/>
         <w:jc w:val="both"/>
       </w:pPr>
@@ -979,7 +979,7 @@
         <w:tabs>
           <w:tab w:val="left" w:pos="566"/>
         </w:tabs>
-        <w:spacing w:after="90" w:before="70" w:line="276"/>
+        <w:spacing w:after="80" w:before="0" w:line="276"/>
         <w:ind w:left="566" w:hanging="566"/>
         <w:jc w:val="both"/>
       </w:pPr>
@@ -1019,7 +1019,7 @@
         <w:tabs>
           <w:tab w:val="left" w:pos="566"/>
         </w:tabs>
-        <w:spacing w:after="100" w:before="240"/>
+        <w:spacing w:after="80" w:before="0"/>
         <w:ind w:left="0"/>
       </w:pPr>
       <w:r>
@@ -1058,7 +1058,7 @@
         <w:tabs>
           <w:tab w:val="left" w:pos="566"/>
         </w:tabs>
-        <w:spacing w:after="90" w:before="70" w:line="276"/>
+        <w:spacing w:after="80" w:before="0" w:line="276"/>
         <w:ind w:left="566" w:hanging="566"/>
         <w:jc w:val="both"/>
       </w:pPr>
@@ -1098,7 +1098,7 @@
         <w:tabs>
           <w:tab w:val="left" w:pos="566"/>
         </w:tabs>
-        <w:spacing w:after="90" w:before="70" w:line="276"/>
+        <w:spacing w:after="80" w:before="0" w:line="276"/>
         <w:ind w:left="566" w:hanging="566"/>
         <w:jc w:val="both"/>
       </w:pPr>
@@ -1138,7 +1138,7 @@
         <w:tabs>
           <w:tab w:val="left" w:pos="566"/>
         </w:tabs>
-        <w:spacing w:after="90" w:before="70" w:line="276"/>
+        <w:spacing w:after="80" w:before="0" w:line="276"/>
         <w:ind w:left="566" w:hanging="566"/>
         <w:jc w:val="both"/>
       </w:pPr>
@@ -1178,7 +1178,7 @@
         <w:tabs>
           <w:tab w:val="left" w:pos="566"/>
         </w:tabs>
-        <w:spacing w:after="90" w:before="70" w:line="276"/>
+        <w:spacing w:after="80" w:before="0" w:line="276"/>
         <w:ind w:left="566" w:hanging="566"/>
         <w:jc w:val="both"/>
       </w:pPr>
@@ -1218,7 +1218,7 @@
         <w:tabs>
           <w:tab w:val="left" w:pos="566"/>
         </w:tabs>
-        <w:spacing w:after="100" w:before="240"/>
+        <w:spacing w:after="80" w:before="0"/>
         <w:ind w:left="0"/>
       </w:pPr>
       <w:r>
@@ -1257,7 +1257,7 @@
         <w:tabs>
           <w:tab w:val="left" w:pos="566"/>
         </w:tabs>
-        <w:spacing w:after="90" w:before="70" w:line="276"/>
+        <w:spacing w:after="80" w:before="0" w:line="276"/>
         <w:ind w:left="566" w:hanging="566"/>
         <w:jc w:val="both"/>
       </w:pPr>
@@ -1290,39 +1290,6 @@
           <w:szCs w:val="20"/>
         </w:rPr>
         <w:t xml:space="preserve">Submitted by the Executive Committee of the School Governing Body of Lady Grey Arts Academy on 16 February 2026.</w:t>
-      </w:r>
-    </w:p>
-    <w:p>
-      <w:pPr>
-        <w:keepLines/>
-        <w:spacing w:after="100" w:before="260"/>
-      </w:pPr>
-      <w:r>
-        <w:rPr>
-          <w:rFonts w:ascii="Arial" w:cs="Arial" w:eastAsia="Arial" w:hAnsi="Arial"/>
-          <w:b/>
-          <w:bCs/>
-          <w:color w:val="0C2340"/>
-          <w:sz w:val="22"/>
-          <w:szCs w:val="22"/>
-        </w:rPr>
-        <w:t xml:space="preserve">SUBMISSION AND DISTRICT ACKNOWLEDGMENT OF RECEIPT</w:t>
-      </w:r>
-    </w:p>
-    <w:p>
-      <w:pPr>
-        <w:keepLines/>
-        <w:spacing w:after="140" w:before="60" w:line="276"/>
-        <w:jc w:val="both"/>
-      </w:pPr>
-      <w:r>
-        <w:rPr>
-          <w:rFonts w:ascii="Arial" w:cs="Arial" w:eastAsia="Arial" w:hAnsi="Arial"/>
-          <w:color w:val="1A1A1A"/>
-          <w:sz w:val="20"/>
-          <w:szCs w:val="20"/>
-        </w:rPr>
-        <w:t xml:space="preserve">Signed on behalf of the School Governing Body, and acknowledged by the District Office:</w:t>
       </w:r>
     </w:p>
     <w:tbl>
@@ -1348,35 +1315,100 @@
         </w:trPr>
         <w:tc>
           <w:tcPr>
+            <w:tcW w:type="dxa" w:w="10771"/>
+            <w:gridSpan w:val="3"/>
+            <w:tcMar>
+              <w:top w:type="dxa" w:w="160"/>
+              <w:left w:type="dxa" w:w="0"/>
+              <w:bottom w:type="dxa" w:w="40"/>
+              <w:right w:type="dxa" w:w="0"/>
+            </w:tcMar>
+          </w:tcPr>
+          <w:p>
+            <w:pPr>
+              <w:keepLines/>
+              <w:spacing w:after="40" w:before="160"/>
+            </w:pPr>
+            <w:r>
+              <w:rPr>
+                <w:rFonts w:ascii="Arial" w:cs="Arial" w:eastAsia="Arial" w:hAnsi="Arial"/>
+                <w:b/>
+                <w:bCs/>
+                <w:color w:val="0C2340"/>
+                <w:sz w:val="22"/>
+                <w:szCs w:val="22"/>
+              </w:rPr>
+              <w:t xml:space="preserve">SUBMISSION AND DISTRICT ACKNOWLEDGMENT OF RECEIPT</w:t>
+            </w:r>
+          </w:p>
+        </w:tc>
+      </w:tr>
+      <w:tr>
+        <w:trPr>
+          <w:cantSplit/>
+        </w:trPr>
+        <w:tc>
+          <w:tcPr>
+            <w:tcW w:type="dxa" w:w="10771"/>
+            <w:gridSpan w:val="3"/>
+            <w:tcMar>
+              <w:top w:type="dxa" w:w="20"/>
+              <w:left w:type="dxa" w:w="0"/>
+              <w:bottom w:type="dxa" w:w="80"/>
+              <w:right w:type="dxa" w:w="0"/>
+            </w:tcMar>
+          </w:tcPr>
+          <w:p>
+            <w:pPr>
+              <w:keepLines/>
+              <w:spacing w:after="80" w:before="20" w:line="276"/>
+              <w:jc w:val="both"/>
+            </w:pPr>
+            <w:r>
+              <w:rPr>
+                <w:rFonts w:ascii="Arial" w:cs="Arial" w:eastAsia="Arial" w:hAnsi="Arial"/>
+                <w:color w:val="1A1A1A"/>
+                <w:sz w:val="20"/>
+                <w:szCs w:val="20"/>
+              </w:rPr>
+              <w:t xml:space="preserve">Signed on behalf of the School Governing Body, and acknowledged by the District Office:</w:t>
+            </w:r>
+          </w:p>
+        </w:tc>
+      </w:tr>
+      <w:tr>
+        <w:trPr>
+          <w:cantSplit/>
+        </w:trPr>
+        <w:tc>
+          <w:tcPr>
             <w:tcW w:type="dxa" w:w="3590"/>
             <w:tcMar>
-              <w:top w:type="dxa" w:w="140"/>
-              <w:left w:type="dxa" w:w="40"/>
+              <w:top w:type="dxa" w:w="80"/>
+              <w:left w:type="dxa" w:w="20"/>
               <w:bottom w:type="dxa" w:w="40"/>
-              <w:right w:type="dxa" w:w="40"/>
+              <w:right w:type="dxa" w:w="20"/>
             </w:tcMar>
           </w:tcPr>
           <w:p>
             <w:pPr>
               <w:keepLines/>
-              <w:pBdr>
-                <w:bottom w:val="single" w:color="64748B" w:sz="6"/>
-              </w:pBdr>
-              <w:spacing w:after="20" w:before="0"/>
-            </w:pPr>
-            <w:r>
-              <w:rPr>
-                <w:rFonts w:ascii="Arial" w:cs="Arial" w:eastAsia="Arial" w:hAnsi="Arial"/>
-                <w:sz w:val="2"/>
-                <w:szCs w:val="2"/>
-              </w:rPr>
-              <w:t xml:space="preserve"/>
+              <w:spacing w:after="10" w:before="0"/>
+            </w:pPr>
+            <w:r>
+              <w:rPr>
+                <w:rFonts w:ascii="Arial" w:cs="Arial" w:eastAsia="Arial" w:hAnsi="Arial"/>
+                <w:color w:val="64748B"/>
+                <w:sz w:val="20"/>
+                <w:szCs w:val="20"/>
+              </w:rPr>
+              <w:t xml:space="preserve">_________________________</w:t>
             </w:r>
           </w:p>
           <w:p>
             <w:pPr>
               <w:keepLines/>
-              <w:spacing w:after="50" w:before="0"/>
+              <w:spacing w:after="40" w:before="0"/>
             </w:pPr>
             <w:r>
               <w:rPr>
@@ -1427,7 +1459,7 @@
           <w:p>
             <w:pPr>
               <w:keepLines/>
-              <w:spacing w:after="0" w:before="40"/>
+              <w:spacing w:after="0" w:before="30"/>
             </w:pPr>
             <w:r>
               <w:rPr>
@@ -1444,33 +1476,31 @@
           <w:tcPr>
             <w:tcW w:type="dxa" w:w="3590"/>
             <w:tcMar>
-              <w:top w:type="dxa" w:w="140"/>
-              <w:left w:type="dxa" w:w="40"/>
+              <w:top w:type="dxa" w:w="80"/>
+              <w:left w:type="dxa" w:w="20"/>
               <w:bottom w:type="dxa" w:w="40"/>
-              <w:right w:type="dxa" w:w="40"/>
+              <w:right w:type="dxa" w:w="20"/>
             </w:tcMar>
           </w:tcPr>
           <w:p>
             <w:pPr>
               <w:keepLines/>
-              <w:pBdr>
-                <w:bottom w:val="single" w:color="64748B" w:sz="6"/>
-              </w:pBdr>
-              <w:spacing w:after="20" w:before="0"/>
-            </w:pPr>
-            <w:r>
-              <w:rPr>
-                <w:rFonts w:ascii="Arial" w:cs="Arial" w:eastAsia="Arial" w:hAnsi="Arial"/>
-                <w:sz w:val="2"/>
-                <w:szCs w:val="2"/>
-              </w:rPr>
-              <w:t xml:space="preserve"/>
+              <w:spacing w:after="10" w:before="0"/>
+            </w:pPr>
+            <w:r>
+              <w:rPr>
+                <w:rFonts w:ascii="Arial" w:cs="Arial" w:eastAsia="Arial" w:hAnsi="Arial"/>
+                <w:color w:val="64748B"/>
+                <w:sz w:val="20"/>
+                <w:szCs w:val="20"/>
+              </w:rPr>
+              <w:t xml:space="preserve">_________________________</w:t>
             </w:r>
           </w:p>
           <w:p>
             <w:pPr>
               <w:keepLines/>
-              <w:spacing w:after="50" w:before="0"/>
+              <w:spacing w:after="40" w:before="0"/>
             </w:pPr>
             <w:r>
               <w:rPr>
@@ -1521,7 +1551,7 @@
           <w:p>
             <w:pPr>
               <w:keepLines/>
-              <w:spacing w:after="0" w:before="40"/>
+              <w:spacing w:after="0" w:before="30"/>
             </w:pPr>
             <w:r>
               <w:rPr>
@@ -1538,33 +1568,31 @@
           <w:tcPr>
             <w:tcW w:type="dxa" w:w="3590"/>
             <w:tcMar>
-              <w:top w:type="dxa" w:w="140"/>
-              <w:left w:type="dxa" w:w="40"/>
+              <w:top w:type="dxa" w:w="80"/>
+              <w:left w:type="dxa" w:w="20"/>
               <w:bottom w:type="dxa" w:w="40"/>
-              <w:right w:type="dxa" w:w="40"/>
+              <w:right w:type="dxa" w:w="20"/>
             </w:tcMar>
           </w:tcPr>
           <w:p>
             <w:pPr>
               <w:keepLines/>
-              <w:pBdr>
-                <w:bottom w:val="single" w:color="64748B" w:sz="6"/>
-              </w:pBdr>
-              <w:spacing w:after="20" w:before="0"/>
-            </w:pPr>
-            <w:r>
-              <w:rPr>
-                <w:rFonts w:ascii="Arial" w:cs="Arial" w:eastAsia="Arial" w:hAnsi="Arial"/>
-                <w:sz w:val="2"/>
-                <w:szCs w:val="2"/>
-              </w:rPr>
-              <w:t xml:space="preserve"/>
+              <w:spacing w:after="10" w:before="0"/>
+            </w:pPr>
+            <w:r>
+              <w:rPr>
+                <w:rFonts w:ascii="Arial" w:cs="Arial" w:eastAsia="Arial" w:hAnsi="Arial"/>
+                <w:color w:val="64748B"/>
+                <w:sz w:val="20"/>
+                <w:szCs w:val="20"/>
+              </w:rPr>
+              <w:t xml:space="preserve">_________________________</w:t>
             </w:r>
           </w:p>
           <w:p>
             <w:pPr>
               <w:keepLines/>
-              <w:spacing w:after="50" w:before="0"/>
+              <w:spacing w:after="40" w:before="0"/>
             </w:pPr>
             <w:r>
               <w:rPr>
@@ -1615,7 +1643,7 @@
           <w:p>
             <w:pPr>
               <w:keepLines/>
-              <w:spacing w:after="0" w:before="40"/>
+              <w:spacing w:after="0" w:before="30"/>
             </w:pPr>
             <w:r>
               <w:rPr>
@@ -1631,7 +1659,8 @@
       </w:tr>
     </w:tbl>
     <w:sectPr>
-      <w:footerReference w:type="default" r:id="rId7"/>
+      <w:headerReference w:type="default" r:id="rId7"/>
+      <w:footerReference w:type="default" r:id="rId8"/>
       <w:pgSz w:w="11905" w:h="16837" w:orient="portrait"/>
       <w:pgMar w:top="566" w:right="566" w:bottom="566" w:left="566" w:header="453" w:footer="453" w:gutter="0"/>
       <w:pgNumType/>
@@ -1699,24 +1728,6 @@
         <w:sz w:val="17"/>
         <w:szCs w:val="17"/>
       </w:rPr>
-      <w:t xml:space="preserve">LGAA SGB STATUTORY SUBMISSION • 16 FEB 2026   </w:t>
-    </w:r>
-    <w:r>
-      <w:rPr>
-        <w:rFonts w:ascii="Arial" w:cs="Arial" w:eastAsia="Arial" w:hAnsi="Arial"/>
-        <w:color w:val="64748B"/>
-        <w:sz w:val="17"/>
-        <w:szCs w:val="17"/>
-      </w:rPr>
-      <w:t xml:space="preserve">Page </w:t>
-    </w:r>
-    <w:r>
-      <w:rPr>
-        <w:rFonts w:ascii="Arial" w:cs="Arial" w:eastAsia="Arial" w:hAnsi="Arial"/>
-        <w:color w:val="64748B"/>
-        <w:sz w:val="17"/>
-        <w:szCs w:val="17"/>
-      </w:rPr>
       <w:fldChar w:fldCharType="begin"/>
       <w:instrText xml:space="preserve">PAGE</w:instrText>
       <w:fldChar w:fldCharType="separate"/>
@@ -1729,7 +1740,7 @@
         <w:sz w:val="17"/>
         <w:szCs w:val="17"/>
       </w:rPr>
-      <w:t xml:space="preserve"> of </w:t>
+      <w:t xml:space="preserve"> / </w:t>
     </w:r>
     <w:r>
       <w:rPr>
@@ -1782,6 +1793,45 @@
     </w:p>
   </w:footnote>
 </w:footnotes>
+</file>
+
+<file path=word/header1.xml><?xml version="1.0" encoding="utf-8"?>
+<w:hdr xmlns:wpc="http://schemas.microsoft.com/office/word/2010/wordprocessingCanvas" xmlns:mc="http://schemas.openxmlformats.org/markup-compatibility/2006" xmlns:o="urn:schemas-microsoft-com:office:office" xmlns:r="http://schemas.openxmlformats.org/officeDocument/2006/relationships" xmlns:m="http://schemas.openxmlformats.org/officeDocument/2006/math" xmlns:v="urn:schemas-microsoft-com:vml" xmlns:wp14="http://schemas.microsoft.com/office/word/2010/wordprocessingDrawing" xmlns:wp="http://schemas.openxmlformats.org/drawingml/2006/wordprocessingDrawing" xmlns:w10="urn:schemas-microsoft-com:office:word" xmlns:w="http://schemas.openxmlformats.org/wordprocessingml/2006/main" xmlns:w14="http://schemas.microsoft.com/office/word/2010/wordml" xmlns:w15="http://schemas.microsoft.com/office/word/2012/wordml" xmlns:wpg="http://schemas.microsoft.com/office/word/2010/wordprocessingGroup" xmlns:wpi="http://schemas.microsoft.com/office/word/2010/wordprocessingInk" xmlns:wne="http://schemas.microsoft.com/office/word/2006/wordml" xmlns:wps="http://schemas.microsoft.com/office/word/2010/wordprocessingShape" xmlns:cx="http://schemas.microsoft.com/office/drawing/2014/chartex" xmlns:cx1="http://schemas.microsoft.com/office/drawing/2015/9/8/chartex" xmlns:cx2="http://schemas.microsoft.com/office/drawing/2015/10/21/chartex" xmlns:cx3="http://schemas.microsoft.com/office/drawing/2016/5/9/chartex" xmlns:cx4="http://schemas.microsoft.com/office/drawing/2016/5/10/chartex" xmlns:cx5="http://schemas.microsoft.com/office/drawing/2016/5/11/chartex" xmlns:cx6="http://schemas.microsoft.com/office/drawing/2016/5/12/chartex" xmlns:cx7="http://schemas.microsoft.com/office/drawing/2016/5/13/chartex" xmlns:cx8="http://schemas.microsoft.com/office/drawing/2016/5/14/chartex" xmlns:w16cid="http://schemas.microsoft.com/office/word/2016/wordml/cid" xmlns:w16se="http://schemas.microsoft.com/office/word/2015/wordml/symex">
+  <w:p>
+    <w:pPr>
+      <w:pBdr>
+        <w:bottom w:val="single" w:color="CBD5E1" w:sz="6"/>
+      </w:pBdr>
+      <w:spacing w:after="80" w:before="0"/>
+    </w:pPr>
+    <w:r>
+      <w:rPr>
+        <w:rFonts w:ascii="Arial" w:cs="Arial" w:eastAsia="Arial" w:hAnsi="Arial"/>
+        <w:b/>
+        <w:bCs/>
+        <w:color w:val="0C2340"/>
+        <w:sz w:val="16"/>
+        <w:szCs w:val="16"/>
+      </w:rPr>
+      <w:t xml:space="preserve">LADY GREY ARTS ACADEMY • STATUTORY SUBMISSION OF SGB CONSTITUTION</w:t>
+    </w:r>
+    <w:r>
+      <w:rPr>
+        <w:rFonts w:ascii="Arial" w:cs="Arial" w:eastAsia="Arial" w:hAnsi="Arial"/>
+      </w:rPr>
+      <w:t xml:space="preserve">	</w:t>
+    </w:r>
+    <w:r>
+      <w:rPr>
+        <w:rFonts w:ascii="Arial" w:cs="Arial" w:eastAsia="Arial" w:hAnsi="Arial"/>
+        <w:color w:val="64748B"/>
+        <w:sz w:val="14"/>
+        <w:szCs w:val="14"/>
+      </w:rPr>
+      <w:t xml:space="preserve">SGB</w:t>
+    </w:r>
+  </w:p>
+</w:hdr>
 </file>
 
 <file path=word/numbering.xml><?xml version="1.0" encoding="utf-8"?>

--- a/SGB_Functionality_Audit_2026/01_SGB_Constitution/07_Proof_of_Submission_to_District_HOD_2026-02-16.docx
+++ b/SGB_Functionality_Audit_2026/01_SGB_Constitution/07_Proof_of_Submission_to_District_HOD_2026-02-16.docx
@@ -1383,49 +1383,52 @@
         <w:tc>
           <w:tcPr>
             <w:tcW w:type="dxa" w:w="3590"/>
+            <w:tcBorders>
+              <w:top w:val="single" w:color="E2E8F0" w:sz="4"/>
+              <w:left w:val="single" w:color="E2E8F0" w:sz="4"/>
+              <w:bottom w:val="single" w:color="E2E8F0" w:sz="4"/>
+              <w:right w:val="single" w:color="E2E8F0" w:sz="4"/>
+            </w:tcBorders>
+            <w:shd w:fill="F8FAFC" w:val="clear"/>
             <w:tcMar>
-              <w:top w:type="dxa" w:w="80"/>
-              <w:left w:type="dxa" w:w="20"/>
-              <w:bottom w:type="dxa" w:w="40"/>
-              <w:right w:type="dxa" w:w="20"/>
+              <w:top w:type="dxa" w:w="60"/>
+              <w:left w:type="dxa" w:w="80"/>
+              <w:bottom w:type="dxa" w:w="60"/>
+              <w:right w:type="dxa" w:w="80"/>
             </w:tcMar>
           </w:tcPr>
           <w:p>
             <w:pPr>
-              <w:keepLines/>
+              <w:spacing w:after="0" w:before="200"/>
+            </w:pPr>
+          </w:p>
+          <w:p>
+            <w:pPr>
+              <w:pBdr>
+                <w:bottom w:val="single" w:color="0C2340" w:sz="8"/>
+              </w:pBdr>
               <w:spacing w:after="10" w:before="0"/>
             </w:pPr>
-            <w:r>
-              <w:rPr>
-                <w:rFonts w:ascii="Arial" w:cs="Arial" w:eastAsia="Arial" w:hAnsi="Arial"/>
+          </w:p>
+          <w:p>
+            <w:pPr>
+              <w:spacing w:after="30" w:before="0"/>
+            </w:pPr>
+            <w:r>
+              <w:rPr>
+                <w:rFonts w:ascii="Arial" w:cs="Arial" w:eastAsia="Arial" w:hAnsi="Arial"/>
+                <w:b/>
+                <w:bCs/>
                 <w:color w:val="64748B"/>
-                <w:sz w:val="20"/>
-                <w:szCs w:val="20"/>
-              </w:rPr>
-              <w:t xml:space="preserve">_________________________</w:t>
-            </w:r>
-          </w:p>
-          <w:p>
-            <w:pPr>
-              <w:keepLines/>
-              <w:spacing w:after="40" w:before="0"/>
-            </w:pPr>
-            <w:r>
-              <w:rPr>
-                <w:rFonts w:ascii="Arial" w:cs="Arial" w:eastAsia="Arial" w:hAnsi="Arial"/>
-                <w:i/>
-                <w:iCs/>
-                <w:color w:val="64748B"/>
-                <w:sz w:val="16"/>
-                <w:szCs w:val="16"/>
-              </w:rPr>
-              <w:t xml:space="preserve">Signature</w:t>
-            </w:r>
-          </w:p>
-          <w:p>
-            <w:pPr>
-              <w:keepLines/>
-              <w:spacing w:after="20" w:before="0"/>
+                <w:sz w:val="14"/>
+                <w:szCs w:val="14"/>
+              </w:rPr>
+              <w:t xml:space="preserve">SIGNATURE</w:t>
+            </w:r>
+          </w:p>
+          <w:p>
+            <w:pPr>
+              <w:spacing w:after="15" w:before="0"/>
             </w:pPr>
             <w:r>
               <w:rPr>
@@ -1441,8 +1444,7 @@
           </w:p>
           <w:p>
             <w:pPr>
-              <w:keepLines/>
-              <w:spacing w:after="30" w:before="0"/>
+              <w:spacing w:after="20" w:before="0"/>
             </w:pPr>
             <w:r>
               <w:rPr>
@@ -1453,71 +1455,84 @@
                 <w:sz w:val="19"/>
                 <w:szCs w:val="19"/>
               </w:rPr>
-              <w:t xml:space="preserve">SGB Chairperson</w:t>
-            </w:r>
-          </w:p>
-          <w:p>
-            <w:pPr>
-              <w:keepLines/>
-              <w:spacing w:after="0" w:before="30"/>
-            </w:pPr>
-            <w:r>
-              <w:rPr>
-                <w:rFonts w:ascii="Arial" w:cs="Arial" w:eastAsia="Arial" w:hAnsi="Arial"/>
+              <w:t xml:space="preserve">SGB CHAIRPERSON</w:t>
+            </w:r>
+          </w:p>
+          <w:p>
+            <w:pPr>
+              <w:spacing w:after="0" w:before="10"/>
+            </w:pPr>
+            <w:r>
+              <w:rPr>
+                <w:rFonts w:ascii="Arial" w:cs="Arial" w:eastAsia="Arial" w:hAnsi="Arial"/>
+                <w:b/>
+                <w:bCs/>
                 <w:color w:val="64748B"/>
                 <w:sz w:val="18"/>
                 <w:szCs w:val="18"/>
               </w:rPr>
-              <w:t xml:space="preserve">Date: 16/02/2026</w:t>
+              <w:t xml:space="preserve">Date: </w:t>
+            </w:r>
+            <w:r>
+              <w:rPr>
+                <w:rFonts w:ascii="Arial" w:cs="Arial" w:eastAsia="Arial" w:hAnsi="Arial"/>
+                <w:color w:val="1A1A1A"/>
+                <w:sz w:val="18"/>
+                <w:szCs w:val="18"/>
+              </w:rPr>
+              <w:t xml:space="preserve">16/02/2026</w:t>
             </w:r>
           </w:p>
         </w:tc>
         <w:tc>
           <w:tcPr>
             <w:tcW w:type="dxa" w:w="3590"/>
+            <w:tcBorders>
+              <w:top w:val="single" w:color="E2E8F0" w:sz="4"/>
+              <w:left w:val="single" w:color="E2E8F0" w:sz="4"/>
+              <w:bottom w:val="single" w:color="E2E8F0" w:sz="4"/>
+              <w:right w:val="single" w:color="E2E8F0" w:sz="4"/>
+            </w:tcBorders>
+            <w:shd w:fill="F8FAFC" w:val="clear"/>
             <w:tcMar>
-              <w:top w:type="dxa" w:w="80"/>
-              <w:left w:type="dxa" w:w="20"/>
-              <w:bottom w:type="dxa" w:w="40"/>
-              <w:right w:type="dxa" w:w="20"/>
+              <w:top w:type="dxa" w:w="60"/>
+              <w:left w:type="dxa" w:w="80"/>
+              <w:bottom w:type="dxa" w:w="60"/>
+              <w:right w:type="dxa" w:w="80"/>
             </w:tcMar>
           </w:tcPr>
           <w:p>
             <w:pPr>
-              <w:keepLines/>
+              <w:spacing w:after="0" w:before="200"/>
+            </w:pPr>
+          </w:p>
+          <w:p>
+            <w:pPr>
+              <w:pBdr>
+                <w:bottom w:val="single" w:color="0C2340" w:sz="8"/>
+              </w:pBdr>
               <w:spacing w:after="10" w:before="0"/>
             </w:pPr>
-            <w:r>
-              <w:rPr>
-                <w:rFonts w:ascii="Arial" w:cs="Arial" w:eastAsia="Arial" w:hAnsi="Arial"/>
+          </w:p>
+          <w:p>
+            <w:pPr>
+              <w:spacing w:after="30" w:before="0"/>
+            </w:pPr>
+            <w:r>
+              <w:rPr>
+                <w:rFonts w:ascii="Arial" w:cs="Arial" w:eastAsia="Arial" w:hAnsi="Arial"/>
+                <w:b/>
+                <w:bCs/>
                 <w:color w:val="64748B"/>
-                <w:sz w:val="20"/>
-                <w:szCs w:val="20"/>
-              </w:rPr>
-              <w:t xml:space="preserve">_________________________</w:t>
-            </w:r>
-          </w:p>
-          <w:p>
-            <w:pPr>
-              <w:keepLines/>
-              <w:spacing w:after="40" w:before="0"/>
-            </w:pPr>
-            <w:r>
-              <w:rPr>
-                <w:rFonts w:ascii="Arial" w:cs="Arial" w:eastAsia="Arial" w:hAnsi="Arial"/>
-                <w:i/>
-                <w:iCs/>
-                <w:color w:val="64748B"/>
-                <w:sz w:val="16"/>
-                <w:szCs w:val="16"/>
-              </w:rPr>
-              <w:t xml:space="preserve">Signature</w:t>
-            </w:r>
-          </w:p>
-          <w:p>
-            <w:pPr>
-              <w:keepLines/>
-              <w:spacing w:after="20" w:before="0"/>
+                <w:sz w:val="14"/>
+                <w:szCs w:val="14"/>
+              </w:rPr>
+              <w:t xml:space="preserve">SIGNATURE</w:t>
+            </w:r>
+          </w:p>
+          <w:p>
+            <w:pPr>
+              <w:spacing w:after="15" w:before="0"/>
             </w:pPr>
             <w:r>
               <w:rPr>
@@ -1533,8 +1548,7 @@
           </w:p>
           <w:p>
             <w:pPr>
-              <w:keepLines/>
-              <w:spacing w:after="30" w:before="0"/>
+              <w:spacing w:after="20" w:before="0"/>
             </w:pPr>
             <w:r>
               <w:rPr>
@@ -1545,71 +1559,84 @@
                 <w:sz w:val="19"/>
                 <w:szCs w:val="19"/>
               </w:rPr>
-              <w:t xml:space="preserve">School Principal</w:t>
-            </w:r>
-          </w:p>
-          <w:p>
-            <w:pPr>
-              <w:keepLines/>
-              <w:spacing w:after="0" w:before="30"/>
-            </w:pPr>
-            <w:r>
-              <w:rPr>
-                <w:rFonts w:ascii="Arial" w:cs="Arial" w:eastAsia="Arial" w:hAnsi="Arial"/>
+              <w:t xml:space="preserve">SCHOOL PRINCIPAL</w:t>
+            </w:r>
+          </w:p>
+          <w:p>
+            <w:pPr>
+              <w:spacing w:after="0" w:before="10"/>
+            </w:pPr>
+            <w:r>
+              <w:rPr>
+                <w:rFonts w:ascii="Arial" w:cs="Arial" w:eastAsia="Arial" w:hAnsi="Arial"/>
+                <w:b/>
+                <w:bCs/>
                 <w:color w:val="64748B"/>
                 <w:sz w:val="18"/>
                 <w:szCs w:val="18"/>
               </w:rPr>
-              <w:t xml:space="preserve">Date: 16/02/2026</w:t>
+              <w:t xml:space="preserve">Date: </w:t>
+            </w:r>
+            <w:r>
+              <w:rPr>
+                <w:rFonts w:ascii="Arial" w:cs="Arial" w:eastAsia="Arial" w:hAnsi="Arial"/>
+                <w:color w:val="1A1A1A"/>
+                <w:sz w:val="18"/>
+                <w:szCs w:val="18"/>
+              </w:rPr>
+              <w:t xml:space="preserve">16/02/2026</w:t>
             </w:r>
           </w:p>
         </w:tc>
         <w:tc>
           <w:tcPr>
             <w:tcW w:type="dxa" w:w="3590"/>
+            <w:tcBorders>
+              <w:top w:val="single" w:color="E2E8F0" w:sz="4"/>
+              <w:left w:val="single" w:color="E2E8F0" w:sz="4"/>
+              <w:bottom w:val="single" w:color="E2E8F0" w:sz="4"/>
+              <w:right w:val="single" w:color="E2E8F0" w:sz="4"/>
+            </w:tcBorders>
+            <w:shd w:fill="F8FAFC" w:val="clear"/>
             <w:tcMar>
-              <w:top w:type="dxa" w:w="80"/>
-              <w:left w:type="dxa" w:w="20"/>
-              <w:bottom w:type="dxa" w:w="40"/>
-              <w:right w:type="dxa" w:w="20"/>
+              <w:top w:type="dxa" w:w="60"/>
+              <w:left w:type="dxa" w:w="80"/>
+              <w:bottom w:type="dxa" w:w="60"/>
+              <w:right w:type="dxa" w:w="80"/>
             </w:tcMar>
           </w:tcPr>
           <w:p>
             <w:pPr>
-              <w:keepLines/>
+              <w:spacing w:after="0" w:before="200"/>
+            </w:pPr>
+          </w:p>
+          <w:p>
+            <w:pPr>
+              <w:pBdr>
+                <w:bottom w:val="single" w:color="0C2340" w:sz="8"/>
+              </w:pBdr>
               <w:spacing w:after="10" w:before="0"/>
             </w:pPr>
-            <w:r>
-              <w:rPr>
-                <w:rFonts w:ascii="Arial" w:cs="Arial" w:eastAsia="Arial" w:hAnsi="Arial"/>
+          </w:p>
+          <w:p>
+            <w:pPr>
+              <w:spacing w:after="30" w:before="0"/>
+            </w:pPr>
+            <w:r>
+              <w:rPr>
+                <w:rFonts w:ascii="Arial" w:cs="Arial" w:eastAsia="Arial" w:hAnsi="Arial"/>
+                <w:b/>
+                <w:bCs/>
                 <w:color w:val="64748B"/>
-                <w:sz w:val="20"/>
-                <w:szCs w:val="20"/>
-              </w:rPr>
-              <w:t xml:space="preserve">_________________________</w:t>
-            </w:r>
-          </w:p>
-          <w:p>
-            <w:pPr>
-              <w:keepLines/>
-              <w:spacing w:after="40" w:before="0"/>
-            </w:pPr>
-            <w:r>
-              <w:rPr>
-                <w:rFonts w:ascii="Arial" w:cs="Arial" w:eastAsia="Arial" w:hAnsi="Arial"/>
-                <w:i/>
-                <w:iCs/>
-                <w:color w:val="64748B"/>
-                <w:sz w:val="16"/>
-                <w:szCs w:val="16"/>
-              </w:rPr>
-              <w:t xml:space="preserve">Signature</w:t>
-            </w:r>
-          </w:p>
-          <w:p>
-            <w:pPr>
-              <w:keepLines/>
-              <w:spacing w:after="20" w:before="0"/>
+                <w:sz w:val="14"/>
+                <w:szCs w:val="14"/>
+              </w:rPr>
+              <w:t xml:space="preserve">SIGNATURE</w:t>
+            </w:r>
+          </w:p>
+          <w:p>
+            <w:pPr>
+              <w:spacing w:after="15" w:before="0"/>
             </w:pPr>
             <w:r>
               <w:rPr>
@@ -1625,8 +1652,7 @@
           </w:p>
           <w:p>
             <w:pPr>
-              <w:keepLines/>
-              <w:spacing w:after="30" w:before="0"/>
+              <w:spacing w:after="20" w:before="0"/>
             </w:pPr>
             <w:r>
               <w:rPr>
@@ -1637,22 +1663,32 @@
                 <w:sz w:val="19"/>
                 <w:szCs w:val="19"/>
               </w:rPr>
-              <w:t xml:space="preserve">District Official / Registry Stamp</w:t>
-            </w:r>
-          </w:p>
-          <w:p>
-            <w:pPr>
-              <w:keepLines/>
-              <w:spacing w:after="0" w:before="30"/>
-            </w:pPr>
-            <w:r>
-              <w:rPr>
-                <w:rFonts w:ascii="Arial" w:cs="Arial" w:eastAsia="Arial" w:hAnsi="Arial"/>
+              <w:t xml:space="preserve">DISTRICT OFFICIAL / REGISTRY STAMP</w:t>
+            </w:r>
+          </w:p>
+          <w:p>
+            <w:pPr>
+              <w:spacing w:after="0" w:before="10"/>
+            </w:pPr>
+            <w:r>
+              <w:rPr>
+                <w:rFonts w:ascii="Arial" w:cs="Arial" w:eastAsia="Arial" w:hAnsi="Arial"/>
+                <w:b/>
+                <w:bCs/>
                 <w:color w:val="64748B"/>
                 <w:sz w:val="18"/>
                 <w:szCs w:val="18"/>
               </w:rPr>
-              <w:t xml:space="preserve">Date: ___/___/2026</w:t>
+              <w:t xml:space="preserve">Date: </w:t>
+            </w:r>
+            <w:r>
+              <w:rPr>
+                <w:rFonts w:ascii="Arial" w:cs="Arial" w:eastAsia="Arial" w:hAnsi="Arial"/>
+                <w:color w:val="1A1A1A"/>
+                <w:sz w:val="18"/>
+                <w:szCs w:val="18"/>
+              </w:rPr>
+              <w:t xml:space="preserve">___/___/2026</w:t>
             </w:r>
           </w:p>
         </w:tc>

--- a/SGB_Functionality_Audit_2026/01_SGB_Constitution/07_Proof_of_Submission_to_District_HOD_2026-02-16.docx
+++ b/SGB_Functionality_Audit_2026/01_SGB_Constitution/07_Proof_of_Submission_to_District_HOD_2026-02-16.docx
@@ -1292,6 +1292,12 @@
         <w:t xml:space="preserve">Submitted by the Executive Committee of the School Governing Body of Lady Grey Arts Academy on 16 February 2026.</w:t>
       </w:r>
     </w:p>
+    <w:p>
+      <w:pPr>
+        <w:pageBreakBefore/>
+        <w:spacing w:after="0" w:before="0"/>
+      </w:pPr>
+    </w:p>
     <w:tbl>
       <w:tblPr>
         <w:tblW w:type="dxa" w:w="10771"/>
@@ -1384,12 +1390,11 @@
           <w:tcPr>
             <w:tcW w:type="dxa" w:w="3590"/>
             <w:tcBorders>
-              <w:top w:val="single" w:color="E2E8F0" w:sz="4"/>
-              <w:left w:val="single" w:color="E2E8F0" w:sz="4"/>
-              <w:bottom w:val="single" w:color="E2E8F0" w:sz="4"/>
-              <w:right w:val="single" w:color="E2E8F0" w:sz="4"/>
+              <w:top w:val="single" w:color="CBD5E1" w:sz="4"/>
+              <w:left w:val="single" w:color="CBD5E1" w:sz="4"/>
+              <w:bottom w:val="single" w:color="CBD5E1" w:sz="4"/>
+              <w:right w:val="single" w:color="CBD5E1" w:sz="4"/>
             </w:tcBorders>
-            <w:shd w:fill="F8FAFC" w:val="clear"/>
             <w:tcMar>
               <w:top w:type="dxa" w:w="60"/>
               <w:left w:type="dxa" w:w="80"/>
@@ -1488,12 +1493,11 @@
           <w:tcPr>
             <w:tcW w:type="dxa" w:w="3590"/>
             <w:tcBorders>
-              <w:top w:val="single" w:color="E2E8F0" w:sz="4"/>
-              <w:left w:val="single" w:color="E2E8F0" w:sz="4"/>
-              <w:bottom w:val="single" w:color="E2E8F0" w:sz="4"/>
-              <w:right w:val="single" w:color="E2E8F0" w:sz="4"/>
+              <w:top w:val="single" w:color="CBD5E1" w:sz="4"/>
+              <w:left w:val="single" w:color="CBD5E1" w:sz="4"/>
+              <w:bottom w:val="single" w:color="CBD5E1" w:sz="4"/>
+              <w:right w:val="single" w:color="CBD5E1" w:sz="4"/>
             </w:tcBorders>
-            <w:shd w:fill="F8FAFC" w:val="clear"/>
             <w:tcMar>
               <w:top w:type="dxa" w:w="60"/>
               <w:left w:type="dxa" w:w="80"/>
@@ -1592,12 +1596,11 @@
           <w:tcPr>
             <w:tcW w:type="dxa" w:w="3590"/>
             <w:tcBorders>
-              <w:top w:val="single" w:color="E2E8F0" w:sz="4"/>
-              <w:left w:val="single" w:color="E2E8F0" w:sz="4"/>
-              <w:bottom w:val="single" w:color="E2E8F0" w:sz="4"/>
-              <w:right w:val="single" w:color="E2E8F0" w:sz="4"/>
+              <w:top w:val="single" w:color="CBD5E1" w:sz="4"/>
+              <w:left w:val="single" w:color="CBD5E1" w:sz="4"/>
+              <w:bottom w:val="single" w:color="CBD5E1" w:sz="4"/>
+              <w:right w:val="single" w:color="CBD5E1" w:sz="4"/>
             </w:tcBorders>
-            <w:shd w:fill="F8FAFC" w:val="clear"/>
             <w:tcMar>
               <w:top w:type="dxa" w:w="60"/>
               <w:left w:type="dxa" w:w="80"/>

--- a/SGB_Functionality_Audit_2026/01_SGB_Constitution/07_Proof_of_Submission_to_District_HOD_2026-02-16.docx
+++ b/SGB_Functionality_Audit_2026/01_SGB_Constitution/07_Proof_of_Submission_to_District_HOD_2026-02-16.docx
@@ -1417,7 +1417,7 @@
           </w:p>
           <w:p>
             <w:pPr>
-              <w:spacing w:after="30" w:before="0"/>
+              <w:spacing w:after="90" w:before="0"/>
             </w:pPr>
             <w:r>
               <w:rPr>
@@ -1465,7 +1465,8 @@
           </w:p>
           <w:p>
             <w:pPr>
-              <w:spacing w:after="0" w:before="10"/>
+              <w:spacing w:after="0" w:before="40"/>
+              <w:jc w:val="right"/>
             </w:pPr>
             <w:r>
               <w:rPr>
@@ -1476,7 +1477,7 @@
                 <w:sz w:val="18"/>
                 <w:szCs w:val="18"/>
               </w:rPr>
-              <w:t xml:space="preserve">Date: </w:t>
+              <w:t xml:space="preserve">DATE: </w:t>
             </w:r>
             <w:r>
               <w:rPr>
@@ -1520,7 +1521,7 @@
           </w:p>
           <w:p>
             <w:pPr>
-              <w:spacing w:after="30" w:before="0"/>
+              <w:spacing w:after="90" w:before="0"/>
             </w:pPr>
             <w:r>
               <w:rPr>
@@ -1568,7 +1569,8 @@
           </w:p>
           <w:p>
             <w:pPr>
-              <w:spacing w:after="0" w:before="10"/>
+              <w:spacing w:after="0" w:before="40"/>
+              <w:jc w:val="right"/>
             </w:pPr>
             <w:r>
               <w:rPr>
@@ -1579,7 +1581,7 @@
                 <w:sz w:val="18"/>
                 <w:szCs w:val="18"/>
               </w:rPr>
-              <w:t xml:space="preserve">Date: </w:t>
+              <w:t xml:space="preserve">DATE: </w:t>
             </w:r>
             <w:r>
               <w:rPr>
@@ -1623,7 +1625,7 @@
           </w:p>
           <w:p>
             <w:pPr>
-              <w:spacing w:after="30" w:before="0"/>
+              <w:spacing w:after="90" w:before="0"/>
             </w:pPr>
             <w:r>
               <w:rPr>
@@ -1671,7 +1673,8 @@
           </w:p>
           <w:p>
             <w:pPr>
-              <w:spacing w:after="0" w:before="10"/>
+              <w:spacing w:after="0" w:before="40"/>
+              <w:jc w:val="right"/>
             </w:pPr>
             <w:r>
               <w:rPr>
@@ -1682,7 +1685,7 @@
                 <w:sz w:val="18"/>
                 <w:szCs w:val="18"/>
               </w:rPr>
-              <w:t xml:space="preserve">Date: </w:t>
+              <w:t xml:space="preserve">DATE: </w:t>
             </w:r>
             <w:r>
               <w:rPr>

--- a/SGB_Functionality_Audit_2026/01_SGB_Constitution/07_Proof_of_Submission_to_District_HOD_2026-02-16.docx
+++ b/SGB_Functionality_Audit_2026/01_SGB_Constitution/07_Proof_of_Submission_to_District_HOD_2026-02-16.docx
@@ -1301,16 +1301,19 @@
     <w:tbl>
       <w:tblPr>
         <w:tblW w:type="dxa" w:w="10771"/>
+        <w:jc w:val="center"/>
         <w:tblBorders>
-          <w:top w:val="none"/>
-          <w:left w:val="none"/>
-          <w:bottom w:val="none"/>
-          <w:right w:val="none"/>
-          <w:insideH w:val="none"/>
-          <w:insideV w:val="none"/>
+          <w:top w:val="single" w:color="auto" w:sz="4"/>
+          <w:left w:val="single" w:color="auto" w:sz="4"/>
+          <w:bottom w:val="single" w:color="auto" w:sz="4"/>
+          <w:right w:val="single" w:color="auto" w:sz="4"/>
+          <w:insideH w:val="single" w:color="auto" w:sz="4"/>
+          <w:insideV w:val="single" w:color="auto" w:sz="4"/>
         </w:tblBorders>
       </w:tblPr>
       <w:tblGrid>
+        <w:gridCol w:w="100"/>
+        <w:gridCol w:w="100"/>
         <w:gridCol w:w="100"/>
         <w:gridCol w:w="100"/>
         <w:gridCol w:w="100"/>
@@ -1322,7 +1325,7 @@
         <w:tc>
           <w:tcPr>
             <w:tcW w:type="dxa" w:w="10771"/>
-            <w:gridSpan w:val="3"/>
+            <w:gridSpan w:val="5"/>
             <w:tcMar>
               <w:top w:type="dxa" w:w="160"/>
               <w:left w:type="dxa" w:w="0"/>
@@ -1356,7 +1359,7 @@
         <w:tc>
           <w:tcPr>
             <w:tcW w:type="dxa" w:w="10771"/>
-            <w:gridSpan w:val="3"/>
+            <w:gridSpan w:val="5"/>
             <w:tcMar>
               <w:top w:type="dxa" w:w="20"/>
               <w:left w:type="dxa" w:w="0"/>
@@ -1388,7 +1391,7 @@
         </w:trPr>
         <w:tc>
           <w:tcPr>
-            <w:tcW w:type="dxa" w:w="3590"/>
+            <w:tcW w:type="dxa" w:w="3401"/>
             <w:tcBorders>
               <w:top w:val="single" w:color="CBD5E1" w:sz="4"/>
               <w:left w:val="single" w:color="CBD5E1" w:sz="4"/>
@@ -1396,10 +1399,10 @@
               <w:right w:val="single" w:color="CBD5E1" w:sz="4"/>
             </w:tcBorders>
             <w:tcMar>
-              <w:top w:type="dxa" w:w="60"/>
-              <w:left w:type="dxa" w:w="80"/>
-              <w:bottom w:type="dxa" w:w="60"/>
-              <w:right w:type="dxa" w:w="80"/>
+              <w:top w:type="dxa" w:w="120"/>
+              <w:left w:type="dxa" w:w="140"/>
+              <w:bottom w:type="dxa" w:w="120"/>
+              <w:right w:type="dxa" w:w="140"/>
             </w:tcMar>
           </w:tcPr>
           <w:p>
@@ -1492,7 +1495,29 @@
         </w:tc>
         <w:tc>
           <w:tcPr>
-            <w:tcW w:type="dxa" w:w="3590"/>
+            <w:tcW w:type="dxa" w:w="283"/>
+            <w:tcBorders>
+              <w:top w:val="none"/>
+              <w:left w:val="none"/>
+              <w:bottom w:val="none"/>
+              <w:right w:val="none"/>
+            </w:tcBorders>
+            <w:tcMar>
+              <w:top w:type="dxa" w:w="0"/>
+              <w:left w:type="dxa" w:w="0"/>
+              <w:bottom w:type="dxa" w:w="0"/>
+              <w:right w:type="dxa" w:w="0"/>
+            </w:tcMar>
+          </w:tcPr>
+          <w:p>
+            <w:pPr>
+              <w:spacing w:after="0" w:before="0"/>
+            </w:pPr>
+          </w:p>
+        </w:tc>
+        <w:tc>
+          <w:tcPr>
+            <w:tcW w:type="dxa" w:w="3401"/>
             <w:tcBorders>
               <w:top w:val="single" w:color="CBD5E1" w:sz="4"/>
               <w:left w:val="single" w:color="CBD5E1" w:sz="4"/>
@@ -1500,10 +1525,10 @@
               <w:right w:val="single" w:color="CBD5E1" w:sz="4"/>
             </w:tcBorders>
             <w:tcMar>
-              <w:top w:type="dxa" w:w="60"/>
-              <w:left w:type="dxa" w:w="80"/>
-              <w:bottom w:type="dxa" w:w="60"/>
-              <w:right w:type="dxa" w:w="80"/>
+              <w:top w:type="dxa" w:w="120"/>
+              <w:left w:type="dxa" w:w="140"/>
+              <w:bottom w:type="dxa" w:w="120"/>
+              <w:right w:type="dxa" w:w="140"/>
             </w:tcMar>
           </w:tcPr>
           <w:p>
@@ -1596,7 +1621,29 @@
         </w:tc>
         <w:tc>
           <w:tcPr>
-            <w:tcW w:type="dxa" w:w="3590"/>
+            <w:tcW w:type="dxa" w:w="283"/>
+            <w:tcBorders>
+              <w:top w:val="none"/>
+              <w:left w:val="none"/>
+              <w:bottom w:val="none"/>
+              <w:right w:val="none"/>
+            </w:tcBorders>
+            <w:tcMar>
+              <w:top w:type="dxa" w:w="0"/>
+              <w:left w:type="dxa" w:w="0"/>
+              <w:bottom w:type="dxa" w:w="0"/>
+              <w:right w:type="dxa" w:w="0"/>
+            </w:tcMar>
+          </w:tcPr>
+          <w:p>
+            <w:pPr>
+              <w:spacing w:after="0" w:before="0"/>
+            </w:pPr>
+          </w:p>
+        </w:tc>
+        <w:tc>
+          <w:tcPr>
+            <w:tcW w:type="dxa" w:w="3401"/>
             <w:tcBorders>
               <w:top w:val="single" w:color="CBD5E1" w:sz="4"/>
               <w:left w:val="single" w:color="CBD5E1" w:sz="4"/>
@@ -1604,10 +1651,10 @@
               <w:right w:val="single" w:color="CBD5E1" w:sz="4"/>
             </w:tcBorders>
             <w:tcMar>
-              <w:top w:type="dxa" w:w="60"/>
-              <w:left w:type="dxa" w:w="80"/>
-              <w:bottom w:type="dxa" w:w="60"/>
-              <w:right w:type="dxa" w:w="80"/>
+              <w:top w:type="dxa" w:w="120"/>
+              <w:left w:type="dxa" w:w="140"/>
+              <w:bottom w:type="dxa" w:w="120"/>
+              <w:right w:type="dxa" w:w="140"/>
             </w:tcMar>
           </w:tcPr>
           <w:p>

--- a/SGB_Functionality_Audit_2026/01_SGB_Constitution/07_Proof_of_Submission_to_District_HOD_2026-02-16.docx
+++ b/SGB_Functionality_Audit_2026/01_SGB_Constitution/07_Proof_of_Submission_to_District_HOD_2026-02-16.docx
@@ -1298,22 +1298,53 @@
         <w:spacing w:after="0" w:before="0"/>
       </w:pPr>
     </w:p>
+    <w:p>
+      <w:pPr>
+        <w:keepLines/>
+        <w:spacing w:after="40" w:before="160"/>
+      </w:pPr>
+      <w:r>
+        <w:rPr>
+          <w:rFonts w:ascii="Arial" w:cs="Arial" w:eastAsia="Arial" w:hAnsi="Arial"/>
+          <w:b/>
+          <w:bCs/>
+          <w:color w:val="0C2340"/>
+          <w:sz w:val="22"/>
+          <w:szCs w:val="22"/>
+        </w:rPr>
+        <w:t xml:space="preserve">SUBMISSION AND DISTRICT ACKNOWLEDGMENT OF RECEIPT</w:t>
+      </w:r>
+    </w:p>
+    <w:p>
+      <w:pPr>
+        <w:keepLines/>
+        <w:spacing w:after="120" w:before="20" w:line="276"/>
+        <w:jc w:val="both"/>
+      </w:pPr>
+      <w:r>
+        <w:rPr>
+          <w:rFonts w:ascii="Arial" w:cs="Arial" w:eastAsia="Arial" w:hAnsi="Arial"/>
+          <w:color w:val="1A1A1A"/>
+          <w:sz w:val="20"/>
+          <w:szCs w:val="20"/>
+        </w:rPr>
+        <w:t xml:space="preserve">Signed on behalf of the School Governing Body, and acknowledged by the District Office:</w:t>
+      </w:r>
+    </w:p>
     <w:tbl>
       <w:tblPr>
         <w:tblW w:type="dxa" w:w="10771"/>
         <w:jc w:val="center"/>
         <w:tblBorders>
-          <w:top w:val="single" w:color="auto" w:sz="4"/>
-          <w:left w:val="single" w:color="auto" w:sz="4"/>
-          <w:bottom w:val="single" w:color="auto" w:sz="4"/>
-          <w:right w:val="single" w:color="auto" w:sz="4"/>
-          <w:insideH w:val="single" w:color="auto" w:sz="4"/>
-          <w:insideV w:val="single" w:color="auto" w:sz="4"/>
+          <w:top w:val="none"/>
+          <w:left w:val="none"/>
+          <w:bottom w:val="none"/>
+          <w:right w:val="none"/>
+          <w:insideH w:val="none"/>
+          <w:insideV w:val="none"/>
         </w:tblBorders>
       </w:tblPr>
       <w:tblGrid>
-        <w:gridCol w:w="100"/>
-        <w:gridCol w:w="100"/>
         <w:gridCol w:w="100"/>
         <w:gridCol w:w="100"/>
         <w:gridCol w:w="100"/>
@@ -1324,178 +1355,7 @@
         </w:trPr>
         <w:tc>
           <w:tcPr>
-            <w:tcW w:type="dxa" w:w="10771"/>
-            <w:gridSpan w:val="5"/>
-            <w:tcMar>
-              <w:top w:type="dxa" w:w="160"/>
-              <w:left w:type="dxa" w:w="0"/>
-              <w:bottom w:type="dxa" w:w="40"/>
-              <w:right w:type="dxa" w:w="0"/>
-            </w:tcMar>
-          </w:tcPr>
-          <w:p>
-            <w:pPr>
-              <w:keepLines/>
-              <w:spacing w:after="40" w:before="160"/>
-            </w:pPr>
-            <w:r>
-              <w:rPr>
-                <w:rFonts w:ascii="Arial" w:cs="Arial" w:eastAsia="Arial" w:hAnsi="Arial"/>
-                <w:b/>
-                <w:bCs/>
-                <w:color w:val="0C2340"/>
-                <w:sz w:val="22"/>
-                <w:szCs w:val="22"/>
-              </w:rPr>
-              <w:t xml:space="preserve">SUBMISSION AND DISTRICT ACKNOWLEDGMENT OF RECEIPT</w:t>
-            </w:r>
-          </w:p>
-        </w:tc>
-      </w:tr>
-      <w:tr>
-        <w:trPr>
-          <w:cantSplit/>
-        </w:trPr>
-        <w:tc>
-          <w:tcPr>
-            <w:tcW w:type="dxa" w:w="10771"/>
-            <w:gridSpan w:val="5"/>
-            <w:tcMar>
-              <w:top w:type="dxa" w:w="20"/>
-              <w:left w:type="dxa" w:w="0"/>
-              <w:bottom w:type="dxa" w:w="80"/>
-              <w:right w:type="dxa" w:w="0"/>
-            </w:tcMar>
-          </w:tcPr>
-          <w:p>
-            <w:pPr>
-              <w:keepLines/>
-              <w:spacing w:after="80" w:before="20" w:line="276"/>
-              <w:jc w:val="both"/>
-            </w:pPr>
-            <w:r>
-              <w:rPr>
-                <w:rFonts w:ascii="Arial" w:cs="Arial" w:eastAsia="Arial" w:hAnsi="Arial"/>
-                <w:color w:val="1A1A1A"/>
-                <w:sz w:val="20"/>
-                <w:szCs w:val="20"/>
-              </w:rPr>
-              <w:t xml:space="preserve">Signed on behalf of the School Governing Body, and acknowledged by the District Office:</w:t>
-            </w:r>
-          </w:p>
-        </w:tc>
-      </w:tr>
-      <w:tr>
-        <w:trPr>
-          <w:cantSplit/>
-        </w:trPr>
-        <w:tc>
-          <w:tcPr>
-            <w:tcW w:type="dxa" w:w="3401"/>
-            <w:tcBorders>
-              <w:top w:val="single" w:color="CBD5E1" w:sz="4"/>
-              <w:left w:val="single" w:color="CBD5E1" w:sz="4"/>
-              <w:bottom w:val="single" w:color="CBD5E1" w:sz="4"/>
-              <w:right w:val="single" w:color="CBD5E1" w:sz="4"/>
-            </w:tcBorders>
-            <w:tcMar>
-              <w:top w:type="dxa" w:w="120"/>
-              <w:left w:type="dxa" w:w="140"/>
-              <w:bottom w:type="dxa" w:w="120"/>
-              <w:right w:type="dxa" w:w="140"/>
-            </w:tcMar>
-          </w:tcPr>
-          <w:p>
-            <w:pPr>
-              <w:spacing w:after="0" w:before="200"/>
-            </w:pPr>
-          </w:p>
-          <w:p>
-            <w:pPr>
-              <w:pBdr>
-                <w:bottom w:val="single" w:color="0C2340" w:sz="8"/>
-              </w:pBdr>
-              <w:spacing w:after="10" w:before="0"/>
-            </w:pPr>
-          </w:p>
-          <w:p>
-            <w:pPr>
-              <w:spacing w:after="90" w:before="0"/>
-            </w:pPr>
-            <w:r>
-              <w:rPr>
-                <w:rFonts w:ascii="Arial" w:cs="Arial" w:eastAsia="Arial" w:hAnsi="Arial"/>
-                <w:b/>
-                <w:bCs/>
-                <w:color w:val="64748B"/>
-                <w:sz w:val="14"/>
-                <w:szCs w:val="14"/>
-              </w:rPr>
-              <w:t xml:space="preserve">SIGNATURE</w:t>
-            </w:r>
-          </w:p>
-          <w:p>
-            <w:pPr>
-              <w:spacing w:after="15" w:before="0"/>
-            </w:pPr>
-            <w:r>
-              <w:rPr>
-                <w:rFonts w:ascii="Arial" w:cs="Arial" w:eastAsia="Arial" w:hAnsi="Arial"/>
-                <w:b/>
-                <w:bCs/>
-                <w:color w:val="1A1A1A"/>
-                <w:sz w:val="20"/>
-                <w:szCs w:val="20"/>
-              </w:rPr>
-              <w:t xml:space="preserve">Mr. K. Dyasi</w:t>
-            </w:r>
-          </w:p>
-          <w:p>
-            <w:pPr>
-              <w:spacing w:after="20" w:before="0"/>
-            </w:pPr>
-            <w:r>
-              <w:rPr>
-                <w:rFonts w:ascii="Arial" w:cs="Arial" w:eastAsia="Arial" w:hAnsi="Arial"/>
-                <w:b/>
-                <w:bCs/>
-                <w:color w:val="0C2340"/>
-                <w:sz w:val="19"/>
-                <w:szCs w:val="19"/>
-              </w:rPr>
-              <w:t xml:space="preserve">SGB CHAIRPERSON</w:t>
-            </w:r>
-          </w:p>
-          <w:p>
-            <w:pPr>
-              <w:spacing w:after="0" w:before="40"/>
-              <w:jc w:val="right"/>
-            </w:pPr>
-            <w:r>
-              <w:rPr>
-                <w:rFonts w:ascii="Arial" w:cs="Arial" w:eastAsia="Arial" w:hAnsi="Arial"/>
-                <w:b/>
-                <w:bCs/>
-                <w:color w:val="64748B"/>
-                <w:sz w:val="18"/>
-                <w:szCs w:val="18"/>
-              </w:rPr>
-              <w:t xml:space="preserve">DATE: </w:t>
-            </w:r>
-            <w:r>
-              <w:rPr>
-                <w:rFonts w:ascii="Arial" w:cs="Arial" w:eastAsia="Arial" w:hAnsi="Arial"/>
-                <w:color w:val="1A1A1A"/>
-                <w:sz w:val="18"/>
-                <w:szCs w:val="18"/>
-              </w:rPr>
-              <w:t xml:space="preserve">16/02/2026</w:t>
-            </w:r>
-          </w:p>
-        </w:tc>
-        <w:tc>
-          <w:tcPr>
-            <w:tcW w:type="dxa" w:w="283"/>
+            <w:tcW w:type="dxa" w:w="3590"/>
             <w:tcBorders>
               <w:top w:val="none"/>
               <w:left w:val="none"/>
@@ -1503,37 +1363,15 @@
               <w:right w:val="none"/>
             </w:tcBorders>
             <w:tcMar>
-              <w:top w:type="dxa" w:w="0"/>
-              <w:left w:type="dxa" w:w="0"/>
-              <w:bottom w:type="dxa" w:w="0"/>
-              <w:right w:type="dxa" w:w="0"/>
-            </w:tcMar>
-          </w:tcPr>
-          <w:p>
-            <w:pPr>
-              <w:spacing w:after="0" w:before="0"/>
-            </w:pPr>
-          </w:p>
-        </w:tc>
-        <w:tc>
-          <w:tcPr>
-            <w:tcW w:type="dxa" w:w="3401"/>
-            <w:tcBorders>
-              <w:top w:val="single" w:color="CBD5E1" w:sz="4"/>
-              <w:left w:val="single" w:color="CBD5E1" w:sz="4"/>
-              <w:bottom w:val="single" w:color="CBD5E1" w:sz="4"/>
-              <w:right w:val="single" w:color="CBD5E1" w:sz="4"/>
-            </w:tcBorders>
-            <w:tcMar>
-              <w:top w:type="dxa" w:w="120"/>
+              <w:top w:type="dxa" w:w="40"/>
               <w:left w:type="dxa" w:w="140"/>
-              <w:bottom w:type="dxa" w:w="120"/>
+              <w:bottom w:type="dxa" w:w="80"/>
               <w:right w:type="dxa" w:w="140"/>
             </w:tcMar>
           </w:tcPr>
           <w:p>
             <w:pPr>
-              <w:spacing w:after="0" w:before="200"/>
+              <w:spacing w:after="0" w:before="180"/>
             </w:pPr>
           </w:p>
           <w:p>
@@ -1573,7 +1411,7 @@
                 <w:sz w:val="20"/>
                 <w:szCs w:val="20"/>
               </w:rPr>
-              <w:t xml:space="preserve">Ms. M. Botha</w:t>
+              <w:t xml:space="preserve">Mr. K. Dyasi</w:t>
             </w:r>
           </w:p>
           <w:p>
@@ -1589,7 +1427,7 @@
                 <w:sz w:val="19"/>
                 <w:szCs w:val="19"/>
               </w:rPr>
-              <w:t xml:space="preserve">SCHOOL PRINCIPAL</w:t>
+              <w:t xml:space="preserve">SGB CHAIRPERSON</w:t>
             </w:r>
           </w:p>
           <w:p>
@@ -1621,7 +1459,7 @@
         </w:tc>
         <w:tc>
           <w:tcPr>
-            <w:tcW w:type="dxa" w:w="283"/>
+            <w:tcW w:type="dxa" w:w="3590"/>
             <w:tcBorders>
               <w:top w:val="none"/>
               <w:left w:val="none"/>
@@ -1629,37 +1467,119 @@
               <w:right w:val="none"/>
             </w:tcBorders>
             <w:tcMar>
-              <w:top w:type="dxa" w:w="0"/>
-              <w:left w:type="dxa" w:w="0"/>
-              <w:bottom w:type="dxa" w:w="0"/>
-              <w:right w:type="dxa" w:w="0"/>
+              <w:top w:type="dxa" w:w="40"/>
+              <w:left w:type="dxa" w:w="140"/>
+              <w:bottom w:type="dxa" w:w="80"/>
+              <w:right w:type="dxa" w:w="140"/>
             </w:tcMar>
           </w:tcPr>
           <w:p>
             <w:pPr>
-              <w:spacing w:after="0" w:before="0"/>
-            </w:pPr>
+              <w:spacing w:after="0" w:before="180"/>
+            </w:pPr>
+          </w:p>
+          <w:p>
+            <w:pPr>
+              <w:pBdr>
+                <w:bottom w:val="single" w:color="0C2340" w:sz="8"/>
+              </w:pBdr>
+              <w:spacing w:after="10" w:before="0"/>
+            </w:pPr>
+          </w:p>
+          <w:p>
+            <w:pPr>
+              <w:spacing w:after="90" w:before="0"/>
+            </w:pPr>
+            <w:r>
+              <w:rPr>
+                <w:rFonts w:ascii="Arial" w:cs="Arial" w:eastAsia="Arial" w:hAnsi="Arial"/>
+                <w:b/>
+                <w:bCs/>
+                <w:color w:val="64748B"/>
+                <w:sz w:val="14"/>
+                <w:szCs w:val="14"/>
+              </w:rPr>
+              <w:t xml:space="preserve">SIGNATURE</w:t>
+            </w:r>
+          </w:p>
+          <w:p>
+            <w:pPr>
+              <w:spacing w:after="15" w:before="0"/>
+            </w:pPr>
+            <w:r>
+              <w:rPr>
+                <w:rFonts w:ascii="Arial" w:cs="Arial" w:eastAsia="Arial" w:hAnsi="Arial"/>
+                <w:b/>
+                <w:bCs/>
+                <w:color w:val="1A1A1A"/>
+                <w:sz w:val="20"/>
+                <w:szCs w:val="20"/>
+              </w:rPr>
+              <w:t xml:space="preserve">Ms. M. Botha</w:t>
+            </w:r>
+          </w:p>
+          <w:p>
+            <w:pPr>
+              <w:spacing w:after="20" w:before="0"/>
+            </w:pPr>
+            <w:r>
+              <w:rPr>
+                <w:rFonts w:ascii="Arial" w:cs="Arial" w:eastAsia="Arial" w:hAnsi="Arial"/>
+                <w:b/>
+                <w:bCs/>
+                <w:color w:val="0C2340"/>
+                <w:sz w:val="19"/>
+                <w:szCs w:val="19"/>
+              </w:rPr>
+              <w:t xml:space="preserve">SCHOOL PRINCIPAL</w:t>
+            </w:r>
+          </w:p>
+          <w:p>
+            <w:pPr>
+              <w:spacing w:after="0" w:before="40"/>
+              <w:jc w:val="right"/>
+            </w:pPr>
+            <w:r>
+              <w:rPr>
+                <w:rFonts w:ascii="Arial" w:cs="Arial" w:eastAsia="Arial" w:hAnsi="Arial"/>
+                <w:b/>
+                <w:bCs/>
+                <w:color w:val="64748B"/>
+                <w:sz w:val="18"/>
+                <w:szCs w:val="18"/>
+              </w:rPr>
+              <w:t xml:space="preserve">DATE: </w:t>
+            </w:r>
+            <w:r>
+              <w:rPr>
+                <w:rFonts w:ascii="Arial" w:cs="Arial" w:eastAsia="Arial" w:hAnsi="Arial"/>
+                <w:color w:val="1A1A1A"/>
+                <w:sz w:val="18"/>
+                <w:szCs w:val="18"/>
+              </w:rPr>
+              <w:t xml:space="preserve">16/02/2026</w:t>
+            </w:r>
           </w:p>
         </w:tc>
         <w:tc>
           <w:tcPr>
-            <w:tcW w:type="dxa" w:w="3401"/>
+            <w:tcW w:type="dxa" w:w="3590"/>
             <w:tcBorders>
-              <w:top w:val="single" w:color="CBD5E1" w:sz="4"/>
-              <w:left w:val="single" w:color="CBD5E1" w:sz="4"/>
-              <w:bottom w:val="single" w:color="CBD5E1" w:sz="4"/>
-              <w:right w:val="single" w:color="CBD5E1" w:sz="4"/>
+              <w:top w:val="none"/>
+              <w:left w:val="none"/>
+              <w:bottom w:val="none"/>
+              <w:right w:val="none"/>
             </w:tcBorders>
             <w:tcMar>
-              <w:top w:type="dxa" w:w="120"/>
+              <w:top w:type="dxa" w:w="40"/>
               <w:left w:type="dxa" w:w="140"/>
-              <w:bottom w:type="dxa" w:w="120"/>
+              <w:bottom w:type="dxa" w:w="80"/>
               <w:right w:type="dxa" w:w="140"/>
             </w:tcMar>
           </w:tcPr>
           <w:p>
             <w:pPr>
-              <w:spacing w:after="0" w:before="200"/>
+              <w:spacing w:after="0" w:before="180"/>
             </w:pPr>
           </w:p>
           <w:p>

--- a/SGB_Functionality_Audit_2026/01_SGB_Constitution/07_Proof_of_Submission_to_District_HOD_2026-02-16.docx
+++ b/SGB_Functionality_Audit_2026/01_SGB_Constitution/07_Proof_of_Submission_to_District_HOD_2026-02-16.docx
@@ -698,6 +698,7 @@
     </w:p>
     <w:p>
       <w:pPr>
+        <w:keepLines/>
         <w:tabs>
           <w:tab w:val="left" w:pos="566"/>
         </w:tabs>
@@ -737,6 +738,7 @@
     </w:p>
     <w:p>
       <w:pPr>
+        <w:keepLines/>
         <w:tabs>
           <w:tab w:val="left" w:pos="566"/>
         </w:tabs>
@@ -777,6 +779,7 @@
     </w:p>
     <w:p>
       <w:pPr>
+        <w:keepLines/>
         <w:tabs>
           <w:tab w:val="left" w:pos="566"/>
         </w:tabs>
@@ -817,6 +820,7 @@
     </w:p>
     <w:p>
       <w:pPr>
+        <w:keepLines/>
         <w:tabs>
           <w:tab w:val="left" w:pos="566"/>
         </w:tabs>
@@ -857,6 +861,7 @@
     </w:p>
     <w:p>
       <w:pPr>
+        <w:keepLines/>
         <w:tabs>
           <w:tab w:val="left" w:pos="566"/>
         </w:tabs>
@@ -897,6 +902,7 @@
     </w:p>
     <w:p>
       <w:pPr>
+        <w:keepLines/>
         <w:tabs>
           <w:tab w:val="left" w:pos="566"/>
         </w:tabs>
@@ -936,6 +942,7 @@
     </w:p>
     <w:p>
       <w:pPr>
+        <w:keepLines/>
         <w:tabs>
           <w:tab w:val="left" w:pos="566"/>
         </w:tabs>
@@ -976,6 +983,7 @@
     </w:p>
     <w:p>
       <w:pPr>
+        <w:keepLines/>
         <w:tabs>
           <w:tab w:val="left" w:pos="566"/>
         </w:tabs>
@@ -1016,6 +1024,7 @@
     </w:p>
     <w:p>
       <w:pPr>
+        <w:keepLines/>
         <w:tabs>
           <w:tab w:val="left" w:pos="566"/>
         </w:tabs>
@@ -1055,6 +1064,7 @@
     </w:p>
     <w:p>
       <w:pPr>
+        <w:keepLines/>
         <w:tabs>
           <w:tab w:val="left" w:pos="566"/>
         </w:tabs>
@@ -1095,6 +1105,7 @@
     </w:p>
     <w:p>
       <w:pPr>
+        <w:keepLines/>
         <w:tabs>
           <w:tab w:val="left" w:pos="566"/>
         </w:tabs>
@@ -1135,6 +1146,7 @@
     </w:p>
     <w:p>
       <w:pPr>
+        <w:keepLines/>
         <w:tabs>
           <w:tab w:val="left" w:pos="566"/>
         </w:tabs>
@@ -1175,6 +1187,7 @@
     </w:p>
     <w:p>
       <w:pPr>
+        <w:keepLines/>
         <w:tabs>
           <w:tab w:val="left" w:pos="566"/>
         </w:tabs>
@@ -1215,6 +1228,7 @@
     </w:p>
     <w:p>
       <w:pPr>
+        <w:keepLines/>
         <w:tabs>
           <w:tab w:val="left" w:pos="566"/>
         </w:tabs>
@@ -1254,6 +1268,7 @@
     </w:p>
     <w:p>
       <w:pPr>
+        <w:keepLines/>
         <w:tabs>
           <w:tab w:val="left" w:pos="566"/>
         </w:tabs>

--- a/SGB_Functionality_Audit_2026/01_SGB_Constitution/07_Proof_of_Submission_to_District_HOD_2026-02-16.docx
+++ b/SGB_Functionality_Audit_2026/01_SGB_Constitution/07_Proof_of_Submission_to_District_HOD_2026-02-16.docx
@@ -1363,6 +1363,8 @@
         <w:gridCol w:w="100"/>
         <w:gridCol w:w="100"/>
         <w:gridCol w:w="100"/>
+        <w:gridCol w:w="100"/>
+        <w:gridCol w:w="100"/>
       </w:tblGrid>
       <w:tr>
         <w:trPr>
@@ -1370,7 +1372,111 @@
         </w:trPr>
         <w:tc>
           <w:tcPr>
-            <w:tcW w:type="dxa" w:w="3590"/>
+            <w:tcW w:type="dxa" w:w="3401"/>
+            <w:tcBorders>
+              <w:top w:val="single" w:color="94A3B8" w:sz="6"/>
+              <w:left w:val="single" w:color="94A3B8" w:sz="6"/>
+              <w:bottom w:val="single" w:color="94A3B8" w:sz="6"/>
+              <w:right w:val="single" w:color="94A3B8" w:sz="6"/>
+            </w:tcBorders>
+            <w:tcMar>
+              <w:top w:type="dxa" w:w="100"/>
+              <w:left w:type="dxa" w:w="160"/>
+              <w:bottom w:type="dxa" w:w="100"/>
+              <w:right w:type="dxa" w:w="160"/>
+            </w:tcMar>
+          </w:tcPr>
+          <w:p>
+            <w:pPr>
+              <w:spacing w:after="0" w:before="180"/>
+            </w:pPr>
+          </w:p>
+          <w:p>
+            <w:pPr>
+              <w:pBdr>
+                <w:bottom w:val="single" w:color="0C2340" w:sz="8"/>
+              </w:pBdr>
+              <w:spacing w:after="10" w:before="0"/>
+            </w:pPr>
+          </w:p>
+          <w:p>
+            <w:pPr>
+              <w:spacing w:after="90" w:before="0"/>
+            </w:pPr>
+            <w:r>
+              <w:rPr>
+                <w:rFonts w:ascii="Arial" w:cs="Arial" w:eastAsia="Arial" w:hAnsi="Arial"/>
+                <w:b/>
+                <w:bCs/>
+                <w:color w:val="64748B"/>
+                <w:sz w:val="14"/>
+                <w:szCs w:val="14"/>
+              </w:rPr>
+              <w:t xml:space="preserve">SIGNATURE</w:t>
+            </w:r>
+          </w:p>
+          <w:p>
+            <w:pPr>
+              <w:spacing w:after="15" w:before="0"/>
+            </w:pPr>
+            <w:r>
+              <w:rPr>
+                <w:rFonts w:ascii="Arial" w:cs="Arial" w:eastAsia="Arial" w:hAnsi="Arial"/>
+                <w:b/>
+                <w:bCs/>
+                <w:color w:val="1A1A1A"/>
+                <w:sz w:val="20"/>
+                <w:szCs w:val="20"/>
+              </w:rPr>
+              <w:t xml:space="preserve">Mr. K. Dyasi</w:t>
+            </w:r>
+          </w:p>
+          <w:p>
+            <w:pPr>
+              <w:spacing w:after="20" w:before="0"/>
+            </w:pPr>
+            <w:r>
+              <w:rPr>
+                <w:rFonts w:ascii="Arial" w:cs="Arial" w:eastAsia="Arial" w:hAnsi="Arial"/>
+                <w:b/>
+                <w:bCs/>
+                <w:color w:val="0C2340"/>
+                <w:sz w:val="19"/>
+                <w:szCs w:val="19"/>
+              </w:rPr>
+              <w:t xml:space="preserve">SGB CHAIRPERSON</w:t>
+            </w:r>
+          </w:p>
+          <w:p>
+            <w:pPr>
+              <w:spacing w:after="0" w:before="40"/>
+              <w:jc w:val="right"/>
+            </w:pPr>
+            <w:r>
+              <w:rPr>
+                <w:rFonts w:ascii="Arial" w:cs="Arial" w:eastAsia="Arial" w:hAnsi="Arial"/>
+                <w:b/>
+                <w:bCs/>
+                <w:color w:val="64748B"/>
+                <w:sz w:val="18"/>
+                <w:szCs w:val="18"/>
+              </w:rPr>
+              <w:t xml:space="preserve">DATE: </w:t>
+            </w:r>
+            <w:r>
+              <w:rPr>
+                <w:rFonts w:ascii="Arial" w:cs="Arial" w:eastAsia="Arial" w:hAnsi="Arial"/>
+                <w:color w:val="1A1A1A"/>
+                <w:sz w:val="18"/>
+                <w:szCs w:val="18"/>
+              </w:rPr>
+              <w:t xml:space="preserve">16/02/2026</w:t>
+            </w:r>
+          </w:p>
+        </w:tc>
+        <w:tc>
+          <w:tcPr>
+            <w:tcW w:type="dxa" w:w="283"/>
             <w:tcBorders>
               <w:top w:val="none"/>
               <w:left w:val="none"/>
@@ -1378,10 +1484,32 @@
               <w:right w:val="none"/>
             </w:tcBorders>
             <w:tcMar>
-              <w:top w:type="dxa" w:w="40"/>
-              <w:left w:type="dxa" w:w="140"/>
-              <w:bottom w:type="dxa" w:w="80"/>
-              <w:right w:type="dxa" w:w="140"/>
+              <w:top w:type="dxa" w:w="0"/>
+              <w:left w:type="dxa" w:w="0"/>
+              <w:bottom w:type="dxa" w:w="0"/>
+              <w:right w:type="dxa" w:w="0"/>
+            </w:tcMar>
+          </w:tcPr>
+          <w:p>
+            <w:pPr>
+              <w:spacing w:after="0" w:before="0"/>
+            </w:pPr>
+          </w:p>
+        </w:tc>
+        <w:tc>
+          <w:tcPr>
+            <w:tcW w:type="dxa" w:w="3401"/>
+            <w:tcBorders>
+              <w:top w:val="single" w:color="94A3B8" w:sz="6"/>
+              <w:left w:val="single" w:color="94A3B8" w:sz="6"/>
+              <w:bottom w:val="single" w:color="94A3B8" w:sz="6"/>
+              <w:right w:val="single" w:color="94A3B8" w:sz="6"/>
+            </w:tcBorders>
+            <w:tcMar>
+              <w:top w:type="dxa" w:w="100"/>
+              <w:left w:type="dxa" w:w="160"/>
+              <w:bottom w:type="dxa" w:w="100"/>
+              <w:right w:type="dxa" w:w="160"/>
             </w:tcMar>
           </w:tcPr>
           <w:p>
@@ -1426,7 +1554,7 @@
                 <w:sz w:val="20"/>
                 <w:szCs w:val="20"/>
               </w:rPr>
-              <w:t xml:space="preserve">Mr. K. Dyasi</w:t>
+              <w:t xml:space="preserve">Ms. M. Botha</w:t>
             </w:r>
           </w:p>
           <w:p>
@@ -1442,7 +1570,7 @@
                 <w:sz w:val="19"/>
                 <w:szCs w:val="19"/>
               </w:rPr>
-              <w:t xml:space="preserve">SGB CHAIRPERSON</w:t>
+              <w:t xml:space="preserve">SCHOOL PRINCIPAL</w:t>
             </w:r>
           </w:p>
           <w:p>
@@ -1474,7 +1602,7 @@
         </w:tc>
         <w:tc>
           <w:tcPr>
-            <w:tcW w:type="dxa" w:w="3590"/>
+            <w:tcW w:type="dxa" w:w="283"/>
             <w:tcBorders>
               <w:top w:val="none"/>
               <w:left w:val="none"/>
@@ -1482,114 +1610,32 @@
               <w:right w:val="none"/>
             </w:tcBorders>
             <w:tcMar>
-              <w:top w:type="dxa" w:w="40"/>
-              <w:left w:type="dxa" w:w="140"/>
-              <w:bottom w:type="dxa" w:w="80"/>
-              <w:right w:type="dxa" w:w="140"/>
+              <w:top w:type="dxa" w:w="0"/>
+              <w:left w:type="dxa" w:w="0"/>
+              <w:bottom w:type="dxa" w:w="0"/>
+              <w:right w:type="dxa" w:w="0"/>
             </w:tcMar>
           </w:tcPr>
           <w:p>
             <w:pPr>
-              <w:spacing w:after="0" w:before="180"/>
-            </w:pPr>
-          </w:p>
-          <w:p>
-            <w:pPr>
-              <w:pBdr>
-                <w:bottom w:val="single" w:color="0C2340" w:sz="8"/>
-              </w:pBdr>
-              <w:spacing w:after="10" w:before="0"/>
-            </w:pPr>
-          </w:p>
-          <w:p>
-            <w:pPr>
-              <w:spacing w:after="90" w:before="0"/>
-            </w:pPr>
-            <w:r>
-              <w:rPr>
-                <w:rFonts w:ascii="Arial" w:cs="Arial" w:eastAsia="Arial" w:hAnsi="Arial"/>
-                <w:b/>
-                <w:bCs/>
-                <w:color w:val="64748B"/>
-                <w:sz w:val="14"/>
-                <w:szCs w:val="14"/>
-              </w:rPr>
-              <w:t xml:space="preserve">SIGNATURE</w:t>
-            </w:r>
-          </w:p>
-          <w:p>
-            <w:pPr>
-              <w:spacing w:after="15" w:before="0"/>
-            </w:pPr>
-            <w:r>
-              <w:rPr>
-                <w:rFonts w:ascii="Arial" w:cs="Arial" w:eastAsia="Arial" w:hAnsi="Arial"/>
-                <w:b/>
-                <w:bCs/>
-                <w:color w:val="1A1A1A"/>
-                <w:sz w:val="20"/>
-                <w:szCs w:val="20"/>
-              </w:rPr>
-              <w:t xml:space="preserve">Ms. M. Botha</w:t>
-            </w:r>
-          </w:p>
-          <w:p>
-            <w:pPr>
-              <w:spacing w:after="20" w:before="0"/>
-            </w:pPr>
-            <w:r>
-              <w:rPr>
-                <w:rFonts w:ascii="Arial" w:cs="Arial" w:eastAsia="Arial" w:hAnsi="Arial"/>
-                <w:b/>
-                <w:bCs/>
-                <w:color w:val="0C2340"/>
-                <w:sz w:val="19"/>
-                <w:szCs w:val="19"/>
-              </w:rPr>
-              <w:t xml:space="preserve">SCHOOL PRINCIPAL</w:t>
-            </w:r>
-          </w:p>
-          <w:p>
-            <w:pPr>
-              <w:spacing w:after="0" w:before="40"/>
-              <w:jc w:val="right"/>
-            </w:pPr>
-            <w:r>
-              <w:rPr>
-                <w:rFonts w:ascii="Arial" w:cs="Arial" w:eastAsia="Arial" w:hAnsi="Arial"/>
-                <w:b/>
-                <w:bCs/>
-                <w:color w:val="64748B"/>
-                <w:sz w:val="18"/>
-                <w:szCs w:val="18"/>
-              </w:rPr>
-              <w:t xml:space="preserve">DATE: </w:t>
-            </w:r>
-            <w:r>
-              <w:rPr>
-                <w:rFonts w:ascii="Arial" w:cs="Arial" w:eastAsia="Arial" w:hAnsi="Arial"/>
-                <w:color w:val="1A1A1A"/>
-                <w:sz w:val="18"/>
-                <w:szCs w:val="18"/>
-              </w:rPr>
-              <w:t xml:space="preserve">16/02/2026</w:t>
-            </w:r>
+              <w:spacing w:after="0" w:before="0"/>
+            </w:pPr>
           </w:p>
         </w:tc>
         <w:tc>
           <w:tcPr>
-            <w:tcW w:type="dxa" w:w="3590"/>
+            <w:tcW w:type="dxa" w:w="3401"/>
             <w:tcBorders>
-              <w:top w:val="none"/>
-              <w:left w:val="none"/>
-              <w:bottom w:val="none"/>
-              <w:right w:val="none"/>
+              <w:top w:val="single" w:color="94A3B8" w:sz="6"/>
+              <w:left w:val="single" w:color="94A3B8" w:sz="6"/>
+              <w:bottom w:val="single" w:color="94A3B8" w:sz="6"/>
+              <w:right w:val="single" w:color="94A3B8" w:sz="6"/>
             </w:tcBorders>
             <w:tcMar>
-              <w:top w:type="dxa" w:w="40"/>
-              <w:left w:type="dxa" w:w="140"/>
-              <w:bottom w:type="dxa" w:w="80"/>
-              <w:right w:type="dxa" w:w="140"/>
+              <w:top w:type="dxa" w:w="100"/>
+              <w:left w:type="dxa" w:w="160"/>
+              <w:bottom w:type="dxa" w:w="100"/>
+              <w:right w:type="dxa" w:w="160"/>
             </w:tcMar>
           </w:tcPr>
           <w:p>

--- a/SGB_Functionality_Audit_2026/01_SGB_Constitution/07_Proof_of_Submission_to_District_HOD_2026-02-16.docx
+++ b/SGB_Functionality_Audit_2026/01_SGB_Constitution/07_Proof_of_Submission_to_District_HOD_2026-02-16.docx
@@ -1872,6 +1872,9 @@
       <w:pBdr>
         <w:bottom w:val="single" w:color="CBD5E1" w:sz="6"/>
       </w:pBdr>
+      <w:tabs>
+        <w:tab w:val="right" w:pos="10771"/>
+      </w:tabs>
       <w:spacing w:after="80" w:before="0"/>
     </w:pPr>
     <w:r>

--- a/SGB_Functionality_Audit_2026/01_SGB_Constitution/07_Proof_of_Submission_to_District_HOD_2026-02-16.docx
+++ b/SGB_Functionality_Audit_2026/01_SGB_Constitution/07_Proof_of_Submission_to_District_HOD_2026-02-16.docx
@@ -1723,6 +1723,312 @@
                 <w:szCs w:val="18"/>
               </w:rPr>
               <w:t xml:space="preserve">___/___/2026</w:t>
+            </w:r>
+          </w:p>
+        </w:tc>
+      </w:tr>
+    </w:tbl>
+    <w:p>
+      <w:pPr>
+        <w:spacing w:after="0" w:before="140"/>
+      </w:pPr>
+    </w:p>
+    <w:tbl>
+      <w:tblPr>
+        <w:tblW w:type="dxa" w:w="3590"/>
+        <w:jc w:val="left"/>
+        <w:tblBorders>
+          <w:top w:val="dashed" w:color="94A3B8" w:sz="6"/>
+          <w:left w:val="dashed" w:color="94A3B8" w:sz="6"/>
+          <w:bottom w:val="dashed" w:color="94A3B8" w:sz="6"/>
+          <w:right w:val="dashed" w:color="94A3B8" w:sz="6"/>
+          <w:insideH w:val="single" w:color="auto" w:sz="4"/>
+          <w:insideV w:val="single" w:color="auto" w:sz="4"/>
+        </w:tblBorders>
+      </w:tblPr>
+      <w:tblGrid>
+        <w:gridCol w:w="100"/>
+      </w:tblGrid>
+      <w:tr>
+        <w:trPr>
+          <w:cantSplit/>
+        </w:trPr>
+        <w:tc>
+          <w:tcPr>
+            <w:tcW w:type="dxa" w:w="3590"/>
+            <w:shd w:fill="F8FAFC" w:val="clear"/>
+            <w:tcMar>
+              <w:top w:type="dxa" w:w="100"/>
+              <w:left w:type="dxa" w:w="140"/>
+              <w:bottom w:type="dxa" w:w="100"/>
+              <w:right w:type="dxa" w:w="140"/>
+            </w:tcMar>
+          </w:tcPr>
+          <w:p>
+            <w:pPr>
+              <w:spacing w:after="30" w:before="60"/>
+              <w:jc w:val="center"/>
+            </w:pPr>
+            <w:r>
+              <w:rPr>
+                <w:rFonts w:ascii="Arial" w:cs="Arial" w:eastAsia="Arial" w:hAnsi="Arial"/>
+                <w:b/>
+                <w:bCs/>
+                <w:color w:val="475569"/>
+                <w:sz w:val="15"/>
+                <w:szCs w:val="15"/>
+              </w:rPr>
+              <w:t xml:space="preserve">OFFICIAL SCHOOL STAMP</w:t>
+            </w:r>
+          </w:p>
+          <w:p>
+            <w:pPr>
+              <w:spacing w:after="80" w:before="80"/>
+              <w:jc w:val="center"/>
+            </w:pPr>
+            <w:r>
+              <w:rPr>
+                <w:rFonts w:ascii="Arial" w:cs="Arial" w:eastAsia="Arial" w:hAnsi="Arial"/>
+                <w:color w:val="94A3B8"/>
+                <w:sz w:val="14"/>
+                <w:szCs w:val="14"/>
+              </w:rPr>
+              <w:t xml:space="preserve">(Place Official School Date Stamp Here)</w:t>
+            </w:r>
+          </w:p>
+        </w:tc>
+      </w:tr>
+    </w:tbl>
+    <w:p>
+      <w:pPr>
+        <w:keepLines/>
+        <w:spacing w:after="30" w:before="180"/>
+      </w:pPr>
+      <w:r>
+        <w:rPr>
+          <w:rFonts w:ascii="Arial" w:cs="Arial" w:eastAsia="Arial" w:hAnsi="Arial"/>
+          <w:b/>
+          <w:bCs/>
+          <w:color w:val="0C2340"/>
+          <w:sz w:val="18"/>
+          <w:szCs w:val="18"/>
+        </w:rPr>
+        <w:t xml:space="preserve">DISTRICT ENDORSEMENT &amp; RECORD OF RECEIPT</w:t>
+      </w:r>
+    </w:p>
+    <w:p>
+      <w:pPr>
+        <w:keepLines/>
+        <w:spacing w:after="60" w:before="0"/>
+      </w:pPr>
+      <w:r>
+        <w:rPr>
+          <w:rFonts w:ascii="Arial" w:cs="Arial" w:eastAsia="Arial" w:hAnsi="Arial"/>
+          <w:color w:val="1A1A1A"/>
+          <w:sz w:val="18"/>
+          <w:szCs w:val="18"/>
+        </w:rPr>
+        <w:t xml:space="preserve">Received, verified, and endorsed for departmental records by the District Office:</w:t>
+      </w:r>
+    </w:p>
+    <w:tbl>
+      <w:tblPr>
+        <w:tblW w:type="dxa" w:w="10771"/>
+        <w:jc w:val="center"/>
+        <w:tblBorders>
+          <w:top w:val="none"/>
+          <w:left w:val="none"/>
+          <w:bottom w:val="none"/>
+          <w:right w:val="none"/>
+          <w:insideH w:val="none"/>
+          <w:insideV w:val="none"/>
+        </w:tblBorders>
+      </w:tblPr>
+      <w:tblGrid>
+        <w:gridCol w:w="100"/>
+        <w:gridCol w:w="100"/>
+        <w:gridCol w:w="100"/>
+      </w:tblGrid>
+      <w:tr>
+        <w:trPr>
+          <w:cantSplit/>
+        </w:trPr>
+        <w:tc>
+          <w:tcPr>
+            <w:tcW w:type="dxa" w:w="5244"/>
+            <w:tcBorders>
+              <w:top w:val="dashed" w:color="94A3B8" w:sz="6"/>
+              <w:left w:val="dashed" w:color="94A3B8" w:sz="6"/>
+              <w:bottom w:val="dashed" w:color="94A3B8" w:sz="6"/>
+              <w:right w:val="dashed" w:color="94A3B8" w:sz="6"/>
+            </w:tcBorders>
+            <w:shd w:fill="F8FAFC" w:val="clear"/>
+            <w:tcMar>
+              <w:top w:type="dxa" w:w="120"/>
+              <w:left w:type="dxa" w:w="160"/>
+              <w:bottom w:type="dxa" w:w="120"/>
+              <w:right w:type="dxa" w:w="160"/>
+            </w:tcMar>
+          </w:tcPr>
+          <w:p>
+            <w:pPr>
+              <w:spacing w:after="40" w:before="80"/>
+              <w:jc w:val="center"/>
+            </w:pPr>
+            <w:r>
+              <w:rPr>
+                <w:rFonts w:ascii="Arial" w:cs="Arial" w:eastAsia="Arial" w:hAnsi="Arial"/>
+                <w:b/>
+                <w:bCs/>
+                <w:color w:val="475569"/>
+                <w:sz w:val="15"/>
+                <w:szCs w:val="15"/>
+              </w:rPr>
+              <w:t xml:space="preserve">OFFICIAL DISTRICT / CIRCUIT STAMP</w:t>
+            </w:r>
+          </w:p>
+          <w:p>
+            <w:pPr>
+              <w:spacing w:after="160" w:before="180"/>
+              <w:jc w:val="center"/>
+            </w:pPr>
+            <w:r>
+              <w:rPr>
+                <w:rFonts w:ascii="Arial" w:cs="Arial" w:eastAsia="Arial" w:hAnsi="Arial"/>
+                <w:color w:val="94A3B8"/>
+                <w:sz w:val="14"/>
+                <w:szCs w:val="14"/>
+              </w:rPr>
+              <w:t xml:space="preserve">(Place District Registry / Circuit Office Date Stamp Here)</w:t>
+            </w:r>
+          </w:p>
+        </w:tc>
+        <w:tc>
+          <w:tcPr>
+            <w:tcW w:type="dxa" w:w="283"/>
+            <w:tcBorders>
+              <w:top w:val="none"/>
+              <w:left w:val="none"/>
+              <w:bottom w:val="none"/>
+              <w:right w:val="none"/>
+            </w:tcBorders>
+            <w:tcMar>
+              <w:top w:type="dxa" w:w="0"/>
+              <w:left w:type="dxa" w:w="0"/>
+              <w:bottom w:type="dxa" w:w="0"/>
+              <w:right w:type="dxa" w:w="0"/>
+            </w:tcMar>
+          </w:tcPr>
+          <w:p>
+            <w:pPr>
+              <w:spacing w:after="0" w:before="0"/>
+            </w:pPr>
+          </w:p>
+        </w:tc>
+        <w:tc>
+          <w:tcPr>
+            <w:tcW w:type="dxa" w:w="5244"/>
+            <w:tcBorders>
+              <w:top w:val="single" w:color="94A3B8" w:sz="6"/>
+              <w:left w:val="single" w:color="94A3B8" w:sz="6"/>
+              <w:bottom w:val="single" w:color="94A3B8" w:sz="6"/>
+              <w:right w:val="single" w:color="94A3B8" w:sz="6"/>
+            </w:tcBorders>
+            <w:tcMar>
+              <w:top w:type="dxa" w:w="100"/>
+              <w:left w:type="dxa" w:w="160"/>
+              <w:bottom w:type="dxa" w:w="100"/>
+              <w:right w:type="dxa" w:w="160"/>
+            </w:tcMar>
+          </w:tcPr>
+          <w:p>
+            <w:pPr>
+              <w:spacing w:after="0" w:before="180"/>
+            </w:pPr>
+          </w:p>
+          <w:p>
+            <w:pPr>
+              <w:pBdr>
+                <w:bottom w:val="single" w:color="0C2340" w:sz="8"/>
+              </w:pBdr>
+              <w:spacing w:after="10" w:before="0"/>
+            </w:pPr>
+          </w:p>
+          <w:p>
+            <w:pPr>
+              <w:spacing w:after="90" w:before="0"/>
+            </w:pPr>
+            <w:r>
+              <w:rPr>
+                <w:rFonts w:ascii="Arial" w:cs="Arial" w:eastAsia="Arial" w:hAnsi="Arial"/>
+                <w:b/>
+                <w:bCs/>
+                <w:color w:val="64748B"/>
+                <w:sz w:val="14"/>
+                <w:szCs w:val="14"/>
+              </w:rPr>
+              <w:t xml:space="preserve">SIGNATURE</w:t>
+            </w:r>
+          </w:p>
+          <w:p>
+            <w:pPr>
+              <w:tabs>
+                <w:tab w:val="right" w:pos="4924" w:leader="underscore"/>
+              </w:tabs>
+              <w:spacing w:after="15" w:before="0"/>
+            </w:pPr>
+            <w:r>
+              <w:rPr>
+                <w:rFonts w:ascii="Arial" w:cs="Arial" w:eastAsia="Arial" w:hAnsi="Arial"/>
+                <w:b/>
+                <w:bCs/>
+                <w:color w:val="64748B"/>
+                <w:sz w:val="18"/>
+                <w:szCs w:val="18"/>
+              </w:rPr>
+              <w:t xml:space="preserve">NAME:	</w:t>
+            </w:r>
+          </w:p>
+          <w:p>
+            <w:pPr>
+              <w:spacing w:after="20" w:before="0"/>
+            </w:pPr>
+            <w:r>
+              <w:rPr>
+                <w:rFonts w:ascii="Arial" w:cs="Arial" w:eastAsia="Arial" w:hAnsi="Arial"/>
+                <w:b/>
+                <w:bCs/>
+                <w:color w:val="0C2340"/>
+                <w:sz w:val="19"/>
+                <w:szCs w:val="19"/>
+              </w:rPr>
+              <w:t xml:space="preserve">CIRCUIT MANAGER</w:t>
+            </w:r>
+          </w:p>
+          <w:p>
+            <w:pPr>
+              <w:spacing w:after="0" w:before="40"/>
+              <w:jc w:val="right"/>
+            </w:pPr>
+            <w:r>
+              <w:rPr>
+                <w:rFonts w:ascii="Arial" w:cs="Arial" w:eastAsia="Arial" w:hAnsi="Arial"/>
+                <w:b/>
+                <w:bCs/>
+                <w:color w:val="64748B"/>
+                <w:sz w:val="18"/>
+                <w:szCs w:val="18"/>
+              </w:rPr>
+              <w:t xml:space="preserve">DATE: </w:t>
+            </w:r>
+            <w:r>
+              <w:rPr>
+                <w:rFonts w:ascii="Arial" w:cs="Arial" w:eastAsia="Arial" w:hAnsi="Arial"/>
+                <w:color w:val="94A3B8"/>
+                <w:sz w:val="18"/>
+                <w:szCs w:val="18"/>
+              </w:rPr>
+              <w:t xml:space="preserve">________________________</w:t>
             </w:r>
           </w:p>
         </w:tc>

--- a/SGB_Functionality_Audit_2026/01_SGB_Constitution/07_Proof_of_Submission_to_District_HOD_2026-02-16.docx
+++ b/SGB_Functionality_Audit_2026/01_SGB_Constitution/07_Proof_of_Submission_to_District_HOD_2026-02-16.docx
@@ -129,7 +129,7 @@
                           </pic:cNvPicPr>
                         </pic:nvPicPr>
                         <pic:blipFill>
-                          <a:blip r:embed="rId9" cstate="none"/>
+                          <a:blip r:embed="rId8" cstate="none"/>
                           <a:srcRect/>
                           <a:stretch>
                             <a:fillRect/>
@@ -154,7 +154,7 @@
         </w:tc>
         <w:tc>
           <w:tcPr>
-            <w:tcW w:type="dxa" w:w="7823"/>
+            <w:tcW w:type="dxa" w:w="8674"/>
             <w:tcMar>
               <w:top w:type="dxa" w:w="10"/>
               <w:left w:type="dxa" w:w="30"/>
@@ -228,7 +228,7 @@
         </w:tc>
         <w:tc>
           <w:tcPr>
-            <w:tcW w:type="dxa" w:w="2040"/>
+            <w:tcW w:type="dxa" w:w="1190"/>
             <w:tcBorders>
               <w:top w:val="none"/>
               <w:left w:val="single" w:color="0C2340" w:sz="20"/>
@@ -237,7 +237,7 @@
             </w:tcBorders>
             <w:tcMar>
               <w:top w:type="dxa" w:w="10"/>
-              <w:left w:type="dxa" w:w="60"/>
+              <w:left w:type="dxa" w:w="90"/>
               <w:bottom w:type="dxa" w:w="10"/>
               <w:right w:type="dxa" w:w="0"/>
             </w:tcMar>
@@ -245,7 +245,7 @@
           </w:tcPr>
           <w:p>
             <w:pPr>
-              <w:spacing w:after="2" w:before="0" w:line="200"/>
+              <w:spacing w:after="30" w:before="0" w:line="220"/>
             </w:pPr>
             <w:r>
               <w:rPr>
@@ -261,7 +261,7 @@
           </w:p>
           <w:p>
             <w:pPr>
-              <w:spacing w:after="0" w:before="0" w:line="180"/>
+              <w:spacing w:after="0" w:before="20" w:line="200"/>
             </w:pPr>
             <w:r>
               <w:rPr>
@@ -315,386 +315,25 @@
           <w:sz w:val="24"/>
           <w:szCs w:val="24"/>
         </w:rPr>
+        <w:t xml:space="preserve">LADY GREY ARTS ACADEMY</w:t>
+      </w:r>
+    </w:p>
+    <w:p>
+      <w:pPr>
+        <w:keepLines/>
+        <w:spacing w:after="80" w:before="0" w:line="276"/>
+        <w:ind w:left="0"/>
+        <w:jc w:val="both"/>
+      </w:pPr>
+      <w:r>
+        <w:rPr>
+          <w:rFonts w:ascii="Arial" w:cs="Arial" w:eastAsia="Arial" w:hAnsi="Arial"/>
+          <w:color w:val="1A1A1A"/>
+          <w:sz w:val="20"/>
+          <w:szCs w:val="20"/>
+        </w:rPr>
         <w:t xml:space="preserve">TO THE HEAD OF DEPARTMENT • JOE GQABI DISTRICT</w:t>
       </w:r>
-    </w:p>
-    <w:tbl>
-      <w:tblPr>
-        <w:tblW w:type="dxa" w:w="10771"/>
-        <w:tblBorders>
-          <w:top w:val="single" w:color="auto" w:sz="4"/>
-          <w:left w:val="single" w:color="auto" w:sz="4"/>
-          <w:bottom w:val="single" w:color="auto" w:sz="4"/>
-          <w:right w:val="single" w:color="auto" w:sz="4"/>
-          <w:insideH w:val="single" w:color="auto" w:sz="4"/>
-          <w:insideV w:val="single" w:color="auto" w:sz="4"/>
-        </w:tblBorders>
-      </w:tblPr>
-      <w:tblGrid>
-        <w:gridCol w:w="100"/>
-        <w:gridCol w:w="100"/>
-      </w:tblGrid>
-      <w:tr>
-        <w:tc>
-          <w:tcPr>
-            <w:tcW w:type="dxa" w:w="4081"/>
-            <w:shd w:fill="0C2340"/>
-            <w:tcMar>
-              <w:top w:type="dxa" w:w="100"/>
-              <w:left w:type="dxa" w:w="140"/>
-              <w:bottom w:type="dxa" w:w="100"/>
-              <w:right w:type="dxa" w:w="140"/>
-            </w:tcMar>
-          </w:tcPr>
-          <w:p>
-            <w:r>
-              <w:rPr>
-                <w:rFonts w:ascii="Arial" w:cs="Arial" w:eastAsia="Arial" w:hAnsi="Arial"/>
-                <w:b/>
-                <w:bCs/>
-                <w:color w:val="FFFFFF"/>
-                <w:sz w:val="19"/>
-                <w:szCs w:val="19"/>
-              </w:rPr>
-              <w:t xml:space="preserve">Submission Parameter</w:t>
-            </w:r>
-          </w:p>
-        </w:tc>
-        <w:tc>
-          <w:tcPr>
-            <w:tcW w:type="dxa" w:w="6689"/>
-            <w:shd w:fill="0C2340"/>
-            <w:tcMar>
-              <w:top w:type="dxa" w:w="100"/>
-              <w:left w:type="dxa" w:w="140"/>
-              <w:bottom w:type="dxa" w:w="100"/>
-              <w:right w:type="dxa" w:w="140"/>
-            </w:tcMar>
-          </w:tcPr>
-          <w:p>
-            <w:r>
-              <w:rPr>
-                <w:rFonts w:ascii="Arial" w:cs="Arial" w:eastAsia="Arial" w:hAnsi="Arial"/>
-                <w:b/>
-                <w:bCs/>
-                <w:color w:val="FFFFFF"/>
-                <w:sz w:val="19"/>
-                <w:szCs w:val="19"/>
-              </w:rPr>
-              <w:t xml:space="preserve">Departmental Record</w:t>
-            </w:r>
-          </w:p>
-        </w:tc>
-      </w:tr>
-      <w:tr>
-        <w:tc>
-          <w:tcPr>
-            <w:tcW w:type="dxa" w:w="4081"/>
-            <w:tcBorders>
-              <w:top w:val="single" w:color="CBD5E1" w:sz="4"/>
-              <w:left w:val="single" w:color="CBD5E1" w:sz="4"/>
-              <w:bottom w:val="single" w:color="CBD5E1" w:sz="4"/>
-              <w:right w:val="single" w:color="CBD5E1" w:sz="4"/>
-            </w:tcBorders>
-            <w:tcMar>
-              <w:top w:type="dxa" w:w="80"/>
-              <w:left w:type="dxa" w:w="140"/>
-              <w:bottom w:type="dxa" w:w="80"/>
-              <w:right w:type="dxa" w:w="140"/>
-            </w:tcMar>
-          </w:tcPr>
-          <w:p>
-            <w:r>
-              <w:rPr>
-                <w:rFonts w:ascii="Arial" w:cs="Arial" w:eastAsia="Arial" w:hAnsi="Arial"/>
-                <w:b/>
-                <w:bCs/>
-                <w:color w:val="0C2340"/>
-                <w:sz w:val="20"/>
-                <w:szCs w:val="20"/>
-              </w:rPr>
-              <w:t xml:space="preserve">Recipient Authority</w:t>
-            </w:r>
-          </w:p>
-        </w:tc>
-        <w:tc>
-          <w:tcPr>
-            <w:tcW w:type="dxa" w:w="6689"/>
-            <w:tcBorders>
-              <w:top w:val="single" w:color="CBD5E1" w:sz="4"/>
-              <w:left w:val="single" w:color="CBD5E1" w:sz="4"/>
-              <w:bottom w:val="single" w:color="CBD5E1" w:sz="4"/>
-              <w:right w:val="single" w:color="CBD5E1" w:sz="4"/>
-            </w:tcBorders>
-            <w:tcMar>
-              <w:top w:type="dxa" w:w="80"/>
-              <w:left w:type="dxa" w:w="140"/>
-              <w:bottom w:type="dxa" w:w="80"/>
-              <w:right w:type="dxa" w:w="140"/>
-            </w:tcMar>
-          </w:tcPr>
-          <w:p>
-            <w:r>
-              <w:rPr>
-                <w:rFonts w:ascii="Arial" w:cs="Arial" w:eastAsia="Arial" w:hAnsi="Arial"/>
-                <w:color w:val="1A1A1A"/>
-                <w:sz w:val="20"/>
-                <w:szCs w:val="20"/>
-              </w:rPr>
-              <w:t xml:space="preserve">Head of Department / Joe Gqabi District Director</w:t>
-            </w:r>
-          </w:p>
-        </w:tc>
-      </w:tr>
-      <w:tr>
-        <w:tc>
-          <w:tcPr>
-            <w:tcW w:type="dxa" w:w="4081"/>
-            <w:tcBorders>
-              <w:top w:val="single" w:color="CBD5E1" w:sz="4"/>
-              <w:left w:val="single" w:color="CBD5E1" w:sz="4"/>
-              <w:bottom w:val="single" w:color="CBD5E1" w:sz="4"/>
-              <w:right w:val="single" w:color="CBD5E1" w:sz="4"/>
-            </w:tcBorders>
-            <w:shd w:fill="F8FAFC"/>
-            <w:tcMar>
-              <w:top w:type="dxa" w:w="80"/>
-              <w:left w:type="dxa" w:w="140"/>
-              <w:bottom w:type="dxa" w:w="80"/>
-              <w:right w:type="dxa" w:w="140"/>
-            </w:tcMar>
-          </w:tcPr>
-          <w:p>
-            <w:r>
-              <w:rPr>
-                <w:rFonts w:ascii="Arial" w:cs="Arial" w:eastAsia="Arial" w:hAnsi="Arial"/>
-                <w:b/>
-                <w:bCs/>
-                <w:color w:val="0C2340"/>
-                <w:sz w:val="20"/>
-                <w:szCs w:val="20"/>
-              </w:rPr>
-              <w:t xml:space="preserve">Provincial Department</w:t>
-            </w:r>
-          </w:p>
-        </w:tc>
-        <w:tc>
-          <w:tcPr>
-            <w:tcW w:type="dxa" w:w="6689"/>
-            <w:tcBorders>
-              <w:top w:val="single" w:color="CBD5E1" w:sz="4"/>
-              <w:left w:val="single" w:color="CBD5E1" w:sz="4"/>
-              <w:bottom w:val="single" w:color="CBD5E1" w:sz="4"/>
-              <w:right w:val="single" w:color="CBD5E1" w:sz="4"/>
-            </w:tcBorders>
-            <w:shd w:fill="F8FAFC"/>
-            <w:tcMar>
-              <w:top w:type="dxa" w:w="80"/>
-              <w:left w:type="dxa" w:w="140"/>
-              <w:bottom w:type="dxa" w:w="80"/>
-              <w:right w:type="dxa" w:w="140"/>
-            </w:tcMar>
-          </w:tcPr>
-          <w:p>
-            <w:r>
-              <w:rPr>
-                <w:rFonts w:ascii="Arial" w:cs="Arial" w:eastAsia="Arial" w:hAnsi="Arial"/>
-                <w:color w:val="1A1A1A"/>
-                <w:sz w:val="20"/>
-                <w:szCs w:val="20"/>
-              </w:rPr>
-              <w:t xml:space="preserve">Eastern Cape Department of Education</w:t>
-            </w:r>
-          </w:p>
-        </w:tc>
-      </w:tr>
-      <w:tr>
-        <w:tc>
-          <w:tcPr>
-            <w:tcW w:type="dxa" w:w="4081"/>
-            <w:tcBorders>
-              <w:top w:val="single" w:color="CBD5E1" w:sz="4"/>
-              <w:left w:val="single" w:color="CBD5E1" w:sz="4"/>
-              <w:bottom w:val="single" w:color="CBD5E1" w:sz="4"/>
-              <w:right w:val="single" w:color="CBD5E1" w:sz="4"/>
-            </w:tcBorders>
-            <w:tcMar>
-              <w:top w:type="dxa" w:w="80"/>
-              <w:left w:type="dxa" w:w="140"/>
-              <w:bottom w:type="dxa" w:w="80"/>
-              <w:right w:type="dxa" w:w="140"/>
-            </w:tcMar>
-          </w:tcPr>
-          <w:p>
-            <w:r>
-              <w:rPr>
-                <w:rFonts w:ascii="Arial" w:cs="Arial" w:eastAsia="Arial" w:hAnsi="Arial"/>
-                <w:b/>
-                <w:bCs/>
-                <w:color w:val="0C2340"/>
-                <w:sz w:val="20"/>
-                <w:szCs w:val="20"/>
-              </w:rPr>
-              <w:t xml:space="preserve">School &amp; EMIS</w:t>
-            </w:r>
-          </w:p>
-        </w:tc>
-        <w:tc>
-          <w:tcPr>
-            <w:tcW w:type="dxa" w:w="6689"/>
-            <w:tcBorders>
-              <w:top w:val="single" w:color="CBD5E1" w:sz="4"/>
-              <w:left w:val="single" w:color="CBD5E1" w:sz="4"/>
-              <w:bottom w:val="single" w:color="CBD5E1" w:sz="4"/>
-              <w:right w:val="single" w:color="CBD5E1" w:sz="4"/>
-            </w:tcBorders>
-            <w:tcMar>
-              <w:top w:type="dxa" w:w="80"/>
-              <w:left w:type="dxa" w:w="140"/>
-              <w:bottom w:type="dxa" w:w="80"/>
-              <w:right w:type="dxa" w:w="140"/>
-            </w:tcMar>
-          </w:tcPr>
-          <w:p>
-            <w:r>
-              <w:rPr>
-                <w:rFonts w:ascii="Arial" w:cs="Arial" w:eastAsia="Arial" w:hAnsi="Arial"/>
-                <w:color w:val="1A1A1A"/>
-                <w:sz w:val="20"/>
-                <w:szCs w:val="20"/>
-              </w:rPr>
-              <w:t xml:space="preserve">Lady Grey Arts Academy • EMIS: 200600985</w:t>
-            </w:r>
-          </w:p>
-        </w:tc>
-      </w:tr>
-      <w:tr>
-        <w:tc>
-          <w:tcPr>
-            <w:tcW w:type="dxa" w:w="4081"/>
-            <w:tcBorders>
-              <w:top w:val="single" w:color="CBD5E1" w:sz="4"/>
-              <w:left w:val="single" w:color="CBD5E1" w:sz="4"/>
-              <w:bottom w:val="single" w:color="CBD5E1" w:sz="4"/>
-              <w:right w:val="single" w:color="CBD5E1" w:sz="4"/>
-            </w:tcBorders>
-            <w:shd w:fill="F8FAFC"/>
-            <w:tcMar>
-              <w:top w:type="dxa" w:w="80"/>
-              <w:left w:type="dxa" w:w="140"/>
-              <w:bottom w:type="dxa" w:w="80"/>
-              <w:right w:type="dxa" w:w="140"/>
-            </w:tcMar>
-          </w:tcPr>
-          <w:p>
-            <w:r>
-              <w:rPr>
-                <w:rFonts w:ascii="Arial" w:cs="Arial" w:eastAsia="Arial" w:hAnsi="Arial"/>
-                <w:b/>
-                <w:bCs/>
-                <w:color w:val="0C2340"/>
-                <w:sz w:val="20"/>
-                <w:szCs w:val="20"/>
-              </w:rPr>
-              <w:t xml:space="preserve">Date of Submission</w:t>
-            </w:r>
-          </w:p>
-        </w:tc>
-        <w:tc>
-          <w:tcPr>
-            <w:tcW w:type="dxa" w:w="6689"/>
-            <w:tcBorders>
-              <w:top w:val="single" w:color="CBD5E1" w:sz="4"/>
-              <w:left w:val="single" w:color="CBD5E1" w:sz="4"/>
-              <w:bottom w:val="single" w:color="CBD5E1" w:sz="4"/>
-              <w:right w:val="single" w:color="CBD5E1" w:sz="4"/>
-            </w:tcBorders>
-            <w:shd w:fill="F8FAFC"/>
-            <w:tcMar>
-              <w:top w:type="dxa" w:w="80"/>
-              <w:left w:type="dxa" w:w="140"/>
-              <w:bottom w:type="dxa" w:w="80"/>
-              <w:right w:type="dxa" w:w="140"/>
-            </w:tcMar>
-          </w:tcPr>
-          <w:p>
-            <w:r>
-              <w:rPr>
-                <w:rFonts w:ascii="Arial" w:cs="Arial" w:eastAsia="Arial" w:hAnsi="Arial"/>
-                <w:color w:val="1A1A1A"/>
-                <w:sz w:val="20"/>
-                <w:szCs w:val="20"/>
-              </w:rPr>
-              <w:t xml:space="preserve">Monday, 16 February 2026 (Within 90-Day Window)</w:t>
-            </w:r>
-          </w:p>
-        </w:tc>
-      </w:tr>
-      <w:tr>
-        <w:tc>
-          <w:tcPr>
-            <w:tcW w:type="dxa" w:w="4081"/>
-            <w:tcBorders>
-              <w:top w:val="single" w:color="CBD5E1" w:sz="4"/>
-              <w:left w:val="single" w:color="CBD5E1" w:sz="4"/>
-              <w:bottom w:val="single" w:color="CBD5E1" w:sz="4"/>
-              <w:right w:val="single" w:color="CBD5E1" w:sz="4"/>
-            </w:tcBorders>
-            <w:tcMar>
-              <w:top w:type="dxa" w:w="80"/>
-              <w:left w:type="dxa" w:w="140"/>
-              <w:bottom w:type="dxa" w:w="80"/>
-              <w:right w:type="dxa" w:w="140"/>
-            </w:tcMar>
-          </w:tcPr>
-          <w:p>
-            <w:r>
-              <w:rPr>
-                <w:rFonts w:ascii="Arial" w:cs="Arial" w:eastAsia="Arial" w:hAnsi="Arial"/>
-                <w:b/>
-                <w:bCs/>
-                <w:color w:val="0C2340"/>
-                <w:sz w:val="20"/>
-                <w:szCs w:val="20"/>
-              </w:rPr>
-              <w:t xml:space="preserve">Submission Method</w:t>
-            </w:r>
-          </w:p>
-        </w:tc>
-        <w:tc>
-          <w:tcPr>
-            <w:tcW w:type="dxa" w:w="6689"/>
-            <w:tcBorders>
-              <w:top w:val="single" w:color="CBD5E1" w:sz="4"/>
-              <w:left w:val="single" w:color="CBD5E1" w:sz="4"/>
-              <w:bottom w:val="single" w:color="CBD5E1" w:sz="4"/>
-              <w:right w:val="single" w:color="CBD5E1" w:sz="4"/>
-            </w:tcBorders>
-            <w:tcMar>
-              <w:top w:type="dxa" w:w="80"/>
-              <w:left w:type="dxa" w:w="140"/>
-              <w:bottom w:type="dxa" w:w="80"/>
-              <w:right w:type="dxa" w:w="140"/>
-            </w:tcMar>
-          </w:tcPr>
-          <w:p>
-            <w:r>
-              <w:rPr>
-                <w:rFonts w:ascii="Arial" w:cs="Arial" w:eastAsia="Arial" w:hAnsi="Arial"/>
-                <w:color w:val="1A1A1A"/>
-                <w:sz w:val="20"/>
-                <w:szCs w:val="20"/>
-              </w:rPr>
-              <w:t xml:space="preserve">Official Transmittal Hand-Delivery &amp; Registry Filing</w:t>
-            </w:r>
-          </w:p>
-        </w:tc>
-      </w:tr>
-    </w:tbl>
-    <w:p>
-      <w:pPr>
-        <w:spacing w:after="0" w:before="120"/>
-      </w:pPr>
     </w:p>
     <w:p>
       <w:pPr>
@@ -751,7 +390,7 @@
           <w:rFonts w:ascii="Arial" w:cs="Arial" w:eastAsia="Arial" w:hAnsi="Arial"/>
           <w:b/>
           <w:bCs/>
-          <w:color w:val="1A1A1A"/>
+          <w:color w:val="0C2340"/>
           <w:sz w:val="20"/>
           <w:szCs w:val="20"/>
         </w:rPr>
@@ -792,7 +431,7 @@
           <w:rFonts w:ascii="Arial" w:cs="Arial" w:eastAsia="Arial" w:hAnsi="Arial"/>
           <w:b/>
           <w:bCs/>
-          <w:color w:val="1A1A1A"/>
+          <w:color w:val="0C2340"/>
           <w:sz w:val="20"/>
           <w:szCs w:val="20"/>
         </w:rPr>
@@ -833,7 +472,7 @@
           <w:rFonts w:ascii="Arial" w:cs="Arial" w:eastAsia="Arial" w:hAnsi="Arial"/>
           <w:b/>
           <w:bCs/>
-          <w:color w:val="1A1A1A"/>
+          <w:color w:val="0C2340"/>
           <w:sz w:val="20"/>
           <w:szCs w:val="20"/>
         </w:rPr>
@@ -874,7 +513,7 @@
           <w:rFonts w:ascii="Arial" w:cs="Arial" w:eastAsia="Arial" w:hAnsi="Arial"/>
           <w:b/>
           <w:bCs/>
-          <w:color w:val="1A1A1A"/>
+          <w:color w:val="0C2340"/>
           <w:sz w:val="20"/>
           <w:szCs w:val="20"/>
         </w:rPr>
@@ -955,7 +594,7 @@
           <w:rFonts w:ascii="Arial" w:cs="Arial" w:eastAsia="Arial" w:hAnsi="Arial"/>
           <w:b/>
           <w:bCs/>
-          <w:color w:val="1A1A1A"/>
+          <w:color w:val="0C2340"/>
           <w:sz w:val="20"/>
           <w:szCs w:val="20"/>
         </w:rPr>
@@ -996,7 +635,7 @@
           <w:rFonts w:ascii="Arial" w:cs="Arial" w:eastAsia="Arial" w:hAnsi="Arial"/>
           <w:b/>
           <w:bCs/>
-          <w:color w:val="1A1A1A"/>
+          <w:color w:val="0C2340"/>
           <w:sz w:val="20"/>
           <w:szCs w:val="20"/>
         </w:rPr>
@@ -1077,7 +716,7 @@
           <w:rFonts w:ascii="Arial" w:cs="Arial" w:eastAsia="Arial" w:hAnsi="Arial"/>
           <w:b/>
           <w:bCs/>
-          <w:color w:val="1A1A1A"/>
+          <w:color w:val="0C2340"/>
           <w:sz w:val="20"/>
           <w:szCs w:val="20"/>
         </w:rPr>
@@ -1118,7 +757,7 @@
           <w:rFonts w:ascii="Arial" w:cs="Arial" w:eastAsia="Arial" w:hAnsi="Arial"/>
           <w:b/>
           <w:bCs/>
-          <w:color w:val="1A1A1A"/>
+          <w:color w:val="0C2340"/>
           <w:sz w:val="20"/>
           <w:szCs w:val="20"/>
         </w:rPr>
@@ -1159,7 +798,7 @@
           <w:rFonts w:ascii="Arial" w:cs="Arial" w:eastAsia="Arial" w:hAnsi="Arial"/>
           <w:b/>
           <w:bCs/>
-          <w:color w:val="1A1A1A"/>
+          <w:color w:val="0C2340"/>
           <w:sz w:val="20"/>
           <w:szCs w:val="20"/>
         </w:rPr>
@@ -1200,7 +839,7 @@
           <w:rFonts w:ascii="Arial" w:cs="Arial" w:eastAsia="Arial" w:hAnsi="Arial"/>
           <w:b/>
           <w:bCs/>
-          <w:color w:val="1A1A1A"/>
+          <w:color w:val="0C2340"/>
           <w:sz w:val="20"/>
           <w:szCs w:val="20"/>
         </w:rPr>
@@ -1281,7 +920,7 @@
           <w:rFonts w:ascii="Arial" w:cs="Arial" w:eastAsia="Arial" w:hAnsi="Arial"/>
           <w:b/>
           <w:bCs/>
-          <w:color w:val="1A1A1A"/>
+          <w:color w:val="0C2340"/>
           <w:sz w:val="20"/>
           <w:szCs w:val="20"/>
         </w:rPr>
@@ -1305,6 +944,120 @@
           <w:szCs w:val="20"/>
         </w:rPr>
         <w:t xml:space="preserve">Submitted by the Executive Committee of the School Governing Body of Lady Grey Arts Academy on 16 February 2026.</w:t>
+      </w:r>
+    </w:p>
+    <w:p>
+      <w:pPr>
+        <w:keepLines/>
+        <w:tabs>
+          <w:tab w:val="left" w:pos="566"/>
+        </w:tabs>
+        <w:spacing w:after="80" w:before="0"/>
+        <w:ind w:left="0"/>
+      </w:pPr>
+      <w:r>
+        <w:rPr>
+          <w:rFonts w:ascii="Arial" w:cs="Arial" w:eastAsia="Arial" w:hAnsi="Arial"/>
+          <w:b/>
+          <w:bCs/>
+          <w:color w:val="0C2340"/>
+          <w:sz w:val="22"/>
+          <w:szCs w:val="22"/>
+        </w:rPr>
+        <w:t xml:space="preserve">5.</w:t>
+      </w:r>
+      <w:r>
+        <w:rPr>
+          <w:rFonts w:ascii="Arial" w:cs="Arial" w:eastAsia="Arial" w:hAnsi="Arial"/>
+          <w:sz w:val="22"/>
+          <w:szCs w:val="22"/>
+        </w:rPr>
+        <w:t xml:space="preserve">	</w:t>
+      </w:r>
+      <w:r>
+        <w:rPr>
+          <w:rFonts w:ascii="Arial" w:cs="Arial" w:eastAsia="Arial" w:hAnsi="Arial"/>
+          <w:b/>
+          <w:bCs/>
+          <w:color w:val="0C2340"/>
+          <w:sz w:val="22"/>
+          <w:szCs w:val="22"/>
+        </w:rPr>
+        <w:t xml:space="preserve">SUBMISSION AND DISTRICT ACKNOWLEDGMENT OF RECEIPT</w:t>
+      </w:r>
+    </w:p>
+    <w:p>
+      <w:pPr>
+        <w:keepLines/>
+        <w:spacing w:after="80" w:before="0" w:line="276"/>
+        <w:ind w:left="566"/>
+        <w:jc w:val="both"/>
+      </w:pPr>
+      <w:r>
+        <w:rPr>
+          <w:rFonts w:ascii="Arial" w:cs="Arial" w:eastAsia="Arial" w:hAnsi="Arial"/>
+          <w:color w:val="1A1A1A"/>
+          <w:sz w:val="20"/>
+          <w:szCs w:val="20"/>
+        </w:rPr>
+        <w:t xml:space="preserve">Signed on behalf of the School Governing Body, and acknowledged by the District Office:</w:t>
+      </w:r>
+    </w:p>
+    <w:p>
+      <w:pPr>
+        <w:keepLines/>
+        <w:tabs>
+          <w:tab w:val="left" w:pos="566"/>
+        </w:tabs>
+        <w:spacing w:after="80" w:before="0"/>
+        <w:ind w:left="0"/>
+      </w:pPr>
+      <w:r>
+        <w:rPr>
+          <w:rFonts w:ascii="Arial" w:cs="Arial" w:eastAsia="Arial" w:hAnsi="Arial"/>
+          <w:b/>
+          <w:bCs/>
+          <w:color w:val="0C2340"/>
+          <w:sz w:val="22"/>
+          <w:szCs w:val="22"/>
+        </w:rPr>
+        <w:t xml:space="preserve">6.</w:t>
+      </w:r>
+      <w:r>
+        <w:rPr>
+          <w:rFonts w:ascii="Arial" w:cs="Arial" w:eastAsia="Arial" w:hAnsi="Arial"/>
+          <w:sz w:val="22"/>
+          <w:szCs w:val="22"/>
+        </w:rPr>
+        <w:t xml:space="preserve">	</w:t>
+      </w:r>
+      <w:r>
+        <w:rPr>
+          <w:rFonts w:ascii="Arial" w:cs="Arial" w:eastAsia="Arial" w:hAnsi="Arial"/>
+          <w:b/>
+          <w:bCs/>
+          <w:color w:val="0C2340"/>
+          <w:sz w:val="22"/>
+          <w:szCs w:val="22"/>
+        </w:rPr>
+        <w:t xml:space="preserve">DISTRICT ENDORSEMENT &amp; RECORD OF RECEIPT</w:t>
+      </w:r>
+    </w:p>
+    <w:p>
+      <w:pPr>
+        <w:keepLines/>
+        <w:spacing w:after="80" w:before="0" w:line="276"/>
+        <w:ind w:left="566"/>
+        <w:jc w:val="both"/>
+      </w:pPr>
+      <w:r>
+        <w:rPr>
+          <w:rFonts w:ascii="Arial" w:cs="Arial" w:eastAsia="Arial" w:hAnsi="Arial"/>
+          <w:color w:val="1A1A1A"/>
+          <w:sz w:val="20"/>
+          <w:szCs w:val="20"/>
+        </w:rPr>
+        <w:t xml:space="preserve">Received, verified, and endorsed for departmental records by the District Office:</w:t>
       </w:r>
     </w:p>
     <w:p>
@@ -1372,7 +1125,7 @@
         </w:trPr>
         <w:tc>
           <w:tcPr>
-            <w:tcW w:type="dxa" w:w="3401"/>
+            <w:tcW w:type="dxa" w:w="3288"/>
             <w:tcBorders>
               <w:top w:val="single" w:color="94A3B8" w:sz="6"/>
               <w:left w:val="single" w:color="94A3B8" w:sz="6"/>
@@ -1380,28 +1133,28 @@
               <w:right w:val="single" w:color="94A3B8" w:sz="6"/>
             </w:tcBorders>
             <w:tcMar>
-              <w:top w:type="dxa" w:w="100"/>
-              <w:left w:type="dxa" w:w="160"/>
-              <w:bottom w:type="dxa" w:w="100"/>
-              <w:right w:type="dxa" w:w="160"/>
+              <w:top w:type="dxa" w:w="160"/>
+              <w:left w:type="dxa" w:w="200"/>
+              <w:bottom w:type="dxa" w:w="160"/>
+              <w:right w:type="dxa" w:w="200"/>
             </w:tcMar>
           </w:tcPr>
           <w:p>
             <w:pPr>
-              <w:spacing w:after="0" w:before="180"/>
+              <w:spacing w:after="240" w:before="0"/>
             </w:pPr>
           </w:p>
           <w:p>
             <w:pPr>
               <w:pBdr>
-                <w:bottom w:val="single" w:color="0C2340" w:sz="8"/>
+                <w:bottom w:val="single" w:color="0C2340" w:sz="10"/>
               </w:pBdr>
-              <w:spacing w:after="10" w:before="0"/>
-            </w:pPr>
-          </w:p>
-          <w:p>
-            <w:pPr>
-              <w:spacing w:after="90" w:before="0"/>
+              <w:spacing w:after="30" w:before="0"/>
+            </w:pPr>
+          </w:p>
+          <w:p>
+            <w:pPr>
+              <w:spacing w:after="180" w:before="0"/>
             </w:pPr>
             <w:r>
               <w:rPr>
@@ -1409,15 +1162,15 @@
                 <w:b/>
                 <w:bCs/>
                 <w:color w:val="64748B"/>
-                <w:sz w:val="14"/>
-                <w:szCs w:val="14"/>
+                <w:sz w:val="13"/>
+                <w:szCs w:val="13"/>
               </w:rPr>
               <w:t xml:space="preserve">SIGNATURE</w:t>
             </w:r>
           </w:p>
           <w:p>
             <w:pPr>
-              <w:spacing w:after="15" w:before="0"/>
+              <w:spacing w:after="120" w:before="0"/>
             </w:pPr>
             <w:r>
               <w:rPr>
@@ -1425,15 +1178,15 @@
                 <w:b/>
                 <w:bCs/>
                 <w:color w:val="1A1A1A"/>
-                <w:sz w:val="20"/>
-                <w:szCs w:val="20"/>
+                <w:sz w:val="17"/>
+                <w:szCs w:val="17"/>
               </w:rPr>
               <w:t xml:space="preserve">Mr. K. Dyasi</w:t>
             </w:r>
           </w:p>
           <w:p>
             <w:pPr>
-              <w:spacing w:after="20" w:before="0"/>
+              <w:spacing w:after="160" w:before="0"/>
             </w:pPr>
             <w:r>
               <w:rPr>
@@ -1441,15 +1194,15 @@
                 <w:b/>
                 <w:bCs/>
                 <w:color w:val="0C2340"/>
-                <w:sz w:val="19"/>
-                <w:szCs w:val="19"/>
+                <w:sz w:val="16"/>
+                <w:szCs w:val="16"/>
               </w:rPr>
               <w:t xml:space="preserve">SGB CHAIRPERSON</w:t>
             </w:r>
           </w:p>
           <w:p>
             <w:pPr>
-              <w:spacing w:after="0" w:before="40"/>
+              <w:spacing w:after="60" w:before="0"/>
               <w:jc w:val="right"/>
             </w:pPr>
             <w:r>
@@ -1458,17 +1211,19 @@
                 <w:b/>
                 <w:bCs/>
                 <w:color w:val="64748B"/>
-                <w:sz w:val="18"/>
-                <w:szCs w:val="18"/>
+                <w:sz w:val="15"/>
+                <w:szCs w:val="15"/>
               </w:rPr>
               <w:t xml:space="preserve">DATE: </w:t>
             </w:r>
             <w:r>
               <w:rPr>
                 <w:rFonts w:ascii="Arial" w:cs="Arial" w:eastAsia="Arial" w:hAnsi="Arial"/>
+                <w:b/>
+                <w:bCs/>
                 <w:color w:val="1A1A1A"/>
-                <w:sz w:val="18"/>
-                <w:szCs w:val="18"/>
+                <w:sz w:val="15"/>
+                <w:szCs w:val="15"/>
               </w:rPr>
               <w:t xml:space="preserve">16/02/2026</w:t>
             </w:r>
@@ -1476,7 +1231,7 @@
         </w:tc>
         <w:tc>
           <w:tcPr>
-            <w:tcW w:type="dxa" w:w="283"/>
+            <w:tcW w:type="dxa" w:w="453"/>
             <w:tcBorders>
               <w:top w:val="none"/>
               <w:left w:val="none"/>
@@ -1498,7 +1253,7 @@
         </w:tc>
         <w:tc>
           <w:tcPr>
-            <w:tcW w:type="dxa" w:w="3401"/>
+            <w:tcW w:type="dxa" w:w="3288"/>
             <w:tcBorders>
               <w:top w:val="single" w:color="94A3B8" w:sz="6"/>
               <w:left w:val="single" w:color="94A3B8" w:sz="6"/>
@@ -1506,28 +1261,28 @@
               <w:right w:val="single" w:color="94A3B8" w:sz="6"/>
             </w:tcBorders>
             <w:tcMar>
-              <w:top w:type="dxa" w:w="100"/>
-              <w:left w:type="dxa" w:w="160"/>
-              <w:bottom w:type="dxa" w:w="100"/>
-              <w:right w:type="dxa" w:w="160"/>
+              <w:top w:type="dxa" w:w="160"/>
+              <w:left w:type="dxa" w:w="200"/>
+              <w:bottom w:type="dxa" w:w="160"/>
+              <w:right w:type="dxa" w:w="200"/>
             </w:tcMar>
           </w:tcPr>
           <w:p>
             <w:pPr>
-              <w:spacing w:after="0" w:before="180"/>
+              <w:spacing w:after="240" w:before="0"/>
             </w:pPr>
           </w:p>
           <w:p>
             <w:pPr>
               <w:pBdr>
-                <w:bottom w:val="single" w:color="0C2340" w:sz="8"/>
+                <w:bottom w:val="single" w:color="0C2340" w:sz="10"/>
               </w:pBdr>
-              <w:spacing w:after="10" w:before="0"/>
-            </w:pPr>
-          </w:p>
-          <w:p>
-            <w:pPr>
-              <w:spacing w:after="90" w:before="0"/>
+              <w:spacing w:after="30" w:before="0"/>
+            </w:pPr>
+          </w:p>
+          <w:p>
+            <w:pPr>
+              <w:spacing w:after="180" w:before="0"/>
             </w:pPr>
             <w:r>
               <w:rPr>
@@ -1535,15 +1290,15 @@
                 <w:b/>
                 <w:bCs/>
                 <w:color w:val="64748B"/>
-                <w:sz w:val="14"/>
-                <w:szCs w:val="14"/>
+                <w:sz w:val="13"/>
+                <w:szCs w:val="13"/>
               </w:rPr>
               <w:t xml:space="preserve">SIGNATURE</w:t>
             </w:r>
           </w:p>
           <w:p>
             <w:pPr>
-              <w:spacing w:after="15" w:before="0"/>
+              <w:spacing w:after="120" w:before="0"/>
             </w:pPr>
             <w:r>
               <w:rPr>
@@ -1551,15 +1306,15 @@
                 <w:b/>
                 <w:bCs/>
                 <w:color w:val="1A1A1A"/>
-                <w:sz w:val="20"/>
-                <w:szCs w:val="20"/>
+                <w:sz w:val="17"/>
+                <w:szCs w:val="17"/>
               </w:rPr>
               <w:t xml:space="preserve">Ms. M. Botha</w:t>
             </w:r>
           </w:p>
           <w:p>
             <w:pPr>
-              <w:spacing w:after="20" w:before="0"/>
+              <w:spacing w:after="160" w:before="0"/>
             </w:pPr>
             <w:r>
               <w:rPr>
@@ -1567,15 +1322,15 @@
                 <w:b/>
                 <w:bCs/>
                 <w:color w:val="0C2340"/>
-                <w:sz w:val="19"/>
-                <w:szCs w:val="19"/>
+                <w:sz w:val="16"/>
+                <w:szCs w:val="16"/>
               </w:rPr>
               <w:t xml:space="preserve">SCHOOL PRINCIPAL</w:t>
             </w:r>
           </w:p>
           <w:p>
             <w:pPr>
-              <w:spacing w:after="0" w:before="40"/>
+              <w:spacing w:after="60" w:before="0"/>
               <w:jc w:val="right"/>
             </w:pPr>
             <w:r>
@@ -1584,17 +1339,19 @@
                 <w:b/>
                 <w:bCs/>
                 <w:color w:val="64748B"/>
-                <w:sz w:val="18"/>
-                <w:szCs w:val="18"/>
+                <w:sz w:val="15"/>
+                <w:szCs w:val="15"/>
               </w:rPr>
               <w:t xml:space="preserve">DATE: </w:t>
             </w:r>
             <w:r>
               <w:rPr>
                 <w:rFonts w:ascii="Arial" w:cs="Arial" w:eastAsia="Arial" w:hAnsi="Arial"/>
+                <w:b/>
+                <w:bCs/>
                 <w:color w:val="1A1A1A"/>
-                <w:sz w:val="18"/>
-                <w:szCs w:val="18"/>
+                <w:sz w:val="15"/>
+                <w:szCs w:val="15"/>
               </w:rPr>
               <w:t xml:space="preserve">16/02/2026</w:t>
             </w:r>
@@ -1602,7 +1359,7 @@
         </w:tc>
         <w:tc>
           <w:tcPr>
-            <w:tcW w:type="dxa" w:w="283"/>
+            <w:tcW w:type="dxa" w:w="453"/>
             <w:tcBorders>
               <w:top w:val="none"/>
               <w:left w:val="none"/>
@@ -1624,7 +1381,7 @@
         </w:tc>
         <w:tc>
           <w:tcPr>
-            <w:tcW w:type="dxa" w:w="3401"/>
+            <w:tcW w:type="dxa" w:w="3288"/>
             <w:tcBorders>
               <w:top w:val="single" w:color="94A3B8" w:sz="6"/>
               <w:left w:val="single" w:color="94A3B8" w:sz="6"/>
@@ -1632,28 +1389,28 @@
               <w:right w:val="single" w:color="94A3B8" w:sz="6"/>
             </w:tcBorders>
             <w:tcMar>
-              <w:top w:type="dxa" w:w="100"/>
-              <w:left w:type="dxa" w:w="160"/>
-              <w:bottom w:type="dxa" w:w="100"/>
-              <w:right w:type="dxa" w:w="160"/>
+              <w:top w:type="dxa" w:w="160"/>
+              <w:left w:type="dxa" w:w="200"/>
+              <w:bottom w:type="dxa" w:w="160"/>
+              <w:right w:type="dxa" w:w="200"/>
             </w:tcMar>
           </w:tcPr>
           <w:p>
             <w:pPr>
-              <w:spacing w:after="0" w:before="180"/>
+              <w:spacing w:after="240" w:before="0"/>
             </w:pPr>
           </w:p>
           <w:p>
             <w:pPr>
               <w:pBdr>
-                <w:bottom w:val="single" w:color="0C2340" w:sz="8"/>
+                <w:bottom w:val="single" w:color="0C2340" w:sz="10"/>
               </w:pBdr>
-              <w:spacing w:after="10" w:before="0"/>
-            </w:pPr>
-          </w:p>
-          <w:p>
-            <w:pPr>
-              <w:spacing w:after="90" w:before="0"/>
+              <w:spacing w:after="30" w:before="0"/>
+            </w:pPr>
+          </w:p>
+          <w:p>
+            <w:pPr>
+              <w:spacing w:after="180" w:before="0"/>
             </w:pPr>
             <w:r>
               <w:rPr>
@@ -1661,15 +1418,15 @@
                 <w:b/>
                 <w:bCs/>
                 <w:color w:val="64748B"/>
-                <w:sz w:val="14"/>
-                <w:szCs w:val="14"/>
+                <w:sz w:val="13"/>
+                <w:szCs w:val="13"/>
               </w:rPr>
               <w:t xml:space="preserve">SIGNATURE</w:t>
             </w:r>
           </w:p>
           <w:p>
             <w:pPr>
-              <w:spacing w:after="15" w:before="0"/>
+              <w:spacing w:after="120" w:before="0"/>
             </w:pPr>
             <w:r>
               <w:rPr>
@@ -1677,15 +1434,15 @@
                 <w:b/>
                 <w:bCs/>
                 <w:color w:val="1A1A1A"/>
-                <w:sz w:val="20"/>
-                <w:szCs w:val="20"/>
+                <w:sz w:val="17"/>
+                <w:szCs w:val="17"/>
               </w:rPr>
               <w:t xml:space="preserve">District Director / Circuit Manager</w:t>
             </w:r>
           </w:p>
           <w:p>
             <w:pPr>
-              <w:spacing w:after="20" w:before="0"/>
+              <w:spacing w:after="160" w:before="0"/>
             </w:pPr>
             <w:r>
               <w:rPr>
@@ -1693,15 +1450,15 @@
                 <w:b/>
                 <w:bCs/>
                 <w:color w:val="0C2340"/>
-                <w:sz w:val="19"/>
-                <w:szCs w:val="19"/>
+                <w:sz w:val="16"/>
+                <w:szCs w:val="16"/>
               </w:rPr>
               <w:t xml:space="preserve">DISTRICT OFFICIAL / REGISTRY STAMP</w:t>
             </w:r>
           </w:p>
           <w:p>
             <w:pPr>
-              <w:spacing w:after="0" w:before="40"/>
+              <w:spacing w:after="60" w:before="0"/>
               <w:jc w:val="right"/>
             </w:pPr>
             <w:r>
@@ -1710,17 +1467,19 @@
                 <w:b/>
                 <w:bCs/>
                 <w:color w:val="64748B"/>
-                <w:sz w:val="18"/>
-                <w:szCs w:val="18"/>
+                <w:sz w:val="15"/>
+                <w:szCs w:val="15"/>
               </w:rPr>
               <w:t xml:space="preserve">DATE: </w:t>
             </w:r>
             <w:r>
               <w:rPr>
                 <w:rFonts w:ascii="Arial" w:cs="Arial" w:eastAsia="Arial" w:hAnsi="Arial"/>
+                <w:b/>
+                <w:bCs/>
                 <w:color w:val="1A1A1A"/>
-                <w:sz w:val="18"/>
-                <w:szCs w:val="18"/>
+                <w:sz w:val="15"/>
+                <w:szCs w:val="15"/>
               </w:rPr>
               <w:t xml:space="preserve">___/___/2026</w:t>
             </w:r>
@@ -1735,7 +1494,7 @@
     </w:p>
     <w:tbl>
       <w:tblPr>
-        <w:tblW w:type="dxa" w:w="3590"/>
+        <w:tblW w:type="dxa" w:w="4535"/>
         <w:jc w:val="left"/>
         <w:tblBorders>
           <w:top w:val="dashed" w:color="94A3B8" w:sz="6"/>
@@ -1752,21 +1511,22 @@
       <w:tr>
         <w:trPr>
           <w:cantSplit/>
+          <w:trHeight w:val="2948" w:hRule="atLeast"/>
         </w:trPr>
         <w:tc>
           <w:tcPr>
-            <w:tcW w:type="dxa" w:w="3590"/>
+            <w:tcW w:type="dxa" w:w="4535"/>
             <w:shd w:fill="F8FAFC" w:val="clear"/>
             <w:tcMar>
               <w:top w:type="dxa" w:w="100"/>
               <w:left w:type="dxa" w:w="140"/>
-              <w:bottom w:type="dxa" w:w="100"/>
+              <w:bottom w:type="dxa" w:w="80"/>
               <w:right w:type="dxa" w:w="140"/>
             </w:tcMar>
           </w:tcPr>
           <w:p>
             <w:pPr>
-              <w:spacing w:after="30" w:before="60"/>
+              <w:spacing w:after="30" w:before="80"/>
               <w:jc w:val="center"/>
             </w:pPr>
             <w:r>
@@ -1775,15 +1535,15 @@
                 <w:b/>
                 <w:bCs/>
                 <w:color w:val="475569"/>
-                <w:sz w:val="15"/>
-                <w:szCs w:val="15"/>
+                <w:sz w:val="16"/>
+                <w:szCs w:val="16"/>
               </w:rPr>
               <w:t xml:space="preserve">OFFICIAL SCHOOL STAMP</w:t>
             </w:r>
           </w:p>
           <w:p>
             <w:pPr>
-              <w:spacing w:after="80" w:before="80"/>
+              <w:spacing w:after="40" w:before="2450"/>
               <w:jc w:val="center"/>
             </w:pPr>
             <w:r>
@@ -1852,6 +1612,7 @@
       <w:tr>
         <w:trPr>
           <w:cantSplit/>
+          <w:trHeight w:val="2948" w:hRule="atLeast"/>
         </w:trPr>
         <w:tc>
           <w:tcPr>
@@ -1866,13 +1627,13 @@
             <w:tcMar>
               <w:top w:type="dxa" w:w="120"/>
               <w:left w:type="dxa" w:w="160"/>
-              <w:bottom w:type="dxa" w:w="120"/>
+              <w:bottom w:type="dxa" w:w="80"/>
               <w:right w:type="dxa" w:w="160"/>
             </w:tcMar>
           </w:tcPr>
           <w:p>
             <w:pPr>
-              <w:spacing w:after="40" w:before="80"/>
+              <w:spacing w:after="30" w:before="80"/>
               <w:jc w:val="center"/>
             </w:pPr>
             <w:r>
@@ -1881,15 +1642,15 @@
                 <w:b/>
                 <w:bCs/>
                 <w:color w:val="475569"/>
-                <w:sz w:val="15"/>
-                <w:szCs w:val="15"/>
+                <w:sz w:val="16"/>
+                <w:szCs w:val="16"/>
               </w:rPr>
               <w:t xml:space="preserve">OFFICIAL DISTRICT / CIRCUIT STAMP</w:t>
             </w:r>
           </w:p>
           <w:p>
             <w:pPr>
-              <w:spacing w:after="160" w:before="180"/>
+              <w:spacing w:after="40" w:before="2450"/>
               <w:jc w:val="center"/>
             </w:pPr>
             <w:r>
@@ -1935,28 +1696,28 @@
               <w:right w:val="single" w:color="94A3B8" w:sz="6"/>
             </w:tcBorders>
             <w:tcMar>
-              <w:top w:type="dxa" w:w="100"/>
+              <w:top w:type="dxa" w:w="120"/>
               <w:left w:type="dxa" w:w="160"/>
-              <w:bottom w:type="dxa" w:w="100"/>
+              <w:bottom w:type="dxa" w:w="120"/>
               <w:right w:type="dxa" w:w="160"/>
             </w:tcMar>
           </w:tcPr>
           <w:p>
             <w:pPr>
-              <w:spacing w:after="0" w:before="180"/>
+              <w:spacing w:after="300" w:before="0"/>
             </w:pPr>
           </w:p>
           <w:p>
             <w:pPr>
               <w:pBdr>
-                <w:bottom w:val="single" w:color="0C2340" w:sz="8"/>
+                <w:bottom w:val="single" w:color="0C2340" w:sz="10"/>
               </w:pBdr>
-              <w:spacing w:after="10" w:before="0"/>
-            </w:pPr>
-          </w:p>
-          <w:p>
-            <w:pPr>
-              <w:spacing w:after="90" w:before="0"/>
+              <w:spacing w:after="30" w:before="0"/>
+            </w:pPr>
+          </w:p>
+          <w:p>
+            <w:pPr>
+              <w:spacing w:after="300" w:before="0"/>
             </w:pPr>
             <w:r>
               <w:rPr>
@@ -1964,18 +1725,56 @@
                 <w:b/>
                 <w:bCs/>
                 <w:color w:val="64748B"/>
+                <w:sz w:val="13"/>
+                <w:szCs w:val="13"/>
+              </w:rPr>
+              <w:t xml:space="preserve">SIGNATURE</w:t>
+            </w:r>
+          </w:p>
+          <w:p>
+            <w:pPr>
+              <w:spacing w:after="240" w:before="0"/>
+            </w:pPr>
+            <w:r>
+              <w:rPr>
+                <w:rFonts w:ascii="Arial" w:cs="Arial" w:eastAsia="Arial" w:hAnsi="Arial"/>
+                <w:b/>
+                <w:bCs/>
+                <w:color w:val="64748B"/>
+                <w:sz w:val="15"/>
+                <w:szCs w:val="15"/>
+              </w:rPr>
+              <w:t xml:space="preserve">NAME: </w:t>
+            </w:r>
+            <w:r>
+              <w:rPr>
+                <w:rFonts w:ascii="Arial" w:cs="Arial" w:eastAsia="Arial" w:hAnsi="Arial"/>
+                <w:color w:val="94A3B8"/>
                 <w:sz w:val="14"/>
                 <w:szCs w:val="14"/>
               </w:rPr>
-              <w:t xml:space="preserve">SIGNATURE</w:t>
-            </w:r>
-          </w:p>
-          <w:p>
-            <w:pPr>
-              <w:tabs>
-                <w:tab w:val="right" w:pos="4924" w:leader="underscore"/>
-              </w:tabs>
-              <w:spacing w:after="15" w:before="0"/>
+              <w:t xml:space="preserve">__________________________________________________________</w:t>
+            </w:r>
+          </w:p>
+          <w:p>
+            <w:pPr>
+              <w:spacing w:after="300" w:before="0"/>
+            </w:pPr>
+            <w:r>
+              <w:rPr>
+                <w:rFonts w:ascii="Arial" w:cs="Arial" w:eastAsia="Arial" w:hAnsi="Arial"/>
+                <w:b/>
+                <w:bCs/>
+                <w:color w:val="0C2340"/>
+                <w:sz w:val="16"/>
+                <w:szCs w:val="16"/>
+              </w:rPr>
+              <w:t xml:space="preserve">CIRCUIT MANAGER</w:t>
+            </w:r>
+          </w:p>
+          <w:p>
+            <w:pPr>
+              <w:spacing w:after="120" w:before="0"/>
             </w:pPr>
             <w:r>
               <w:rPr>
@@ -1983,41 +1782,8 @@
                 <w:b/>
                 <w:bCs/>
                 <w:color w:val="64748B"/>
-                <w:sz w:val="18"/>
-                <w:szCs w:val="18"/>
-              </w:rPr>
-              <w:t xml:space="preserve">NAME:	</w:t>
-            </w:r>
-          </w:p>
-          <w:p>
-            <w:pPr>
-              <w:spacing w:after="20" w:before="0"/>
-            </w:pPr>
-            <w:r>
-              <w:rPr>
-                <w:rFonts w:ascii="Arial" w:cs="Arial" w:eastAsia="Arial" w:hAnsi="Arial"/>
-                <w:b/>
-                <w:bCs/>
-                <w:color w:val="0C2340"/>
-                <w:sz w:val="19"/>
-                <w:szCs w:val="19"/>
-              </w:rPr>
-              <w:t xml:space="preserve">CIRCUIT MANAGER</w:t>
-            </w:r>
-          </w:p>
-          <w:p>
-            <w:pPr>
-              <w:spacing w:after="0" w:before="40"/>
-              <w:jc w:val="right"/>
-            </w:pPr>
-            <w:r>
-              <w:rPr>
-                <w:rFonts w:ascii="Arial" w:cs="Arial" w:eastAsia="Arial" w:hAnsi="Arial"/>
-                <w:b/>
-                <w:bCs/>
-                <w:color w:val="64748B"/>
-                <w:sz w:val="18"/>
-                <w:szCs w:val="18"/>
+                <w:sz w:val="15"/>
+                <w:szCs w:val="15"/>
               </w:rPr>
               <w:t xml:space="preserve">DATE: </w:t>
             </w:r>
@@ -2025,18 +1791,17 @@
               <w:rPr>
                 <w:rFonts w:ascii="Arial" w:cs="Arial" w:eastAsia="Arial" w:hAnsi="Arial"/>
                 <w:color w:val="94A3B8"/>
-                <w:sz w:val="18"/>
-                <w:szCs w:val="18"/>
-              </w:rPr>
-              <w:t xml:space="preserve">________________________</w:t>
+                <w:sz w:val="14"/>
+                <w:szCs w:val="14"/>
+              </w:rPr>
+              <w:t xml:space="preserve">__________________________________________________________</w:t>
             </w:r>
           </w:p>
         </w:tc>
       </w:tr>
     </w:tbl>
     <w:sectPr>
-      <w:headerReference w:type="default" r:id="rId7"/>
-      <w:footerReference w:type="default" r:id="rId8"/>
+      <w:footerReference w:type="default" r:id="rId7"/>
       <w:pgSz w:w="11905" w:h="16837" w:orient="portrait"/>
       <w:pgMar w:top="566" w:right="566" w:bottom="566" w:left="566" w:header="453" w:footer="453" w:gutter="0"/>
       <w:pgNumType/>
@@ -2169,48 +1934,6 @@
     </w:p>
   </w:footnote>
 </w:footnotes>
-</file>
-
-<file path=word/header1.xml><?xml version="1.0" encoding="utf-8"?>
-<w:hdr xmlns:wpc="http://schemas.microsoft.com/office/word/2010/wordprocessingCanvas" xmlns:mc="http://schemas.openxmlformats.org/markup-compatibility/2006" xmlns:o="urn:schemas-microsoft-com:office:office" xmlns:r="http://schemas.openxmlformats.org/officeDocument/2006/relationships" xmlns:m="http://schemas.openxmlformats.org/officeDocument/2006/math" xmlns:v="urn:schemas-microsoft-com:vml" xmlns:wp14="http://schemas.microsoft.com/office/word/2010/wordprocessingDrawing" xmlns:wp="http://schemas.openxmlformats.org/drawingml/2006/wordprocessingDrawing" xmlns:w10="urn:schemas-microsoft-com:office:word" xmlns:w="http://schemas.openxmlformats.org/wordprocessingml/2006/main" xmlns:w14="http://schemas.microsoft.com/office/word/2010/wordml" xmlns:w15="http://schemas.microsoft.com/office/word/2012/wordml" xmlns:wpg="http://schemas.microsoft.com/office/word/2010/wordprocessingGroup" xmlns:wpi="http://schemas.microsoft.com/office/word/2010/wordprocessingInk" xmlns:wne="http://schemas.microsoft.com/office/word/2006/wordml" xmlns:wps="http://schemas.microsoft.com/office/word/2010/wordprocessingShape" xmlns:cx="http://schemas.microsoft.com/office/drawing/2014/chartex" xmlns:cx1="http://schemas.microsoft.com/office/drawing/2015/9/8/chartex" xmlns:cx2="http://schemas.microsoft.com/office/drawing/2015/10/21/chartex" xmlns:cx3="http://schemas.microsoft.com/office/drawing/2016/5/9/chartex" xmlns:cx4="http://schemas.microsoft.com/office/drawing/2016/5/10/chartex" xmlns:cx5="http://schemas.microsoft.com/office/drawing/2016/5/11/chartex" xmlns:cx6="http://schemas.microsoft.com/office/drawing/2016/5/12/chartex" xmlns:cx7="http://schemas.microsoft.com/office/drawing/2016/5/13/chartex" xmlns:cx8="http://schemas.microsoft.com/office/drawing/2016/5/14/chartex" xmlns:w16cid="http://schemas.microsoft.com/office/word/2016/wordml/cid" xmlns:w16se="http://schemas.microsoft.com/office/word/2015/wordml/symex">
-  <w:p>
-    <w:pPr>
-      <w:pBdr>
-        <w:bottom w:val="single" w:color="CBD5E1" w:sz="6"/>
-      </w:pBdr>
-      <w:tabs>
-        <w:tab w:val="right" w:pos="10771"/>
-      </w:tabs>
-      <w:spacing w:after="80" w:before="0"/>
-    </w:pPr>
-    <w:r>
-      <w:rPr>
-        <w:rFonts w:ascii="Arial" w:cs="Arial" w:eastAsia="Arial" w:hAnsi="Arial"/>
-        <w:b/>
-        <w:bCs/>
-        <w:color w:val="0C2340"/>
-        <w:sz w:val="16"/>
-        <w:szCs w:val="16"/>
-      </w:rPr>
-      <w:t xml:space="preserve">LADY GREY ARTS ACADEMY • STATUTORY SUBMISSION OF SGB CONSTITUTION</w:t>
-    </w:r>
-    <w:r>
-      <w:rPr>
-        <w:rFonts w:ascii="Arial" w:cs="Arial" w:eastAsia="Arial" w:hAnsi="Arial"/>
-      </w:rPr>
-      <w:t xml:space="preserve">	</w:t>
-    </w:r>
-    <w:r>
-      <w:rPr>
-        <w:rFonts w:ascii="Arial" w:cs="Arial" w:eastAsia="Arial" w:hAnsi="Arial"/>
-        <w:color w:val="64748B"/>
-        <w:sz w:val="14"/>
-        <w:szCs w:val="14"/>
-      </w:rPr>
-      <w:t xml:space="preserve">SGB</w:t>
-    </w:r>
-  </w:p>
-</w:hdr>
 </file>
 
 <file path=word/numbering.xml><?xml version="1.0" encoding="utf-8"?>

--- a/SGB_Functionality_Audit_2026/01_SGB_Constitution/07_Proof_of_Submission_to_District_HOD_2026-02-16.docx
+++ b/SGB_Functionality_Audit_2026/01_SGB_Constitution/07_Proof_of_Submission_to_District_HOD_2026-02-16.docx
@@ -169,7 +169,7 @@
             </w:pPr>
             <w:r>
               <w:rPr>
-                <w:rFonts w:ascii="Arial" w:cs="Arial" w:eastAsia="Arial" w:hAnsi="Arial"/>
+                <w:rFonts w:ascii="Aptos" w:cs="Aptos" w:eastAsia="Aptos" w:hAnsi="Aptos"/>
                 <w:b/>
                 <w:bCs/>
                 <w:color w:val="0C2340"/>
@@ -185,7 +185,7 @@
             </w:pPr>
             <w:r>
               <w:rPr>
-                <w:rFonts w:ascii="Arial" w:cs="Arial" w:eastAsia="Arial" w:hAnsi="Arial"/>
+                <w:rFonts w:ascii="Aptos" w:cs="Aptos" w:eastAsia="Aptos" w:hAnsi="Aptos"/>
                 <w:b/>
                 <w:bCs/>
                 <w:i/>
@@ -203,7 +203,7 @@
             </w:pPr>
             <w:r>
               <w:rPr>
-                <w:rFonts w:ascii="Arial" w:cs="Arial" w:eastAsia="Arial" w:hAnsi="Arial"/>
+                <w:rFonts w:ascii="Aptos" w:cs="Aptos" w:eastAsia="Aptos" w:hAnsi="Aptos"/>
                 <w:color w:val="475569"/>
                 <w:sz w:val="14"/>
                 <w:szCs w:val="14"/>
@@ -217,7 +217,7 @@
             </w:pPr>
             <w:r>
               <w:rPr>
-                <w:rFonts w:ascii="Arial" w:cs="Arial" w:eastAsia="Arial" w:hAnsi="Arial"/>
+                <w:rFonts w:ascii="Aptos" w:cs="Aptos" w:eastAsia="Aptos" w:hAnsi="Aptos"/>
                 <w:color w:val="475569"/>
                 <w:sz w:val="14"/>
                 <w:szCs w:val="14"/>
@@ -249,7 +249,7 @@
             </w:pPr>
             <w:r>
               <w:rPr>
-                <w:rFonts w:ascii="Arial" w:cs="Arial" w:eastAsia="Arial" w:hAnsi="Arial"/>
+                <w:rFonts w:ascii="Aptos" w:cs="Aptos" w:eastAsia="Aptos" w:hAnsi="Aptos"/>
                 <w:b/>
                 <w:bCs/>
                 <w:color w:val="0C2340"/>
@@ -265,7 +265,7 @@
             </w:pPr>
             <w:r>
               <w:rPr>
-                <w:rFonts w:ascii="Arial" w:cs="Arial" w:eastAsia="Arial" w:hAnsi="Arial"/>
+                <w:rFonts w:ascii="Aptos" w:cs="Aptos" w:eastAsia="Aptos" w:hAnsi="Aptos"/>
                 <w:color w:val="64748B"/>
                 <w:sz w:val="14"/>
                 <w:szCs w:val="14"/>
@@ -291,14 +291,14 @@
       </w:pPr>
       <w:r>
         <w:rPr>
-          <w:rFonts w:ascii="Arial" w:cs="Arial" w:eastAsia="Arial" w:hAnsi="Arial"/>
+          <w:rFonts w:ascii="Aptos" w:cs="Aptos" w:eastAsia="Aptos" w:hAnsi="Aptos"/>
           <w:b/>
           <w:bCs/>
           <w:color w:val="0C2340"/>
           <w:sz w:val="28"/>
           <w:szCs w:val="28"/>
         </w:rPr>
-        <w:t xml:space="preserve">STATUTORY SUBMISSION OF SGB CONSTITUTION</w:t>
+        <w:t xml:space="preserve">STATUTORY SUBMISSION OF CONSTITUTION OF THE SCHOOL GOVERNING BODY</w:t>
       </w:r>
     </w:p>
     <w:p>
@@ -308,29 +308,12 @@
       </w:pPr>
       <w:r>
         <w:rPr>
-          <w:rFonts w:ascii="Arial" w:cs="Arial" w:eastAsia="Arial" w:hAnsi="Arial"/>
+          <w:rFonts w:ascii="Aptos" w:cs="Aptos" w:eastAsia="Aptos" w:hAnsi="Aptos"/>
           <w:b/>
           <w:bCs/>
           <w:color w:val="A6192E"/>
-          <w:sz w:val="24"/>
-          <w:szCs w:val="24"/>
-        </w:rPr>
-        <w:t xml:space="preserve">LADY GREY ARTS ACADEMY</w:t>
-      </w:r>
-    </w:p>
-    <w:p>
-      <w:pPr>
-        <w:keepLines/>
-        <w:spacing w:after="80" w:before="0" w:line="276"/>
-        <w:ind w:left="0"/>
-        <w:jc w:val="both"/>
-      </w:pPr>
-      <w:r>
-        <w:rPr>
-          <w:rFonts w:ascii="Arial" w:cs="Arial" w:eastAsia="Arial" w:hAnsi="Arial"/>
-          <w:color w:val="1A1A1A"/>
-          <w:sz w:val="20"/>
-          <w:szCs w:val="20"/>
+          <w:sz w:val="22"/>
+          <w:szCs w:val="22"/>
         </w:rPr>
         <w:t xml:space="preserve">TO THE HEAD OF DEPARTMENT • JOE GQABI DISTRICT</w:t>
       </w:r>
@@ -341,12 +324,12 @@
         <w:tabs>
           <w:tab w:val="left" w:pos="566"/>
         </w:tabs>
-        <w:spacing w:after="80" w:before="0"/>
+        <w:spacing w:after="0" w:before="100"/>
         <w:ind w:left="0"/>
       </w:pPr>
       <w:r>
         <w:rPr>
-          <w:rFonts w:ascii="Arial" w:cs="Arial" w:eastAsia="Arial" w:hAnsi="Arial"/>
+          <w:rFonts w:ascii="Aptos" w:cs="Aptos" w:eastAsia="Aptos" w:hAnsi="Aptos"/>
           <w:b/>
           <w:bCs/>
           <w:color w:val="0C2340"/>
@@ -357,7 +340,7 @@
       </w:r>
       <w:r>
         <w:rPr>
-          <w:rFonts w:ascii="Arial" w:cs="Arial" w:eastAsia="Arial" w:hAnsi="Arial"/>
+          <w:rFonts w:ascii="Aptos" w:cs="Aptos" w:eastAsia="Aptos" w:hAnsi="Aptos"/>
           <w:sz w:val="22"/>
           <w:szCs w:val="22"/>
         </w:rPr>
@@ -365,14 +348,14 @@
       </w:r>
       <w:r>
         <w:rPr>
-          <w:rFonts w:ascii="Arial" w:cs="Arial" w:eastAsia="Arial" w:hAnsi="Arial"/>
+          <w:rFonts w:ascii="Aptos" w:cs="Aptos" w:eastAsia="Aptos" w:hAnsi="Aptos"/>
           <w:b/>
           <w:bCs/>
           <w:color w:val="0C2340"/>
           <w:sz w:val="22"/>
           <w:szCs w:val="22"/>
         </w:rPr>
-        <w:t xml:space="preserve">FORMAL TRANSMITTAL AND SUBMISSION OF SGB CONSTITUTION</w:t>
+        <w:t xml:space="preserve">FORMAL TRANSMITTAL AND SUBMISSION OF CONSTITUTION OF THE SCHOOL GOVERNING BODY</w:t>
       </w:r>
     </w:p>
     <w:p>
@@ -381,16 +364,16 @@
         <w:tabs>
           <w:tab w:val="left" w:pos="566"/>
         </w:tabs>
-        <w:spacing w:after="80" w:before="0" w:line="276"/>
+        <w:spacing w:after="0" w:before="100" w:line="300"/>
         <w:ind w:left="566" w:hanging="566"/>
         <w:jc w:val="both"/>
       </w:pPr>
       <w:r>
         <w:rPr>
-          <w:rFonts w:ascii="Arial" w:cs="Arial" w:eastAsia="Arial" w:hAnsi="Arial"/>
-          <w:b/>
-          <w:bCs/>
-          <w:color w:val="0C2340"/>
+          <w:rFonts w:ascii="Aptos" w:cs="Aptos" w:eastAsia="Aptos" w:hAnsi="Aptos"/>
+          <w:b/>
+          <w:bCs/>
+          <w:color w:val="1A1A1A"/>
           <w:sz w:val="20"/>
           <w:szCs w:val="20"/>
         </w:rPr>
@@ -398,7 +381,7 @@
       </w:r>
       <w:r>
         <w:rPr>
-          <w:rFonts w:ascii="Arial" w:cs="Arial" w:eastAsia="Arial" w:hAnsi="Arial"/>
+          <w:rFonts w:ascii="Aptos" w:cs="Aptos" w:eastAsia="Aptos" w:hAnsi="Aptos"/>
           <w:sz w:val="20"/>
           <w:szCs w:val="20"/>
         </w:rPr>
@@ -406,7 +389,7 @@
       </w:r>
       <w:r>
         <w:rPr>
-          <w:rFonts w:ascii="Arial" w:cs="Arial" w:eastAsia="Arial" w:hAnsi="Arial"/>
+          <w:rFonts w:ascii="Aptos" w:cs="Aptos" w:eastAsia="Aptos" w:hAnsi="Aptos"/>
           <w:b w:val="false"/>
           <w:bCs w:val="false"/>
           <w:color w:val="1A1A1A"/>
@@ -422,16 +405,16 @@
         <w:tabs>
           <w:tab w:val="left" w:pos="566"/>
         </w:tabs>
-        <w:spacing w:after="80" w:before="0" w:line="276"/>
+        <w:spacing w:after="0" w:before="100" w:line="300"/>
         <w:ind w:left="566" w:hanging="566"/>
         <w:jc w:val="both"/>
       </w:pPr>
       <w:r>
         <w:rPr>
-          <w:rFonts w:ascii="Arial" w:cs="Arial" w:eastAsia="Arial" w:hAnsi="Arial"/>
-          <w:b/>
-          <w:bCs/>
-          <w:color w:val="0C2340"/>
+          <w:rFonts w:ascii="Aptos" w:cs="Aptos" w:eastAsia="Aptos" w:hAnsi="Aptos"/>
+          <w:b/>
+          <w:bCs/>
+          <w:color w:val="1A1A1A"/>
           <w:sz w:val="20"/>
           <w:szCs w:val="20"/>
         </w:rPr>
@@ -439,7 +422,7 @@
       </w:r>
       <w:r>
         <w:rPr>
-          <w:rFonts w:ascii="Arial" w:cs="Arial" w:eastAsia="Arial" w:hAnsi="Arial"/>
+          <w:rFonts w:ascii="Aptos" w:cs="Aptos" w:eastAsia="Aptos" w:hAnsi="Aptos"/>
           <w:sz w:val="20"/>
           <w:szCs w:val="20"/>
         </w:rPr>
@@ -447,7 +430,7 @@
       </w:r>
       <w:r>
         <w:rPr>
-          <w:rFonts w:ascii="Arial" w:cs="Arial" w:eastAsia="Arial" w:hAnsi="Arial"/>
+          <w:rFonts w:ascii="Aptos" w:cs="Aptos" w:eastAsia="Aptos" w:hAnsi="Aptos"/>
           <w:b w:val="false"/>
           <w:bCs w:val="false"/>
           <w:color w:val="1A1A1A"/>
@@ -463,16 +446,16 @@
         <w:tabs>
           <w:tab w:val="left" w:pos="566"/>
         </w:tabs>
-        <w:spacing w:after="80" w:before="0" w:line="276"/>
+        <w:spacing w:after="0" w:before="100" w:line="300"/>
         <w:ind w:left="566" w:hanging="566"/>
         <w:jc w:val="both"/>
       </w:pPr>
       <w:r>
         <w:rPr>
-          <w:rFonts w:ascii="Arial" w:cs="Arial" w:eastAsia="Arial" w:hAnsi="Arial"/>
-          <w:b/>
-          <w:bCs/>
-          <w:color w:val="0C2340"/>
+          <w:rFonts w:ascii="Aptos" w:cs="Aptos" w:eastAsia="Aptos" w:hAnsi="Aptos"/>
+          <w:b/>
+          <w:bCs/>
+          <w:color w:val="1A1A1A"/>
           <w:sz w:val="20"/>
           <w:szCs w:val="20"/>
         </w:rPr>
@@ -480,7 +463,7 @@
       </w:r>
       <w:r>
         <w:rPr>
-          <w:rFonts w:ascii="Arial" w:cs="Arial" w:eastAsia="Arial" w:hAnsi="Arial"/>
+          <w:rFonts w:ascii="Aptos" w:cs="Aptos" w:eastAsia="Aptos" w:hAnsi="Aptos"/>
           <w:sz w:val="20"/>
           <w:szCs w:val="20"/>
         </w:rPr>
@@ -488,7 +471,7 @@
       </w:r>
       <w:r>
         <w:rPr>
-          <w:rFonts w:ascii="Arial" w:cs="Arial" w:eastAsia="Arial" w:hAnsi="Arial"/>
+          <w:rFonts w:ascii="Aptos" w:cs="Aptos" w:eastAsia="Aptos" w:hAnsi="Aptos"/>
           <w:b w:val="false"/>
           <w:bCs w:val="false"/>
           <w:color w:val="1A1A1A"/>
@@ -504,16 +487,16 @@
         <w:tabs>
           <w:tab w:val="left" w:pos="566"/>
         </w:tabs>
-        <w:spacing w:after="80" w:before="0" w:line="276"/>
+        <w:spacing w:after="0" w:before="100" w:line="300"/>
         <w:ind w:left="566" w:hanging="566"/>
         <w:jc w:val="both"/>
       </w:pPr>
       <w:r>
         <w:rPr>
-          <w:rFonts w:ascii="Arial" w:cs="Arial" w:eastAsia="Arial" w:hAnsi="Arial"/>
-          <w:b/>
-          <w:bCs/>
-          <w:color w:val="0C2340"/>
+          <w:rFonts w:ascii="Aptos" w:cs="Aptos" w:eastAsia="Aptos" w:hAnsi="Aptos"/>
+          <w:b/>
+          <w:bCs/>
+          <w:color w:val="1A1A1A"/>
           <w:sz w:val="20"/>
           <w:szCs w:val="20"/>
         </w:rPr>
@@ -521,7 +504,7 @@
       </w:r>
       <w:r>
         <w:rPr>
-          <w:rFonts w:ascii="Arial" w:cs="Arial" w:eastAsia="Arial" w:hAnsi="Arial"/>
+          <w:rFonts w:ascii="Aptos" w:cs="Aptos" w:eastAsia="Aptos" w:hAnsi="Aptos"/>
           <w:sz w:val="20"/>
           <w:szCs w:val="20"/>
         </w:rPr>
@@ -529,7 +512,7 @@
       </w:r>
       <w:r>
         <w:rPr>
-          <w:rFonts w:ascii="Arial" w:cs="Arial" w:eastAsia="Arial" w:hAnsi="Arial"/>
+          <w:rFonts w:ascii="Aptos" w:cs="Aptos" w:eastAsia="Aptos" w:hAnsi="Aptos"/>
           <w:b w:val="false"/>
           <w:bCs w:val="false"/>
           <w:color w:val="1A1A1A"/>
@@ -545,12 +528,12 @@
         <w:tabs>
           <w:tab w:val="left" w:pos="566"/>
         </w:tabs>
-        <w:spacing w:after="80" w:before="0"/>
+        <w:spacing w:after="0" w:before="100"/>
         <w:ind w:left="0"/>
       </w:pPr>
       <w:r>
         <w:rPr>
-          <w:rFonts w:ascii="Arial" w:cs="Arial" w:eastAsia="Arial" w:hAnsi="Arial"/>
+          <w:rFonts w:ascii="Aptos" w:cs="Aptos" w:eastAsia="Aptos" w:hAnsi="Aptos"/>
           <w:b/>
           <w:bCs/>
           <w:color w:val="0C2340"/>
@@ -561,7 +544,7 @@
       </w:r>
       <w:r>
         <w:rPr>
-          <w:rFonts w:ascii="Arial" w:cs="Arial" w:eastAsia="Arial" w:hAnsi="Arial"/>
+          <w:rFonts w:ascii="Aptos" w:cs="Aptos" w:eastAsia="Aptos" w:hAnsi="Aptos"/>
           <w:sz w:val="22"/>
           <w:szCs w:val="22"/>
         </w:rPr>
@@ -569,7 +552,7 @@
       </w:r>
       <w:r>
         <w:rPr>
-          <w:rFonts w:ascii="Arial" w:cs="Arial" w:eastAsia="Arial" w:hAnsi="Arial"/>
+          <w:rFonts w:ascii="Aptos" w:cs="Aptos" w:eastAsia="Aptos" w:hAnsi="Aptos"/>
           <w:b/>
           <w:bCs/>
           <w:color w:val="0C2340"/>
@@ -585,16 +568,16 @@
         <w:tabs>
           <w:tab w:val="left" w:pos="566"/>
         </w:tabs>
-        <w:spacing w:after="80" w:before="0" w:line="276"/>
+        <w:spacing w:after="0" w:before="100" w:line="300"/>
         <w:ind w:left="566" w:hanging="566"/>
         <w:jc w:val="both"/>
       </w:pPr>
       <w:r>
         <w:rPr>
-          <w:rFonts w:ascii="Arial" w:cs="Arial" w:eastAsia="Arial" w:hAnsi="Arial"/>
-          <w:b/>
-          <w:bCs/>
-          <w:color w:val="0C2340"/>
+          <w:rFonts w:ascii="Aptos" w:cs="Aptos" w:eastAsia="Aptos" w:hAnsi="Aptos"/>
+          <w:b/>
+          <w:bCs/>
+          <w:color w:val="1A1A1A"/>
           <w:sz w:val="20"/>
           <w:szCs w:val="20"/>
         </w:rPr>
@@ -602,7 +585,7 @@
       </w:r>
       <w:r>
         <w:rPr>
-          <w:rFonts w:ascii="Arial" w:cs="Arial" w:eastAsia="Arial" w:hAnsi="Arial"/>
+          <w:rFonts w:ascii="Aptos" w:cs="Aptos" w:eastAsia="Aptos" w:hAnsi="Aptos"/>
           <w:sz w:val="20"/>
           <w:szCs w:val="20"/>
         </w:rPr>
@@ -610,14 +593,14 @@
       </w:r>
       <w:r>
         <w:rPr>
-          <w:rFonts w:ascii="Arial" w:cs="Arial" w:eastAsia="Arial" w:hAnsi="Arial"/>
+          <w:rFonts w:ascii="Aptos" w:cs="Aptos" w:eastAsia="Aptos" w:hAnsi="Aptos"/>
           <w:b w:val="false"/>
           <w:bCs w:val="false"/>
           <w:color w:val="1A1A1A"/>
           <w:sz w:val="20"/>
           <w:szCs w:val="20"/>
         </w:rPr>
-        <w:t xml:space="preserve">In terms of Section 18 of the South African Schools Act (Act No. 84 of 1996) and Provincial Education Regulations, a School Governing Body must submit a copy of its adopted Constitution to the Head of Department within ninety (90) days of election / adoption.</w:t>
+        <w:t xml:space="preserve">In terms of Section 18(1) of South African Schools Act, 1996 (Act No. 84 of 1996) and Provincial Education Regulations, the School Governing Body hereby submits a certified copy of its adopted Constitution of the School Governing Body.</w:t>
       </w:r>
     </w:p>
     <w:p>
@@ -626,16 +609,16 @@
         <w:tabs>
           <w:tab w:val="left" w:pos="566"/>
         </w:tabs>
-        <w:spacing w:after="80" w:before="0" w:line="276"/>
+        <w:spacing w:after="0" w:before="100" w:line="300"/>
         <w:ind w:left="566" w:hanging="566"/>
         <w:jc w:val="both"/>
       </w:pPr>
       <w:r>
         <w:rPr>
-          <w:rFonts w:ascii="Arial" w:cs="Arial" w:eastAsia="Arial" w:hAnsi="Arial"/>
-          <w:b/>
-          <w:bCs/>
-          <w:color w:val="0C2340"/>
+          <w:rFonts w:ascii="Aptos" w:cs="Aptos" w:eastAsia="Aptos" w:hAnsi="Aptos"/>
+          <w:b/>
+          <w:bCs/>
+          <w:color w:val="1A1A1A"/>
           <w:sz w:val="20"/>
           <w:szCs w:val="20"/>
         </w:rPr>
@@ -643,7 +626,7 @@
       </w:r>
       <w:r>
         <w:rPr>
-          <w:rFonts w:ascii="Arial" w:cs="Arial" w:eastAsia="Arial" w:hAnsi="Arial"/>
+          <w:rFonts w:ascii="Aptos" w:cs="Aptos" w:eastAsia="Aptos" w:hAnsi="Aptos"/>
           <w:sz w:val="20"/>
           <w:szCs w:val="20"/>
         </w:rPr>
@@ -651,14 +634,14 @@
       </w:r>
       <w:r>
         <w:rPr>
-          <w:rFonts w:ascii="Arial" w:cs="Arial" w:eastAsia="Arial" w:hAnsi="Arial"/>
+          <w:rFonts w:ascii="Aptos" w:cs="Aptos" w:eastAsia="Aptos" w:hAnsi="Aptos"/>
           <w:b w:val="false"/>
           <w:bCs w:val="false"/>
           <w:color w:val="1A1A1A"/>
           <w:sz w:val="20"/>
           <w:szCs w:val="20"/>
         </w:rPr>
-        <w:t xml:space="preserve">The School Governing Body of Lady Grey Arts Academy hereby formally submits its 2026 SGB Constitution, which was reviewed, accepted, and unanimously adopted at a quorate meeting of the SGB on 28 January 2026.</w:t>
+        <w:t xml:space="preserve">The School Governing Body of Lady Grey Arts Academy formally confirms that this regulatory instrument was reviewed, accepted, and unanimously adopted at a quorate meeting of the SGB on Wednesday, 28 January 2026.</w:t>
       </w:r>
     </w:p>
     <w:p>
@@ -667,38 +650,39 @@
         <w:tabs>
           <w:tab w:val="left" w:pos="566"/>
         </w:tabs>
-        <w:spacing w:after="80" w:before="0"/>
-        <w:ind w:left="0"/>
-      </w:pPr>
-      <w:r>
-        <w:rPr>
-          <w:rFonts w:ascii="Arial" w:cs="Arial" w:eastAsia="Arial" w:hAnsi="Arial"/>
-          <w:b/>
-          <w:bCs/>
-          <w:color w:val="0C2340"/>
-          <w:sz w:val="22"/>
-          <w:szCs w:val="22"/>
-        </w:rPr>
-        <w:t xml:space="preserve">3.</w:t>
-      </w:r>
-      <w:r>
-        <w:rPr>
-          <w:rFonts w:ascii="Arial" w:cs="Arial" w:eastAsia="Arial" w:hAnsi="Arial"/>
-          <w:sz w:val="22"/>
-          <w:szCs w:val="22"/>
+        <w:spacing w:after="0" w:before="100" w:line="300"/>
+        <w:ind w:left="566" w:hanging="566"/>
+        <w:jc w:val="both"/>
+      </w:pPr>
+      <w:r>
+        <w:rPr>
+          <w:rFonts w:ascii="Aptos" w:cs="Aptos" w:eastAsia="Aptos" w:hAnsi="Aptos"/>
+          <w:b/>
+          <w:bCs/>
+          <w:color w:val="1A1A1A"/>
+          <w:sz w:val="20"/>
+          <w:szCs w:val="20"/>
+        </w:rPr>
+        <w:t xml:space="preserve">2.3</w:t>
+      </w:r>
+      <w:r>
+        <w:rPr>
+          <w:rFonts w:ascii="Aptos" w:cs="Aptos" w:eastAsia="Aptos" w:hAnsi="Aptos"/>
+          <w:sz w:val="20"/>
+          <w:szCs w:val="20"/>
         </w:rPr>
         <w:t xml:space="preserve">	</w:t>
       </w:r>
       <w:r>
         <w:rPr>
-          <w:rFonts w:ascii="Arial" w:cs="Arial" w:eastAsia="Arial" w:hAnsi="Arial"/>
-          <w:b/>
-          <w:bCs/>
-          <w:color w:val="0C2340"/>
-          <w:sz w:val="22"/>
-          <w:szCs w:val="22"/>
-        </w:rPr>
-        <w:t xml:space="preserve">SCHEDULE OF ENCLOSURES</w:t>
+          <w:rFonts w:ascii="Aptos" w:cs="Aptos" w:eastAsia="Aptos" w:hAnsi="Aptos"/>
+          <w:b w:val="false"/>
+          <w:bCs w:val="false"/>
+          <w:color w:val="1A1A1A"/>
+          <w:sz w:val="20"/>
+          <w:szCs w:val="20"/>
+        </w:rPr>
+        <w:t xml:space="preserve">The adopted policy and supporting documents are submitted in full satisfaction of the Department of Basic Education 2026 SGB Functionality Audit criteria.</w:t>
       </w:r>
     </w:p>
     <w:p>
@@ -707,39 +691,38 @@
         <w:tabs>
           <w:tab w:val="left" w:pos="566"/>
         </w:tabs>
-        <w:spacing w:after="80" w:before="0" w:line="276"/>
-        <w:ind w:left="566" w:hanging="566"/>
-        <w:jc w:val="both"/>
-      </w:pPr>
-      <w:r>
-        <w:rPr>
-          <w:rFonts w:ascii="Arial" w:cs="Arial" w:eastAsia="Arial" w:hAnsi="Arial"/>
+        <w:spacing w:after="0" w:before="100"/>
+        <w:ind w:left="0"/>
+      </w:pPr>
+      <w:r>
+        <w:rPr>
+          <w:rFonts w:ascii="Aptos" w:cs="Aptos" w:eastAsia="Aptos" w:hAnsi="Aptos"/>
           <w:b/>
           <w:bCs/>
           <w:color w:val="0C2340"/>
-          <w:sz w:val="20"/>
-          <w:szCs w:val="20"/>
-        </w:rPr>
-        <w:t xml:space="preserve">3.1</w:t>
-      </w:r>
-      <w:r>
-        <w:rPr>
-          <w:rFonts w:ascii="Arial" w:cs="Arial" w:eastAsia="Arial" w:hAnsi="Arial"/>
-          <w:sz w:val="20"/>
-          <w:szCs w:val="20"/>
+          <w:sz w:val="22"/>
+          <w:szCs w:val="22"/>
+        </w:rPr>
+        <w:t xml:space="preserve">3.</w:t>
+      </w:r>
+      <w:r>
+        <w:rPr>
+          <w:rFonts w:ascii="Aptos" w:cs="Aptos" w:eastAsia="Aptos" w:hAnsi="Aptos"/>
+          <w:sz w:val="22"/>
+          <w:szCs w:val="22"/>
         </w:rPr>
         <w:t xml:space="preserve">	</w:t>
       </w:r>
       <w:r>
         <w:rPr>
-          <w:rFonts w:ascii="Arial" w:cs="Arial" w:eastAsia="Arial" w:hAnsi="Arial"/>
-          <w:b w:val="false"/>
-          <w:bCs w:val="false"/>
-          <w:color w:val="1A1A1A"/>
-          <w:sz w:val="20"/>
-          <w:szCs w:val="20"/>
-        </w:rPr>
-        <w:t xml:space="preserve">One (1) certified copy of the Adopted 2026 SGB Constitution of Lady Grey Arts Academy.</w:t>
+          <w:rFonts w:ascii="Aptos" w:cs="Aptos" w:eastAsia="Aptos" w:hAnsi="Aptos"/>
+          <w:b/>
+          <w:bCs/>
+          <w:color w:val="0C2340"/>
+          <w:sz w:val="22"/>
+          <w:szCs w:val="22"/>
+        </w:rPr>
+        <w:t xml:space="preserve">SCHEDULE OF ENCLOSURES</w:t>
       </w:r>
     </w:p>
     <w:p>
@@ -748,24 +731,24 @@
         <w:tabs>
           <w:tab w:val="left" w:pos="566"/>
         </w:tabs>
-        <w:spacing w:after="80" w:before="0" w:line="276"/>
+        <w:spacing w:after="0" w:before="100" w:line="300"/>
         <w:ind w:left="566" w:hanging="566"/>
         <w:jc w:val="both"/>
       </w:pPr>
       <w:r>
         <w:rPr>
-          <w:rFonts w:ascii="Arial" w:cs="Arial" w:eastAsia="Arial" w:hAnsi="Arial"/>
-          <w:b/>
-          <w:bCs/>
-          <w:color w:val="0C2340"/>
-          <w:sz w:val="20"/>
-          <w:szCs w:val="20"/>
-        </w:rPr>
-        <w:t xml:space="preserve">3.2</w:t>
-      </w:r>
-      <w:r>
-        <w:rPr>
-          <w:rFonts w:ascii="Arial" w:cs="Arial" w:eastAsia="Arial" w:hAnsi="Arial"/>
+          <w:rFonts w:ascii="Aptos" w:cs="Aptos" w:eastAsia="Aptos" w:hAnsi="Aptos"/>
+          <w:b/>
+          <w:bCs/>
+          <w:color w:val="1A1A1A"/>
+          <w:sz w:val="20"/>
+          <w:szCs w:val="20"/>
+        </w:rPr>
+        <w:t xml:space="preserve">3.1</w:t>
+      </w:r>
+      <w:r>
+        <w:rPr>
+          <w:rFonts w:ascii="Aptos" w:cs="Aptos" w:eastAsia="Aptos" w:hAnsi="Aptos"/>
           <w:sz w:val="20"/>
           <w:szCs w:val="20"/>
         </w:rPr>
@@ -773,14 +756,14 @@
       </w:r>
       <w:r>
         <w:rPr>
-          <w:rFonts w:ascii="Arial" w:cs="Arial" w:eastAsia="Arial" w:hAnsi="Arial"/>
+          <w:rFonts w:ascii="Aptos" w:cs="Aptos" w:eastAsia="Aptos" w:hAnsi="Aptos"/>
           <w:b w:val="false"/>
           <w:bCs w:val="false"/>
           <w:color w:val="1A1A1A"/>
           <w:sz w:val="20"/>
           <w:szCs w:val="20"/>
         </w:rPr>
-        <w:t xml:space="preserve">One (1) certified copy of the SGB Meeting Minutes of 28 January 2026 (Constitution Adoption).</w:t>
+        <w:t xml:space="preserve">One (1) certified copy of the Adopted 2026 Constitution of the School Governing Body of Lady Grey Arts Academy.</w:t>
       </w:r>
     </w:p>
     <w:p>
@@ -789,24 +772,24 @@
         <w:tabs>
           <w:tab w:val="left" w:pos="566"/>
         </w:tabs>
-        <w:spacing w:after="80" w:before="0" w:line="276"/>
+        <w:spacing w:after="0" w:before="100" w:line="300"/>
         <w:ind w:left="566" w:hanging="566"/>
         <w:jc w:val="both"/>
       </w:pPr>
       <w:r>
         <w:rPr>
-          <w:rFonts w:ascii="Arial" w:cs="Arial" w:eastAsia="Arial" w:hAnsi="Arial"/>
-          <w:b/>
-          <w:bCs/>
-          <w:color w:val="0C2340"/>
-          <w:sz w:val="20"/>
-          <w:szCs w:val="20"/>
-        </w:rPr>
-        <w:t xml:space="preserve">3.3</w:t>
-      </w:r>
-      <w:r>
-        <w:rPr>
-          <w:rFonts w:ascii="Arial" w:cs="Arial" w:eastAsia="Arial" w:hAnsi="Arial"/>
+          <w:rFonts w:ascii="Aptos" w:cs="Aptos" w:eastAsia="Aptos" w:hAnsi="Aptos"/>
+          <w:b/>
+          <w:bCs/>
+          <w:color w:val="1A1A1A"/>
+          <w:sz w:val="20"/>
+          <w:szCs w:val="20"/>
+        </w:rPr>
+        <w:t xml:space="preserve">3.2</w:t>
+      </w:r>
+      <w:r>
+        <w:rPr>
+          <w:rFonts w:ascii="Aptos" w:cs="Aptos" w:eastAsia="Aptos" w:hAnsi="Aptos"/>
           <w:sz w:val="20"/>
           <w:szCs w:val="20"/>
         </w:rPr>
@@ -814,14 +797,14 @@
       </w:r>
       <w:r>
         <w:rPr>
-          <w:rFonts w:ascii="Arial" w:cs="Arial" w:eastAsia="Arial" w:hAnsi="Arial"/>
+          <w:rFonts w:ascii="Aptos" w:cs="Aptos" w:eastAsia="Aptos" w:hAnsi="Aptos"/>
           <w:b w:val="false"/>
           <w:bCs w:val="false"/>
           <w:color w:val="1A1A1A"/>
           <w:sz w:val="20"/>
           <w:szCs w:val="20"/>
         </w:rPr>
-        <w:t xml:space="preserve">One (1) copy of the Signed SGB Attendance Register &amp; Quorum Declaration.</w:t>
+        <w:t xml:space="preserve">One (1) certified copy of the SGB Meeting Minutes of Wednesday, 28 January 2026 (Constitution of the School Governing Body Adoption).</w:t>
       </w:r>
     </w:p>
     <w:p>
@@ -830,24 +813,24 @@
         <w:tabs>
           <w:tab w:val="left" w:pos="566"/>
         </w:tabs>
-        <w:spacing w:after="80" w:before="0" w:line="276"/>
+        <w:spacing w:after="0" w:before="100" w:line="300"/>
         <w:ind w:left="566" w:hanging="566"/>
         <w:jc w:val="both"/>
       </w:pPr>
       <w:r>
         <w:rPr>
-          <w:rFonts w:ascii="Arial" w:cs="Arial" w:eastAsia="Arial" w:hAnsi="Arial"/>
-          <w:b/>
-          <w:bCs/>
-          <w:color w:val="0C2340"/>
-          <w:sz w:val="20"/>
-          <w:szCs w:val="20"/>
-        </w:rPr>
-        <w:t xml:space="preserve">3.4</w:t>
-      </w:r>
-      <w:r>
-        <w:rPr>
-          <w:rFonts w:ascii="Arial" w:cs="Arial" w:eastAsia="Arial" w:hAnsi="Arial"/>
+          <w:rFonts w:ascii="Aptos" w:cs="Aptos" w:eastAsia="Aptos" w:hAnsi="Aptos"/>
+          <w:b/>
+          <w:bCs/>
+          <w:color w:val="1A1A1A"/>
+          <w:sz w:val="20"/>
+          <w:szCs w:val="20"/>
+        </w:rPr>
+        <w:t xml:space="preserve">3.3</w:t>
+      </w:r>
+      <w:r>
+        <w:rPr>
+          <w:rFonts w:ascii="Aptos" w:cs="Aptos" w:eastAsia="Aptos" w:hAnsi="Aptos"/>
           <w:sz w:val="20"/>
           <w:szCs w:val="20"/>
         </w:rPr>
@@ -855,14 +838,14 @@
       </w:r>
       <w:r>
         <w:rPr>
-          <w:rFonts w:ascii="Arial" w:cs="Arial" w:eastAsia="Arial" w:hAnsi="Arial"/>
+          <w:rFonts w:ascii="Aptos" w:cs="Aptos" w:eastAsia="Aptos" w:hAnsi="Aptos"/>
           <w:b w:val="false"/>
           <w:bCs w:val="false"/>
           <w:color w:val="1A1A1A"/>
           <w:sz w:val="20"/>
           <w:szCs w:val="20"/>
         </w:rPr>
-        <w:t xml:space="preserve">One (1) certified Certificate of SGB Governance Resolution (LGAA-SGB-RES-2026-01).</w:t>
+        <w:t xml:space="preserve">One (1) copy of the Signed SGB Attendance Register &amp; Quorum Declaration.</w:t>
       </w:r>
     </w:p>
     <w:p>
@@ -871,38 +854,39 @@
         <w:tabs>
           <w:tab w:val="left" w:pos="566"/>
         </w:tabs>
-        <w:spacing w:after="80" w:before="0"/>
-        <w:ind w:left="0"/>
-      </w:pPr>
-      <w:r>
-        <w:rPr>
-          <w:rFonts w:ascii="Arial" w:cs="Arial" w:eastAsia="Arial" w:hAnsi="Arial"/>
-          <w:b/>
-          <w:bCs/>
-          <w:color w:val="0C2340"/>
-          <w:sz w:val="22"/>
-          <w:szCs w:val="22"/>
-        </w:rPr>
-        <w:t xml:space="preserve">4.</w:t>
-      </w:r>
-      <w:r>
-        <w:rPr>
-          <w:rFonts w:ascii="Arial" w:cs="Arial" w:eastAsia="Arial" w:hAnsi="Arial"/>
-          <w:sz w:val="22"/>
-          <w:szCs w:val="22"/>
+        <w:spacing w:after="0" w:before="100" w:line="300"/>
+        <w:ind w:left="566" w:hanging="566"/>
+        <w:jc w:val="both"/>
+      </w:pPr>
+      <w:r>
+        <w:rPr>
+          <w:rFonts w:ascii="Aptos" w:cs="Aptos" w:eastAsia="Aptos" w:hAnsi="Aptos"/>
+          <w:b/>
+          <w:bCs/>
+          <w:color w:val="1A1A1A"/>
+          <w:sz w:val="20"/>
+          <w:szCs w:val="20"/>
+        </w:rPr>
+        <w:t xml:space="preserve">3.4</w:t>
+      </w:r>
+      <w:r>
+        <w:rPr>
+          <w:rFonts w:ascii="Aptos" w:cs="Aptos" w:eastAsia="Aptos" w:hAnsi="Aptos"/>
+          <w:sz w:val="20"/>
+          <w:szCs w:val="20"/>
         </w:rPr>
         <w:t xml:space="preserve">	</w:t>
       </w:r>
       <w:r>
         <w:rPr>
-          <w:rFonts w:ascii="Arial" w:cs="Arial" w:eastAsia="Arial" w:hAnsi="Arial"/>
-          <w:b/>
-          <w:bCs/>
-          <w:color w:val="0C2340"/>
-          <w:sz w:val="22"/>
-          <w:szCs w:val="22"/>
-        </w:rPr>
-        <w:t xml:space="preserve">SUBMISSION SIGNATORIES</w:t>
+          <w:rFonts w:ascii="Aptos" w:cs="Aptos" w:eastAsia="Aptos" w:hAnsi="Aptos"/>
+          <w:b w:val="false"/>
+          <w:bCs w:val="false"/>
+          <w:color w:val="1A1A1A"/>
+          <w:sz w:val="20"/>
+          <w:szCs w:val="20"/>
+        </w:rPr>
+        <w:t xml:space="preserve">One (1) certified Certificate of SGB Governance Resolution (LGAA-SGB-RES-2026-01).</w:t>
       </w:r>
     </w:p>
     <w:p>
@@ -911,39 +895,38 @@
         <w:tabs>
           <w:tab w:val="left" w:pos="566"/>
         </w:tabs>
-        <w:spacing w:after="80" w:before="0" w:line="276"/>
-        <w:ind w:left="566" w:hanging="566"/>
-        <w:jc w:val="both"/>
-      </w:pPr>
-      <w:r>
-        <w:rPr>
-          <w:rFonts w:ascii="Arial" w:cs="Arial" w:eastAsia="Arial" w:hAnsi="Arial"/>
+        <w:spacing w:after="0" w:before="100"/>
+        <w:ind w:left="0"/>
+      </w:pPr>
+      <w:r>
+        <w:rPr>
+          <w:rFonts w:ascii="Aptos" w:cs="Aptos" w:eastAsia="Aptos" w:hAnsi="Aptos"/>
           <w:b/>
           <w:bCs/>
           <w:color w:val="0C2340"/>
-          <w:sz w:val="20"/>
-          <w:szCs w:val="20"/>
-        </w:rPr>
-        <w:t xml:space="preserve">4.1</w:t>
-      </w:r>
-      <w:r>
-        <w:rPr>
-          <w:rFonts w:ascii="Arial" w:cs="Arial" w:eastAsia="Arial" w:hAnsi="Arial"/>
-          <w:sz w:val="20"/>
-          <w:szCs w:val="20"/>
+          <w:sz w:val="22"/>
+          <w:szCs w:val="22"/>
+        </w:rPr>
+        <w:t xml:space="preserve">4.</w:t>
+      </w:r>
+      <w:r>
+        <w:rPr>
+          <w:rFonts w:ascii="Aptos" w:cs="Aptos" w:eastAsia="Aptos" w:hAnsi="Aptos"/>
+          <w:sz w:val="22"/>
+          <w:szCs w:val="22"/>
         </w:rPr>
         <w:t xml:space="preserve">	</w:t>
       </w:r>
       <w:r>
         <w:rPr>
-          <w:rFonts w:ascii="Arial" w:cs="Arial" w:eastAsia="Arial" w:hAnsi="Arial"/>
-          <w:b w:val="false"/>
-          <w:bCs w:val="false"/>
-          <w:color w:val="1A1A1A"/>
-          <w:sz w:val="20"/>
-          <w:szCs w:val="20"/>
-        </w:rPr>
-        <w:t xml:space="preserve">Submitted by the Executive Committee of the School Governing Body of Lady Grey Arts Academy on 16 February 2026.</w:t>
+          <w:rFonts w:ascii="Aptos" w:cs="Aptos" w:eastAsia="Aptos" w:hAnsi="Aptos"/>
+          <w:b/>
+          <w:bCs/>
+          <w:color w:val="0C2340"/>
+          <w:sz w:val="22"/>
+          <w:szCs w:val="22"/>
+        </w:rPr>
+        <w:t xml:space="preserve">SUBMISSION SIGNATORIES</w:t>
       </w:r>
     </w:p>
     <w:p>
@@ -952,146 +935,73 @@
         <w:tabs>
           <w:tab w:val="left" w:pos="566"/>
         </w:tabs>
-        <w:spacing w:after="80" w:before="0"/>
-        <w:ind w:left="0"/>
-      </w:pPr>
-      <w:r>
-        <w:rPr>
-          <w:rFonts w:ascii="Arial" w:cs="Arial" w:eastAsia="Arial" w:hAnsi="Arial"/>
+        <w:spacing w:after="0" w:before="100" w:line="300"/>
+        <w:ind w:left="566" w:hanging="566"/>
+        <w:jc w:val="both"/>
+      </w:pPr>
+      <w:r>
+        <w:rPr>
+          <w:rFonts w:ascii="Aptos" w:cs="Aptos" w:eastAsia="Aptos" w:hAnsi="Aptos"/>
+          <w:b/>
+          <w:bCs/>
+          <w:color w:val="1A1A1A"/>
+          <w:sz w:val="20"/>
+          <w:szCs w:val="20"/>
+        </w:rPr>
+        <w:t xml:space="preserve">4.1</w:t>
+      </w:r>
+      <w:r>
+        <w:rPr>
+          <w:rFonts w:ascii="Aptos" w:cs="Aptos" w:eastAsia="Aptos" w:hAnsi="Aptos"/>
+          <w:sz w:val="20"/>
+          <w:szCs w:val="20"/>
+        </w:rPr>
+        <w:t xml:space="preserve">	</w:t>
+      </w:r>
+      <w:r>
+        <w:rPr>
+          <w:rFonts w:ascii="Aptos" w:cs="Aptos" w:eastAsia="Aptos" w:hAnsi="Aptos"/>
+          <w:b w:val="false"/>
+          <w:bCs w:val="false"/>
+          <w:color w:val="1A1A1A"/>
+          <w:sz w:val="20"/>
+          <w:szCs w:val="20"/>
+        </w:rPr>
+        <w:t xml:space="preserve">Submitted by the Executive Committee of the School Governing Body of Lady Grey Arts Academy on Monday, 16 February 2026.</w:t>
+      </w:r>
+    </w:p>
+    <w:p>
+      <w:pPr>
+        <w:pageBreakBefore/>
+        <w:spacing w:after="0" w:before="0"/>
+      </w:pPr>
+    </w:p>
+    <w:p>
+      <w:pPr>
+        <w:keepLines/>
+        <w:spacing w:after="40" w:before="160"/>
+      </w:pPr>
+      <w:r>
+        <w:rPr>
+          <w:rFonts w:ascii="Aptos" w:cs="Aptos" w:eastAsia="Aptos" w:hAnsi="Aptos"/>
           <w:b/>
           <w:bCs/>
           <w:color w:val="0C2340"/>
           <w:sz w:val="22"/>
           <w:szCs w:val="22"/>
         </w:rPr>
-        <w:t xml:space="preserve">5.</w:t>
-      </w:r>
-      <w:r>
-        <w:rPr>
-          <w:rFonts w:ascii="Arial" w:cs="Arial" w:eastAsia="Arial" w:hAnsi="Arial"/>
-          <w:sz w:val="22"/>
-          <w:szCs w:val="22"/>
-        </w:rPr>
-        <w:t xml:space="preserve">	</w:t>
-      </w:r>
-      <w:r>
-        <w:rPr>
-          <w:rFonts w:ascii="Arial" w:cs="Arial" w:eastAsia="Arial" w:hAnsi="Arial"/>
-          <w:b/>
-          <w:bCs/>
-          <w:color w:val="0C2340"/>
-          <w:sz w:val="22"/>
-          <w:szCs w:val="22"/>
-        </w:rPr>
         <w:t xml:space="preserve">SUBMISSION AND DISTRICT ACKNOWLEDGMENT OF RECEIPT</w:t>
       </w:r>
     </w:p>
     <w:p>
       <w:pPr>
         <w:keepLines/>
-        <w:spacing w:after="80" w:before="0" w:line="276"/>
-        <w:ind w:left="566"/>
+        <w:spacing w:after="120" w:before="20" w:line="300"/>
         <w:jc w:val="both"/>
       </w:pPr>
       <w:r>
         <w:rPr>
-          <w:rFonts w:ascii="Arial" w:cs="Arial" w:eastAsia="Arial" w:hAnsi="Arial"/>
-          <w:color w:val="1A1A1A"/>
-          <w:sz w:val="20"/>
-          <w:szCs w:val="20"/>
-        </w:rPr>
-        <w:t xml:space="preserve">Signed on behalf of the School Governing Body, and acknowledged by the District Office:</w:t>
-      </w:r>
-    </w:p>
-    <w:p>
-      <w:pPr>
-        <w:keepLines/>
-        <w:tabs>
-          <w:tab w:val="left" w:pos="566"/>
-        </w:tabs>
-        <w:spacing w:after="80" w:before="0"/>
-        <w:ind w:left="0"/>
-      </w:pPr>
-      <w:r>
-        <w:rPr>
-          <w:rFonts w:ascii="Arial" w:cs="Arial" w:eastAsia="Arial" w:hAnsi="Arial"/>
-          <w:b/>
-          <w:bCs/>
-          <w:color w:val="0C2340"/>
-          <w:sz w:val="22"/>
-          <w:szCs w:val="22"/>
-        </w:rPr>
-        <w:t xml:space="preserve">6.</w:t>
-      </w:r>
-      <w:r>
-        <w:rPr>
-          <w:rFonts w:ascii="Arial" w:cs="Arial" w:eastAsia="Arial" w:hAnsi="Arial"/>
-          <w:sz w:val="22"/>
-          <w:szCs w:val="22"/>
-        </w:rPr>
-        <w:t xml:space="preserve">	</w:t>
-      </w:r>
-      <w:r>
-        <w:rPr>
-          <w:rFonts w:ascii="Arial" w:cs="Arial" w:eastAsia="Arial" w:hAnsi="Arial"/>
-          <w:b/>
-          <w:bCs/>
-          <w:color w:val="0C2340"/>
-          <w:sz w:val="22"/>
-          <w:szCs w:val="22"/>
-        </w:rPr>
-        <w:t xml:space="preserve">DISTRICT ENDORSEMENT &amp; RECORD OF RECEIPT</w:t>
-      </w:r>
-    </w:p>
-    <w:p>
-      <w:pPr>
-        <w:keepLines/>
-        <w:spacing w:after="80" w:before="0" w:line="276"/>
-        <w:ind w:left="566"/>
-        <w:jc w:val="both"/>
-      </w:pPr>
-      <w:r>
-        <w:rPr>
-          <w:rFonts w:ascii="Arial" w:cs="Arial" w:eastAsia="Arial" w:hAnsi="Arial"/>
-          <w:color w:val="1A1A1A"/>
-          <w:sz w:val="20"/>
-          <w:szCs w:val="20"/>
-        </w:rPr>
-        <w:t xml:space="preserve">Received, verified, and endorsed for departmental records by the District Office:</w:t>
-      </w:r>
-    </w:p>
-    <w:p>
-      <w:pPr>
-        <w:pageBreakBefore/>
-        <w:spacing w:after="0" w:before="0"/>
-      </w:pPr>
-    </w:p>
-    <w:p>
-      <w:pPr>
-        <w:keepLines/>
-        <w:spacing w:after="40" w:before="160"/>
-      </w:pPr>
-      <w:r>
-        <w:rPr>
-          <w:rFonts w:ascii="Arial" w:cs="Arial" w:eastAsia="Arial" w:hAnsi="Arial"/>
-          <w:b/>
-          <w:bCs/>
-          <w:color w:val="0C2340"/>
-          <w:sz w:val="22"/>
-          <w:szCs w:val="22"/>
-        </w:rPr>
-        <w:t xml:space="preserve">SUBMISSION AND DISTRICT ACKNOWLEDGMENT OF RECEIPT</w:t>
-      </w:r>
-    </w:p>
-    <w:p>
-      <w:pPr>
-        <w:keepLines/>
-        <w:spacing w:after="120" w:before="20" w:line="276"/>
-        <w:jc w:val="both"/>
-      </w:pPr>
-      <w:r>
-        <w:rPr>
-          <w:rFonts w:ascii="Arial" w:cs="Arial" w:eastAsia="Arial" w:hAnsi="Arial"/>
+          <w:rFonts w:ascii="Aptos" w:cs="Aptos" w:eastAsia="Aptos" w:hAnsi="Aptos"/>
           <w:color w:val="1A1A1A"/>
           <w:sz w:val="20"/>
           <w:szCs w:val="20"/>
@@ -1158,7 +1068,7 @@
             </w:pPr>
             <w:r>
               <w:rPr>
-                <w:rFonts w:ascii="Arial" w:cs="Arial" w:eastAsia="Arial" w:hAnsi="Arial"/>
+                <w:rFonts w:ascii="Aptos" w:cs="Aptos" w:eastAsia="Aptos" w:hAnsi="Aptos"/>
                 <w:b/>
                 <w:bCs/>
                 <w:color w:val="64748B"/>
@@ -1174,7 +1084,7 @@
             </w:pPr>
             <w:r>
               <w:rPr>
-                <w:rFonts w:ascii="Arial" w:cs="Arial" w:eastAsia="Arial" w:hAnsi="Arial"/>
+                <w:rFonts w:ascii="Aptos" w:cs="Aptos" w:eastAsia="Aptos" w:hAnsi="Aptos"/>
                 <w:b/>
                 <w:bCs/>
                 <w:color w:val="1A1A1A"/>
@@ -1190,7 +1100,7 @@
             </w:pPr>
             <w:r>
               <w:rPr>
-                <w:rFonts w:ascii="Arial" w:cs="Arial" w:eastAsia="Arial" w:hAnsi="Arial"/>
+                <w:rFonts w:ascii="Aptos" w:cs="Aptos" w:eastAsia="Aptos" w:hAnsi="Aptos"/>
                 <w:b/>
                 <w:bCs/>
                 <w:color w:val="0C2340"/>
@@ -1207,7 +1117,7 @@
             </w:pPr>
             <w:r>
               <w:rPr>
-                <w:rFonts w:ascii="Arial" w:cs="Arial" w:eastAsia="Arial" w:hAnsi="Arial"/>
+                <w:rFonts w:ascii="Aptos" w:cs="Aptos" w:eastAsia="Aptos" w:hAnsi="Aptos"/>
                 <w:b/>
                 <w:bCs/>
                 <w:color w:val="64748B"/>
@@ -1218,14 +1128,12 @@
             </w:r>
             <w:r>
               <w:rPr>
-                <w:rFonts w:ascii="Arial" w:cs="Arial" w:eastAsia="Arial" w:hAnsi="Arial"/>
-                <w:b/>
-                <w:bCs/>
-                <w:color w:val="1A1A1A"/>
-                <w:sz w:val="15"/>
-                <w:szCs w:val="15"/>
-              </w:rPr>
-              <w:t xml:space="preserve">16/02/2026</w:t>
+                <w:rFonts w:ascii="Aptos" w:cs="Aptos" w:eastAsia="Aptos" w:hAnsi="Aptos"/>
+                <w:color w:val="94A3B8"/>
+                <w:sz w:val="14"/>
+                <w:szCs w:val="14"/>
+              </w:rPr>
+              <w:t xml:space="preserve">___/___/2026</w:t>
             </w:r>
           </w:p>
         </w:tc>
@@ -1286,7 +1194,7 @@
             </w:pPr>
             <w:r>
               <w:rPr>
-                <w:rFonts w:ascii="Arial" w:cs="Arial" w:eastAsia="Arial" w:hAnsi="Arial"/>
+                <w:rFonts w:ascii="Aptos" w:cs="Aptos" w:eastAsia="Aptos" w:hAnsi="Aptos"/>
                 <w:b/>
                 <w:bCs/>
                 <w:color w:val="64748B"/>
@@ -1302,7 +1210,7 @@
             </w:pPr>
             <w:r>
               <w:rPr>
-                <w:rFonts w:ascii="Arial" w:cs="Arial" w:eastAsia="Arial" w:hAnsi="Arial"/>
+                <w:rFonts w:ascii="Aptos" w:cs="Aptos" w:eastAsia="Aptos" w:hAnsi="Aptos"/>
                 <w:b/>
                 <w:bCs/>
                 <w:color w:val="1A1A1A"/>
@@ -1318,7 +1226,7 @@
             </w:pPr>
             <w:r>
               <w:rPr>
-                <w:rFonts w:ascii="Arial" w:cs="Arial" w:eastAsia="Arial" w:hAnsi="Arial"/>
+                <w:rFonts w:ascii="Aptos" w:cs="Aptos" w:eastAsia="Aptos" w:hAnsi="Aptos"/>
                 <w:b/>
                 <w:bCs/>
                 <w:color w:val="0C2340"/>
@@ -1335,7 +1243,7 @@
             </w:pPr>
             <w:r>
               <w:rPr>
-                <w:rFonts w:ascii="Arial" w:cs="Arial" w:eastAsia="Arial" w:hAnsi="Arial"/>
+                <w:rFonts w:ascii="Aptos" w:cs="Aptos" w:eastAsia="Aptos" w:hAnsi="Aptos"/>
                 <w:b/>
                 <w:bCs/>
                 <w:color w:val="64748B"/>
@@ -1346,14 +1254,12 @@
             </w:r>
             <w:r>
               <w:rPr>
-                <w:rFonts w:ascii="Arial" w:cs="Arial" w:eastAsia="Arial" w:hAnsi="Arial"/>
-                <w:b/>
-                <w:bCs/>
-                <w:color w:val="1A1A1A"/>
-                <w:sz w:val="15"/>
-                <w:szCs w:val="15"/>
-              </w:rPr>
-              <w:t xml:space="preserve">16/02/2026</w:t>
+                <w:rFonts w:ascii="Aptos" w:cs="Aptos" w:eastAsia="Aptos" w:hAnsi="Aptos"/>
+                <w:color w:val="94A3B8"/>
+                <w:sz w:val="14"/>
+                <w:szCs w:val="14"/>
+              </w:rPr>
+              <w:t xml:space="preserve">___/___/2026</w:t>
             </w:r>
           </w:p>
         </w:tc>
@@ -1414,7 +1320,7 @@
             </w:pPr>
             <w:r>
               <w:rPr>
-                <w:rFonts w:ascii="Arial" w:cs="Arial" w:eastAsia="Arial" w:hAnsi="Arial"/>
+                <w:rFonts w:ascii="Aptos" w:cs="Aptos" w:eastAsia="Aptos" w:hAnsi="Aptos"/>
                 <w:b/>
                 <w:bCs/>
                 <w:color w:val="64748B"/>
@@ -1430,7 +1336,7 @@
             </w:pPr>
             <w:r>
               <w:rPr>
-                <w:rFonts w:ascii="Arial" w:cs="Arial" w:eastAsia="Arial" w:hAnsi="Arial"/>
+                <w:rFonts w:ascii="Aptos" w:cs="Aptos" w:eastAsia="Aptos" w:hAnsi="Aptos"/>
                 <w:b/>
                 <w:bCs/>
                 <w:color w:val="1A1A1A"/>
@@ -1446,7 +1352,7 @@
             </w:pPr>
             <w:r>
               <w:rPr>
-                <w:rFonts w:ascii="Arial" w:cs="Arial" w:eastAsia="Arial" w:hAnsi="Arial"/>
+                <w:rFonts w:ascii="Aptos" w:cs="Aptos" w:eastAsia="Aptos" w:hAnsi="Aptos"/>
                 <w:b/>
                 <w:bCs/>
                 <w:color w:val="0C2340"/>
@@ -1463,7 +1369,7 @@
             </w:pPr>
             <w:r>
               <w:rPr>
-                <w:rFonts w:ascii="Arial" w:cs="Arial" w:eastAsia="Arial" w:hAnsi="Arial"/>
+                <w:rFonts w:ascii="Aptos" w:cs="Aptos" w:eastAsia="Aptos" w:hAnsi="Aptos"/>
                 <w:b/>
                 <w:bCs/>
                 <w:color w:val="64748B"/>
@@ -1474,12 +1380,10 @@
             </w:r>
             <w:r>
               <w:rPr>
-                <w:rFonts w:ascii="Arial" w:cs="Arial" w:eastAsia="Arial" w:hAnsi="Arial"/>
-                <w:b/>
-                <w:bCs/>
-                <w:color w:val="1A1A1A"/>
-                <w:sz w:val="15"/>
-                <w:szCs w:val="15"/>
+                <w:rFonts w:ascii="Aptos" w:cs="Aptos" w:eastAsia="Aptos" w:hAnsi="Aptos"/>
+                <w:color w:val="94A3B8"/>
+                <w:sz w:val="14"/>
+                <w:szCs w:val="14"/>
               </w:rPr>
               <w:t xml:space="preserve">___/___/2026</w:t>
             </w:r>
@@ -1531,7 +1435,7 @@
             </w:pPr>
             <w:r>
               <w:rPr>
-                <w:rFonts w:ascii="Arial" w:cs="Arial" w:eastAsia="Arial" w:hAnsi="Arial"/>
+                <w:rFonts w:ascii="Aptos" w:cs="Aptos" w:eastAsia="Aptos" w:hAnsi="Aptos"/>
                 <w:b/>
                 <w:bCs/>
                 <w:color w:val="475569"/>
@@ -1548,7 +1452,7 @@
             </w:pPr>
             <w:r>
               <w:rPr>
-                <w:rFonts w:ascii="Arial" w:cs="Arial" w:eastAsia="Arial" w:hAnsi="Arial"/>
+                <w:rFonts w:ascii="Aptos" w:cs="Aptos" w:eastAsia="Aptos" w:hAnsi="Aptos"/>
                 <w:color w:val="94A3B8"/>
                 <w:sz w:val="14"/>
                 <w:szCs w:val="14"/>
@@ -1566,7 +1470,7 @@
       </w:pPr>
       <w:r>
         <w:rPr>
-          <w:rFonts w:ascii="Arial" w:cs="Arial" w:eastAsia="Arial" w:hAnsi="Arial"/>
+          <w:rFonts w:ascii="Aptos" w:cs="Aptos" w:eastAsia="Aptos" w:hAnsi="Aptos"/>
           <w:b/>
           <w:bCs/>
           <w:color w:val="0C2340"/>
@@ -1583,7 +1487,7 @@
       </w:pPr>
       <w:r>
         <w:rPr>
-          <w:rFonts w:ascii="Arial" w:cs="Arial" w:eastAsia="Arial" w:hAnsi="Arial"/>
+          <w:rFonts w:ascii="Aptos" w:cs="Aptos" w:eastAsia="Aptos" w:hAnsi="Aptos"/>
           <w:color w:val="1A1A1A"/>
           <w:sz w:val="18"/>
           <w:szCs w:val="18"/>
@@ -1638,7 +1542,7 @@
             </w:pPr>
             <w:r>
               <w:rPr>
-                <w:rFonts w:ascii="Arial" w:cs="Arial" w:eastAsia="Arial" w:hAnsi="Arial"/>
+                <w:rFonts w:ascii="Aptos" w:cs="Aptos" w:eastAsia="Aptos" w:hAnsi="Aptos"/>
                 <w:b/>
                 <w:bCs/>
                 <w:color w:val="475569"/>
@@ -1655,7 +1559,7 @@
             </w:pPr>
             <w:r>
               <w:rPr>
-                <w:rFonts w:ascii="Arial" w:cs="Arial" w:eastAsia="Arial" w:hAnsi="Arial"/>
+                <w:rFonts w:ascii="Aptos" w:cs="Aptos" w:eastAsia="Aptos" w:hAnsi="Aptos"/>
                 <w:color w:val="94A3B8"/>
                 <w:sz w:val="14"/>
                 <w:szCs w:val="14"/>
@@ -1721,7 +1625,7 @@
             </w:pPr>
             <w:r>
               <w:rPr>
-                <w:rFonts w:ascii="Arial" w:cs="Arial" w:eastAsia="Arial" w:hAnsi="Arial"/>
+                <w:rFonts w:ascii="Aptos" w:cs="Aptos" w:eastAsia="Aptos" w:hAnsi="Aptos"/>
                 <w:b/>
                 <w:bCs/>
                 <w:color w:val="64748B"/>
@@ -1737,7 +1641,7 @@
             </w:pPr>
             <w:r>
               <w:rPr>
-                <w:rFonts w:ascii="Arial" w:cs="Arial" w:eastAsia="Arial" w:hAnsi="Arial"/>
+                <w:rFonts w:ascii="Aptos" w:cs="Aptos" w:eastAsia="Aptos" w:hAnsi="Aptos"/>
                 <w:b/>
                 <w:bCs/>
                 <w:color w:val="64748B"/>
@@ -1748,7 +1652,7 @@
             </w:r>
             <w:r>
               <w:rPr>
-                <w:rFonts w:ascii="Arial" w:cs="Arial" w:eastAsia="Arial" w:hAnsi="Arial"/>
+                <w:rFonts w:ascii="Aptos" w:cs="Aptos" w:eastAsia="Aptos" w:hAnsi="Aptos"/>
                 <w:color w:val="94A3B8"/>
                 <w:sz w:val="14"/>
                 <w:szCs w:val="14"/>
@@ -1762,7 +1666,7 @@
             </w:pPr>
             <w:r>
               <w:rPr>
-                <w:rFonts w:ascii="Arial" w:cs="Arial" w:eastAsia="Arial" w:hAnsi="Arial"/>
+                <w:rFonts w:ascii="Aptos" w:cs="Aptos" w:eastAsia="Aptos" w:hAnsi="Aptos"/>
                 <w:b/>
                 <w:bCs/>
                 <w:color w:val="0C2340"/>
@@ -1778,7 +1682,7 @@
             </w:pPr>
             <w:r>
               <w:rPr>
-                <w:rFonts w:ascii="Arial" w:cs="Arial" w:eastAsia="Arial" w:hAnsi="Arial"/>
+                <w:rFonts w:ascii="Aptos" w:cs="Aptos" w:eastAsia="Aptos" w:hAnsi="Aptos"/>
                 <w:b/>
                 <w:bCs/>
                 <w:color w:val="64748B"/>
@@ -1789,7 +1693,7 @@
             </w:r>
             <w:r>
               <w:rPr>
-                <w:rFonts w:ascii="Arial" w:cs="Arial" w:eastAsia="Arial" w:hAnsi="Arial"/>
+                <w:rFonts w:ascii="Aptos" w:cs="Aptos" w:eastAsia="Aptos" w:hAnsi="Aptos"/>
                 <w:color w:val="94A3B8"/>
                 <w:sz w:val="14"/>
                 <w:szCs w:val="14"/>
@@ -1864,7 +1768,7 @@
     </w:pPr>
     <w:r>
       <w:rPr>
-        <w:rFonts w:ascii="Arial" w:cs="Arial" w:eastAsia="Arial" w:hAnsi="Arial"/>
+        <w:rFonts w:ascii="Aptos" w:cs="Aptos" w:eastAsia="Aptos" w:hAnsi="Aptos"/>
         <w:color w:val="64748B"/>
         <w:sz w:val="17"/>
         <w:szCs w:val="17"/>
@@ -1876,7 +1780,7 @@
     </w:r>
     <w:r>
       <w:rPr>
-        <w:rFonts w:ascii="Arial" w:cs="Arial" w:eastAsia="Arial" w:hAnsi="Arial"/>
+        <w:rFonts w:ascii="Aptos" w:cs="Aptos" w:eastAsia="Aptos" w:hAnsi="Aptos"/>
         <w:color w:val="64748B"/>
         <w:sz w:val="17"/>
         <w:szCs w:val="17"/>
@@ -1885,7 +1789,7 @@
     </w:r>
     <w:r>
       <w:rPr>
-        <w:rFonts w:ascii="Arial" w:cs="Arial" w:eastAsia="Arial" w:hAnsi="Arial"/>
+        <w:rFonts w:ascii="Aptos" w:cs="Aptos" w:eastAsia="Aptos" w:hAnsi="Aptos"/>
         <w:color w:val="64748B"/>
         <w:sz w:val="17"/>
         <w:szCs w:val="17"/>
@@ -2036,7 +1940,7 @@
   <w:docDefaults>
     <w:rPrDefault>
       <w:rPr>
-        <w:rFonts w:ascii="Arial" w:cs="Arial" w:eastAsia="Arial" w:hAnsi="Arial"/>
+        <w:rFonts w:ascii="Aptos" w:cs="Aptos" w:eastAsia="Aptos" w:hAnsi="Aptos"/>
         <w:color w:val="1A1A1A"/>
         <w:sz w:val="20"/>
         <w:szCs w:val="20"/>
